--- a/Layouts/SVA Regulation IndeksDep.docx
+++ b/Layouts/SVA Regulation IndeksDep.docx
@@ -5,8 +5,8 @@
     <w:p>
       <w:pPr>
         <w:tabs>
-          <w:tab w:val="left" w:pos="6521"/>
-          <w:tab w:val="left" w:pos="7513"/>
+          <w:tab w:val="left" w:pos="6237"/>
+          <w:tab w:val="left" w:pos="7230"/>
         </w:tabs>
         <w:overflowPunct w:val="0"/>
         <w:autoSpaceDE w:val="0"/>
@@ -15,30 +15,30 @@
         <w:spacing w:after="0" w:line="240" w:lineRule="auto"/>
         <w:textAlignment w:val="baseline"/>
         <w:rPr>
-          <w:rFonts w:ascii="Arial" w:hAnsi="Arial" w:eastAsia="Times New Roman" w:cs="Arial"/>
+          <w:rFonts w:ascii="Arial" w:eastAsia="Times New Roman" w:hAnsi="Arial" w:cs="Arial"/>
           <w:lang w:val="en-US" w:eastAsia="en-US"/>
         </w:rPr>
       </w:pPr>
       <w:sdt>
         <w:sdtPr>
           <w:rPr>
-            <w:rFonts w:ascii="Arial" w:hAnsi="Arial" w:eastAsia="Times New Roman" w:cs="Arial"/>
+            <w:rFonts w:ascii="Arial" w:eastAsia="Times New Roman" w:hAnsi="Arial" w:cs="Arial"/>
             <w:lang w:val="en-US" w:eastAsia="en-US"/>
           </w:rPr>
           <w:alias w:val="#Nav: /SVA_Regulations/OName1"/>
-          <w:tag w:val="#Nav: SVA Regulation Indeks/50080"/>
+          <w:tag w:val="#Nav: SVA Regulation Indeks Deposit/50030"/>
           <w:id w:val="1110008705"/>
           <w:placeholder>
             <w:docPart w:val="DefaultPlaceholder_-1854013440"/>
           </w:placeholder>
-          <w:dataBinding w:prefixMappings="xmlns:ns0='urn:microsoft-dynamics-nav/reports/SVA Regulation Indeks/50080/'" w:xpath="/ns0:NavWordReportXmlPart[1]/ns0:SVA_Regulations[1]/ns0:OName1[1]" w:storeItemID="{DB275D65-7904-43D6-8D89-0EDF341AE2BF}"/>
+          <w:dataBinding w:prefixMappings="xmlns:ns0='urn:microsoft-dynamics-nav/reports/SVA Regulation Indeks Deposit/50030/'" w:xpath="/ns0:NavWordReportXmlPart[1]/ns0:SVA_Regulations[1]/ns0:OName1[1]" w:storeItemID="{A3600BB3-FD30-40BC-8776-6B090C38989D}"/>
           <w:text/>
         </w:sdtPr>
         <w:sdtEndPr/>
         <w:sdtContent>
           <w:r>
             <w:rPr>
-              <w:rFonts w:ascii="Arial" w:hAnsi="Arial" w:eastAsia="Times New Roman" w:cs="Arial"/>
+              <w:rFonts w:ascii="Arial" w:eastAsia="Times New Roman" w:hAnsi="Arial" w:cs="Arial"/>
               <w:lang w:val="en-US" w:eastAsia="en-US"/>
             </w:rPr>
             <w:t>OName1</w:t>
@@ -47,15 +47,38 @@
       </w:sdt>
       <w:r>
         <w:rPr>
-          <w:rFonts w:ascii="Arial" w:hAnsi="Arial" w:eastAsia="Times New Roman" w:cs="Arial"/>
+          <w:rFonts w:ascii="Arial" w:eastAsia="Times New Roman" w:hAnsi="Arial" w:cs="Arial"/>
           <w:lang w:val="en-US" w:eastAsia="en-US"/>
         </w:rPr>
         <w:tab/>
-        <w:t>Dato…..:</w:t>
-      </w:r>
-      <w:r>
-        <w:rPr>
-          <w:rFonts w:ascii="Arial" w:hAnsi="Arial" w:eastAsia="Times New Roman" w:cs="Arial"/>
+      </w:r>
+      <w:bookmarkStart w:id="0" w:name="_GoBack"/>
+      <w:r>
+        <w:rPr>
+          <w:rFonts w:ascii="Arial" w:eastAsia="Times New Roman" w:hAnsi="Arial" w:cs="Arial"/>
+          <w:lang w:val="en-US" w:eastAsia="en-US"/>
+        </w:rPr>
+        <w:t>Dato</w:t>
+      </w:r>
+      <w:proofErr w:type="gramStart"/>
+      <w:r>
+        <w:rPr>
+          <w:rFonts w:ascii="Arial" w:eastAsia="Times New Roman" w:hAnsi="Arial" w:cs="Arial"/>
+          <w:lang w:val="en-US" w:eastAsia="en-US"/>
+        </w:rPr>
+        <w:t>…..</w:t>
+      </w:r>
+      <w:proofErr w:type="gramEnd"/>
+      <w:r>
+        <w:rPr>
+          <w:rFonts w:ascii="Arial" w:eastAsia="Times New Roman" w:hAnsi="Arial" w:cs="Arial"/>
+          <w:lang w:val="en-US" w:eastAsia="en-US"/>
+        </w:rPr>
+        <w:t>:</w:t>
+      </w:r>
+      <w:r>
+        <w:rPr>
+          <w:rFonts w:ascii="Arial" w:eastAsia="Times New Roman" w:hAnsi="Arial" w:cs="Arial"/>
           <w:lang w:val="en-US" w:eastAsia="en-US"/>
         </w:rPr>
         <w:tab/>
@@ -63,36 +86,36 @@
       </w:r>
       <w:r>
         <w:rPr>
-          <w:rFonts w:ascii="Arial" w:hAnsi="Arial" w:eastAsia="Times New Roman" w:cs="Arial"/>
+          <w:rFonts w:ascii="Arial" w:eastAsia="Times New Roman" w:hAnsi="Arial" w:cs="Arial"/>
           <w:lang w:eastAsia="en-US"/>
         </w:rPr>
         <w:fldChar w:fldCharType="begin"/>
       </w:r>
       <w:r>
         <w:rPr>
-          <w:rFonts w:ascii="Arial" w:hAnsi="Arial" w:eastAsia="Times New Roman" w:cs="Arial"/>
+          <w:rFonts w:ascii="Arial" w:eastAsia="Times New Roman" w:hAnsi="Arial" w:cs="Arial"/>
           <w:lang w:eastAsia="en-US"/>
         </w:rPr>
         <w:instrText xml:space="preserve"> TIME \@ "d. MMMM yyyy" </w:instrText>
       </w:r>
       <w:r>
         <w:rPr>
-          <w:rFonts w:ascii="Arial" w:hAnsi="Arial" w:eastAsia="Times New Roman" w:cs="Arial"/>
+          <w:rFonts w:ascii="Arial" w:eastAsia="Times New Roman" w:hAnsi="Arial" w:cs="Arial"/>
           <w:lang w:eastAsia="en-US"/>
         </w:rPr>
         <w:fldChar w:fldCharType="separate"/>
       </w:r>
       <w:r>
         <w:rPr>
-          <w:rFonts w:ascii="Arial" w:hAnsi="Arial" w:eastAsia="Times New Roman" w:cs="Arial"/>
+          <w:rFonts w:ascii="Arial" w:eastAsia="Times New Roman" w:hAnsi="Arial" w:cs="Arial"/>
           <w:noProof/>
           <w:lang w:eastAsia="en-US"/>
         </w:rPr>
-        <w:t>13. januar 2019</w:t>
-      </w:r>
-      <w:r>
-        <w:rPr>
-          <w:rFonts w:ascii="Arial" w:hAnsi="Arial" w:eastAsia="Times New Roman" w:cs="Arial"/>
+        <w:t>10. december 2019</w:t>
+      </w:r>
+      <w:r>
+        <w:rPr>
+          <w:rFonts w:ascii="Arial" w:eastAsia="Times New Roman" w:hAnsi="Arial" w:cs="Arial"/>
           <w:lang w:eastAsia="en-US"/>
         </w:rPr>
         <w:fldChar w:fldCharType="end"/>
@@ -101,8 +124,8 @@
     <w:p>
       <w:pPr>
         <w:tabs>
-          <w:tab w:val="left" w:pos="6521"/>
-          <w:tab w:val="left" w:pos="7513"/>
+          <w:tab w:val="left" w:pos="6237"/>
+          <w:tab w:val="left" w:pos="7230"/>
         </w:tabs>
         <w:overflowPunct w:val="0"/>
         <w:autoSpaceDE w:val="0"/>
@@ -111,30 +134,30 @@
         <w:spacing w:after="0" w:line="240" w:lineRule="auto"/>
         <w:textAlignment w:val="baseline"/>
         <w:rPr>
-          <w:rFonts w:ascii="Arial" w:hAnsi="Arial" w:eastAsia="Times New Roman" w:cs="Arial"/>
+          <w:rFonts w:ascii="Arial" w:eastAsia="Times New Roman" w:hAnsi="Arial" w:cs="Arial"/>
           <w:lang w:val="en-US" w:eastAsia="en-US"/>
         </w:rPr>
       </w:pPr>
       <w:sdt>
         <w:sdtPr>
           <w:rPr>
-            <w:rFonts w:ascii="Arial" w:hAnsi="Arial" w:eastAsia="Times New Roman" w:cs="Arial"/>
+            <w:rFonts w:ascii="Arial" w:eastAsia="Times New Roman" w:hAnsi="Arial" w:cs="Arial"/>
             <w:lang w:val="en-US" w:eastAsia="en-US"/>
           </w:rPr>
           <w:alias w:val="#Nav: /SVA_Regulations/OName2"/>
-          <w:tag w:val="#Nav: SVA Regulation Indeks/50080"/>
+          <w:tag w:val="#Nav: SVA Regulation Indeks Deposit/50030"/>
           <w:id w:val="-1591691422"/>
           <w:placeholder>
             <w:docPart w:val="DefaultPlaceholder_-1854013440"/>
           </w:placeholder>
-          <w:dataBinding w:prefixMappings="xmlns:ns0='urn:microsoft-dynamics-nav/reports/SVA Regulation Indeks/50080/'" w:xpath="/ns0:NavWordReportXmlPart[1]/ns0:SVA_Regulations[1]/ns0:OName2[1]" w:storeItemID="{DB275D65-7904-43D6-8D89-0EDF341AE2BF}"/>
+          <w:dataBinding w:prefixMappings="xmlns:ns0='urn:microsoft-dynamics-nav/reports/SVA Regulation Indeks Deposit/50030/'" w:xpath="/ns0:NavWordReportXmlPart[1]/ns0:SVA_Regulations[1]/ns0:OName2[1]" w:storeItemID="{A3600BB3-FD30-40BC-8776-6B090C38989D}"/>
           <w:text/>
         </w:sdtPr>
         <w:sdtEndPr/>
         <w:sdtContent>
           <w:r>
             <w:rPr>
-              <w:rFonts w:ascii="Arial" w:hAnsi="Arial" w:eastAsia="Times New Roman" w:cs="Arial"/>
+              <w:rFonts w:ascii="Arial" w:eastAsia="Times New Roman" w:hAnsi="Arial" w:cs="Arial"/>
               <w:lang w:val="en-US" w:eastAsia="en-US"/>
             </w:rPr>
             <w:t>OName2</w:t>
@@ -143,7 +166,7 @@
       </w:sdt>
       <w:r>
         <w:rPr>
-          <w:rFonts w:ascii="Arial" w:hAnsi="Arial" w:eastAsia="Times New Roman" w:cs="Arial"/>
+          <w:rFonts w:ascii="Arial" w:eastAsia="Times New Roman" w:hAnsi="Arial" w:cs="Arial"/>
           <w:lang w:val="en-US" w:eastAsia="en-US"/>
         </w:rPr>
         <w:tab/>
@@ -151,7 +174,7 @@
       <w:proofErr w:type="spellStart"/>
       <w:r>
         <w:rPr>
-          <w:rFonts w:ascii="Arial" w:hAnsi="Arial" w:eastAsia="Times New Roman" w:cs="Arial"/>
+          <w:rFonts w:ascii="Arial" w:eastAsia="Times New Roman" w:hAnsi="Arial" w:cs="Arial"/>
           <w:lang w:val="en-US" w:eastAsia="en-US"/>
         </w:rPr>
         <w:t>Lejemål</w:t>
@@ -159,14 +182,14 @@
       <w:proofErr w:type="spellEnd"/>
       <w:r>
         <w:rPr>
-          <w:rFonts w:ascii="Arial" w:hAnsi="Arial" w:eastAsia="Times New Roman" w:cs="Arial"/>
+          <w:rFonts w:ascii="Arial" w:eastAsia="Times New Roman" w:hAnsi="Arial" w:cs="Arial"/>
           <w:lang w:val="en-US" w:eastAsia="en-US"/>
         </w:rPr>
         <w:t>.:</w:t>
       </w:r>
       <w:r>
         <w:rPr>
-          <w:rFonts w:ascii="Arial" w:hAnsi="Arial" w:eastAsia="Times New Roman" w:cs="Arial"/>
+          <w:rFonts w:ascii="Arial" w:eastAsia="Times New Roman" w:hAnsi="Arial" w:cs="Arial"/>
           <w:lang w:val="en-US" w:eastAsia="en-US"/>
         </w:rPr>
         <w:tab/>
@@ -175,16 +198,16 @@
       <w:sdt>
         <w:sdtPr>
           <w:rPr>
-            <w:rFonts w:ascii="Arial" w:hAnsi="Arial" w:eastAsia="Times New Roman" w:cs="Arial"/>
+            <w:rFonts w:ascii="Arial" w:eastAsia="Times New Roman" w:hAnsi="Arial" w:cs="Arial"/>
             <w:lang w:val="en-US" w:eastAsia="en-US"/>
           </w:rPr>
           <w:alias w:val="#Nav: /SVA_Regulations/TenancyNo"/>
-          <w:tag w:val="#Nav: SVA Regulation Indeks/50080"/>
+          <w:tag w:val="#Nav: SVA Regulation Indeks Deposit/50030"/>
           <w:id w:val="800663584"/>
           <w:placeholder>
             <w:docPart w:val="DefaultPlaceholder_-1854013440"/>
           </w:placeholder>
-          <w:dataBinding w:prefixMappings="xmlns:ns0='urn:microsoft-dynamics-nav/reports/SVA Regulation Indeks/50080/'" w:xpath="/ns0:NavWordReportXmlPart[1]/ns0:SVA_Regulations[1]/ns0:TenancyNo[1]" w:storeItemID="{DB275D65-7904-43D6-8D89-0EDF341AE2BF}"/>
+          <w:dataBinding w:prefixMappings="xmlns:ns0='urn:microsoft-dynamics-nav/reports/SVA Regulation Indeks Deposit/50030/'" w:xpath="/ns0:NavWordReportXmlPart[1]/ns0:SVA_Regulations[1]/ns0:TenancyNo[1]" w:storeItemID="{A3600BB3-FD30-40BC-8776-6B090C38989D}"/>
           <w:text/>
         </w:sdtPr>
         <w:sdtEndPr/>
@@ -192,7 +215,7 @@
           <w:proofErr w:type="spellStart"/>
           <w:r>
             <w:rPr>
-              <w:rFonts w:ascii="Arial" w:hAnsi="Arial" w:eastAsia="Times New Roman" w:cs="Arial"/>
+              <w:rFonts w:ascii="Arial" w:eastAsia="Times New Roman" w:hAnsi="Arial" w:cs="Arial"/>
               <w:lang w:val="en-US" w:eastAsia="en-US"/>
             </w:rPr>
             <w:t>TenancyNo</w:t>
@@ -204,8 +227,8 @@
     <w:p>
       <w:pPr>
         <w:tabs>
-          <w:tab w:val="left" w:pos="6521"/>
-          <w:tab w:val="left" w:pos="7513"/>
+          <w:tab w:val="left" w:pos="6237"/>
+          <w:tab w:val="left" w:pos="7230"/>
         </w:tabs>
         <w:overflowPunct w:val="0"/>
         <w:autoSpaceDE w:val="0"/>
@@ -214,23 +237,23 @@
         <w:spacing w:after="0" w:line="240" w:lineRule="auto"/>
         <w:textAlignment w:val="baseline"/>
         <w:rPr>
-          <w:rFonts w:ascii="Arial" w:hAnsi="Arial" w:eastAsia="Times New Roman" w:cs="Arial"/>
+          <w:rFonts w:ascii="Arial" w:eastAsia="Times New Roman" w:hAnsi="Arial" w:cs="Arial"/>
           <w:lang w:val="en-US" w:eastAsia="en-US"/>
         </w:rPr>
       </w:pPr>
       <w:sdt>
         <w:sdtPr>
           <w:rPr>
-            <w:rFonts w:ascii="Arial" w:hAnsi="Arial" w:eastAsia="Times New Roman" w:cs="Arial"/>
+            <w:rFonts w:ascii="Arial" w:eastAsia="Times New Roman" w:hAnsi="Arial" w:cs="Arial"/>
             <w:lang w:val="en-US" w:eastAsia="en-US"/>
           </w:rPr>
           <w:alias w:val="#Nav: /SVA_Regulations/OAddress"/>
-          <w:tag w:val="#Nav: SVA Regulation Indeks/50080"/>
+          <w:tag w:val="#Nav: SVA Regulation Indeks Deposit/50030"/>
           <w:id w:val="-1602953364"/>
           <w:placeholder>
             <w:docPart w:val="DefaultPlaceholder_-1854013440"/>
           </w:placeholder>
-          <w:dataBinding w:prefixMappings="xmlns:ns0='urn:microsoft-dynamics-nav/reports/SVA Regulation Indeks/50080/'" w:xpath="/ns0:NavWordReportXmlPart[1]/ns0:SVA_Regulations[1]/ns0:OAddress[1]" w:storeItemID="{DB275D65-7904-43D6-8D89-0EDF341AE2BF}"/>
+          <w:dataBinding w:prefixMappings="xmlns:ns0='urn:microsoft-dynamics-nav/reports/SVA Regulation Indeks Deposit/50030/'" w:xpath="/ns0:NavWordReportXmlPart[1]/ns0:SVA_Regulations[1]/ns0:OAddress[1]" w:storeItemID="{A3600BB3-FD30-40BC-8776-6B090C38989D}"/>
           <w:text/>
         </w:sdtPr>
         <w:sdtEndPr/>
@@ -238,7 +261,7 @@
           <w:proofErr w:type="spellStart"/>
           <w:r>
             <w:rPr>
-              <w:rFonts w:ascii="Arial" w:hAnsi="Arial" w:eastAsia="Times New Roman" w:cs="Arial"/>
+              <w:rFonts w:ascii="Arial" w:eastAsia="Times New Roman" w:hAnsi="Arial" w:cs="Arial"/>
               <w:lang w:val="en-US" w:eastAsia="en-US"/>
             </w:rPr>
             <w:t>OAddress</w:t>
@@ -248,7 +271,7 @@
       </w:sdt>
       <w:r>
         <w:rPr>
-          <w:rFonts w:ascii="Arial" w:hAnsi="Arial" w:eastAsia="Times New Roman" w:cs="Arial"/>
+          <w:rFonts w:ascii="Arial" w:eastAsia="Times New Roman" w:hAnsi="Arial" w:cs="Arial"/>
           <w:lang w:val="en-US" w:eastAsia="en-US"/>
         </w:rPr>
         <w:tab/>
@@ -256,7 +279,7 @@
       <w:proofErr w:type="spellStart"/>
       <w:r>
         <w:rPr>
-          <w:rFonts w:ascii="Arial" w:hAnsi="Arial" w:eastAsia="Times New Roman" w:cs="Arial"/>
+          <w:rFonts w:ascii="Arial" w:eastAsia="Times New Roman" w:hAnsi="Arial" w:cs="Arial"/>
           <w:lang w:val="en-US" w:eastAsia="en-US"/>
         </w:rPr>
         <w:t>Kontrakt</w:t>
@@ -264,14 +287,14 @@
       <w:proofErr w:type="spellEnd"/>
       <w:r>
         <w:rPr>
-          <w:rFonts w:ascii="Arial" w:hAnsi="Arial" w:eastAsia="Times New Roman" w:cs="Arial"/>
+          <w:rFonts w:ascii="Arial" w:eastAsia="Times New Roman" w:hAnsi="Arial" w:cs="Arial"/>
           <w:lang w:val="en-US" w:eastAsia="en-US"/>
         </w:rPr>
         <w:t>:</w:t>
       </w:r>
       <w:r>
         <w:rPr>
-          <w:rFonts w:ascii="Arial" w:hAnsi="Arial" w:eastAsia="Times New Roman" w:cs="Arial"/>
+          <w:rFonts w:ascii="Arial" w:eastAsia="Times New Roman" w:hAnsi="Arial" w:cs="Arial"/>
           <w:lang w:val="en-US" w:eastAsia="en-US"/>
         </w:rPr>
         <w:tab/>
@@ -280,16 +303,16 @@
       <w:sdt>
         <w:sdtPr>
           <w:rPr>
-            <w:rFonts w:ascii="Arial" w:hAnsi="Arial" w:eastAsia="Times New Roman" w:cs="Arial"/>
+            <w:rFonts w:ascii="Arial" w:eastAsia="Times New Roman" w:hAnsi="Arial" w:cs="Arial"/>
             <w:lang w:val="en-US" w:eastAsia="en-US"/>
           </w:rPr>
           <w:alias w:val="#Nav: /SVA_Regulations/Onumber"/>
-          <w:tag w:val="#Nav: SVA Regulation Indeks/50080"/>
+          <w:tag w:val="#Nav: SVA Regulation Indeks Deposit/50030"/>
           <w:id w:val="1540633193"/>
           <w:placeholder>
             <w:docPart w:val="DefaultPlaceholder_-1854013440"/>
           </w:placeholder>
-          <w:dataBinding w:prefixMappings="xmlns:ns0='urn:microsoft-dynamics-nav/reports/SVA Regulation Indeks/50080/'" w:xpath="/ns0:NavWordReportXmlPart[1]/ns0:SVA_Regulations[1]/ns0:Onumber[1]" w:storeItemID="{DB275D65-7904-43D6-8D89-0EDF341AE2BF}"/>
+          <w:dataBinding w:prefixMappings="xmlns:ns0='urn:microsoft-dynamics-nav/reports/SVA Regulation Indeks Deposit/50030/'" w:xpath="/ns0:NavWordReportXmlPart[1]/ns0:SVA_Regulations[1]/ns0:Onumber[1]" w:storeItemID="{A3600BB3-FD30-40BC-8776-6B090C38989D}"/>
           <w:text/>
         </w:sdtPr>
         <w:sdtEndPr/>
@@ -297,7 +320,7 @@
           <w:proofErr w:type="spellStart"/>
           <w:r>
             <w:rPr>
-              <w:rFonts w:ascii="Arial" w:hAnsi="Arial" w:eastAsia="Times New Roman" w:cs="Arial"/>
+              <w:rFonts w:ascii="Arial" w:eastAsia="Times New Roman" w:hAnsi="Arial" w:cs="Arial"/>
               <w:lang w:val="en-US" w:eastAsia="en-US"/>
             </w:rPr>
             <w:t>Onumber</w:t>
@@ -309,8 +332,8 @@
     <w:p>
       <w:pPr>
         <w:tabs>
-          <w:tab w:val="left" w:pos="6521"/>
-          <w:tab w:val="left" w:pos="7513"/>
+          <w:tab w:val="left" w:pos="6237"/>
+          <w:tab w:val="left" w:pos="7230"/>
         </w:tabs>
         <w:overflowPunct w:val="0"/>
         <w:autoSpaceDE w:val="0"/>
@@ -319,30 +342,30 @@
         <w:spacing w:after="0" w:line="240" w:lineRule="auto"/>
         <w:textAlignment w:val="baseline"/>
         <w:rPr>
-          <w:rFonts w:ascii="Arial" w:hAnsi="Arial" w:eastAsia="Times New Roman" w:cs="Arial"/>
+          <w:rFonts w:ascii="Arial" w:eastAsia="Times New Roman" w:hAnsi="Arial" w:cs="Arial"/>
           <w:lang w:val="en-US" w:eastAsia="en-US"/>
         </w:rPr>
       </w:pPr>
       <w:sdt>
         <w:sdtPr>
           <w:rPr>
-            <w:rFonts w:ascii="Arial" w:hAnsi="Arial" w:eastAsia="Times New Roman" w:cs="Arial"/>
+            <w:rFonts w:ascii="Arial" w:eastAsia="Times New Roman" w:hAnsi="Arial" w:cs="Arial"/>
             <w:lang w:val="en-US" w:eastAsia="en-US"/>
           </w:rPr>
           <w:alias w:val="#Nav: /SVA_Regulations/OAddress2"/>
-          <w:tag w:val="#Nav: SVA Regulation Indeks/50080"/>
+          <w:tag w:val="#Nav: SVA Regulation Indeks Deposit/50030"/>
           <w:id w:val="-1920631588"/>
           <w:placeholder>
             <w:docPart w:val="DefaultPlaceholder_-1854013440"/>
           </w:placeholder>
-          <w:dataBinding w:prefixMappings="xmlns:ns0='urn:microsoft-dynamics-nav/reports/SVA Regulation Indeks/50080/'" w:xpath="/ns0:NavWordReportXmlPart[1]/ns0:SVA_Regulations[1]/ns0:OAddress2[1]" w:storeItemID="{DB275D65-7904-43D6-8D89-0EDF341AE2BF}"/>
+          <w:dataBinding w:prefixMappings="xmlns:ns0='urn:microsoft-dynamics-nav/reports/SVA Regulation Indeks Deposit/50030/'" w:xpath="/ns0:NavWordReportXmlPart[1]/ns0:SVA_Regulations[1]/ns0:OAddress2[1]" w:storeItemID="{A3600BB3-FD30-40BC-8776-6B090C38989D}"/>
           <w:text/>
         </w:sdtPr>
         <w:sdtEndPr/>
         <w:sdtContent>
           <w:r>
             <w:rPr>
-              <w:rFonts w:ascii="Arial" w:hAnsi="Arial" w:eastAsia="Times New Roman" w:cs="Arial"/>
+              <w:rFonts w:ascii="Arial" w:eastAsia="Times New Roman" w:hAnsi="Arial" w:cs="Arial"/>
               <w:lang w:val="en-US" w:eastAsia="en-US"/>
             </w:rPr>
             <w:t>OAddress2</w:t>
@@ -351,7 +374,7 @@
       </w:sdt>
       <w:r>
         <w:rPr>
-          <w:rFonts w:ascii="Arial" w:hAnsi="Arial" w:eastAsia="Times New Roman" w:cs="Arial"/>
+          <w:rFonts w:ascii="Arial" w:eastAsia="Times New Roman" w:hAnsi="Arial" w:cs="Arial"/>
           <w:lang w:val="en-US" w:eastAsia="en-US"/>
         </w:rPr>
         <w:tab/>
@@ -359,30 +382,34 @@
     </w:p>
     <w:p>
       <w:pPr>
-        <w:overflowPunct w:val="0"/>
-        <w:autoSpaceDE w:val="0"/>
-        <w:autoSpaceDN w:val="0"/>
-        <w:adjustRightInd w:val="0"/>
-        <w:spacing w:after="0" w:line="240" w:lineRule="auto"/>
-        <w:textAlignment w:val="baseline"/>
-        <w:rPr>
-          <w:rFonts w:ascii="Arial" w:hAnsi="Arial" w:eastAsia="Times New Roman" w:cs="Arial"/>
+        <w:tabs>
+          <w:tab w:val="left" w:pos="6237"/>
+          <w:tab w:val="left" w:pos="7230"/>
+        </w:tabs>
+        <w:overflowPunct w:val="0"/>
+        <w:autoSpaceDE w:val="0"/>
+        <w:autoSpaceDN w:val="0"/>
+        <w:adjustRightInd w:val="0"/>
+        <w:spacing w:after="0" w:line="240" w:lineRule="auto"/>
+        <w:textAlignment w:val="baseline"/>
+        <w:rPr>
+          <w:rFonts w:ascii="Arial" w:eastAsia="Times New Roman" w:hAnsi="Arial" w:cs="Arial"/>
           <w:lang w:val="en-US" w:eastAsia="en-US"/>
         </w:rPr>
       </w:pPr>
       <w:sdt>
         <w:sdtPr>
           <w:rPr>
-            <w:rFonts w:ascii="Arial" w:hAnsi="Arial" w:eastAsia="Times New Roman" w:cs="Arial"/>
+            <w:rFonts w:ascii="Arial" w:eastAsia="Times New Roman" w:hAnsi="Arial" w:cs="Arial"/>
             <w:lang w:val="en-US" w:eastAsia="en-US"/>
           </w:rPr>
           <w:alias w:val="#Nav: /SVA_Regulations/OPostcode"/>
-          <w:tag w:val="#Nav: SVA Regulation Indeks/50080"/>
+          <w:tag w:val="#Nav: SVA Regulation Indeks Deposit/50030"/>
           <w:id w:val="1818374645"/>
           <w:placeholder>
             <w:docPart w:val="DefaultPlaceholder_-1854013440"/>
           </w:placeholder>
-          <w:dataBinding w:prefixMappings="xmlns:ns0='urn:microsoft-dynamics-nav/reports/SVA Regulation Indeks/50080/'" w:xpath="/ns0:NavWordReportXmlPart[1]/ns0:SVA_Regulations[1]/ns0:OPostcode[1]" w:storeItemID="{DB275D65-7904-43D6-8D89-0EDF341AE2BF}"/>
+          <w:dataBinding w:prefixMappings="xmlns:ns0='urn:microsoft-dynamics-nav/reports/SVA Regulation Indeks Deposit/50030/'" w:xpath="/ns0:NavWordReportXmlPart[1]/ns0:SVA_Regulations[1]/ns0:OPostcode[1]" w:storeItemID="{A3600BB3-FD30-40BC-8776-6B090C38989D}"/>
           <w:text/>
         </w:sdtPr>
         <w:sdtEndPr/>
@@ -390,7 +417,7 @@
           <w:proofErr w:type="spellStart"/>
           <w:r>
             <w:rPr>
-              <w:rFonts w:ascii="Arial" w:hAnsi="Arial" w:eastAsia="Times New Roman" w:cs="Arial"/>
+              <w:rFonts w:ascii="Arial" w:eastAsia="Times New Roman" w:hAnsi="Arial" w:cs="Arial"/>
               <w:lang w:val="en-US" w:eastAsia="en-US"/>
             </w:rPr>
             <w:t>OPostcode</w:t>
@@ -400,7 +427,7 @@
       </w:sdt>
       <w:r>
         <w:rPr>
-          <w:rFonts w:ascii="Arial" w:hAnsi="Arial" w:eastAsia="Times New Roman" w:cs="Arial"/>
+          <w:rFonts w:ascii="Arial" w:eastAsia="Times New Roman" w:hAnsi="Arial" w:cs="Arial"/>
           <w:lang w:val="en-US" w:eastAsia="en-US"/>
         </w:rPr>
         <w:t xml:space="preserve">  </w:t>
@@ -408,16 +435,16 @@
       <w:sdt>
         <w:sdtPr>
           <w:rPr>
-            <w:rFonts w:ascii="Arial" w:hAnsi="Arial" w:eastAsia="Times New Roman" w:cs="Arial"/>
+            <w:rFonts w:ascii="Arial" w:eastAsia="Times New Roman" w:hAnsi="Arial" w:cs="Arial"/>
             <w:lang w:val="en-US" w:eastAsia="en-US"/>
           </w:rPr>
           <w:alias w:val="#Nav: /SVA_Regulations/OCity"/>
-          <w:tag w:val="#Nav: SVA Regulation Indeks/50080"/>
+          <w:tag w:val="#Nav: SVA Regulation Indeks Deposit/50030"/>
           <w:id w:val="-1035724279"/>
           <w:placeholder>
             <w:docPart w:val="DefaultPlaceholder_-1854013440"/>
           </w:placeholder>
-          <w:dataBinding w:prefixMappings="xmlns:ns0='urn:microsoft-dynamics-nav/reports/SVA Regulation Indeks/50080/'" w:xpath="/ns0:NavWordReportXmlPart[1]/ns0:SVA_Regulations[1]/ns0:OCity[1]" w:storeItemID="{DB275D65-7904-43D6-8D89-0EDF341AE2BF}"/>
+          <w:dataBinding w:prefixMappings="xmlns:ns0='urn:microsoft-dynamics-nav/reports/SVA Regulation Indeks Deposit/50030/'" w:xpath="/ns0:NavWordReportXmlPart[1]/ns0:SVA_Regulations[1]/ns0:OCity[1]" w:storeItemID="{A3600BB3-FD30-40BC-8776-6B090C38989D}"/>
           <w:text/>
         </w:sdtPr>
         <w:sdtEndPr/>
@@ -425,7 +452,7 @@
           <w:proofErr w:type="spellStart"/>
           <w:r>
             <w:rPr>
-              <w:rFonts w:ascii="Arial" w:hAnsi="Arial" w:eastAsia="Times New Roman" w:cs="Arial"/>
+              <w:rFonts w:ascii="Arial" w:eastAsia="Times New Roman" w:hAnsi="Arial" w:cs="Arial"/>
               <w:lang w:val="en-US" w:eastAsia="en-US"/>
             </w:rPr>
             <w:t>OCity</w:t>
@@ -434,16 +461,17 @@
         </w:sdtContent>
       </w:sdt>
     </w:p>
-    <w:p>
-      <w:pPr>
-        <w:overflowPunct w:val="0"/>
-        <w:autoSpaceDE w:val="0"/>
-        <w:autoSpaceDN w:val="0"/>
-        <w:adjustRightInd w:val="0"/>
-        <w:spacing w:after="0" w:line="240" w:lineRule="auto"/>
-        <w:textAlignment w:val="baseline"/>
-        <w:rPr>
-          <w:rFonts w:ascii="Arial" w:hAnsi="Arial" w:eastAsia="Times New Roman" w:cs="Arial"/>
+    <w:bookmarkEnd w:id="0"/>
+    <w:p>
+      <w:pPr>
+        <w:overflowPunct w:val="0"/>
+        <w:autoSpaceDE w:val="0"/>
+        <w:autoSpaceDN w:val="0"/>
+        <w:adjustRightInd w:val="0"/>
+        <w:spacing w:after="0" w:line="240" w:lineRule="auto"/>
+        <w:textAlignment w:val="baseline"/>
+        <w:rPr>
+          <w:rFonts w:ascii="Arial" w:eastAsia="Times New Roman" w:hAnsi="Arial" w:cs="Arial"/>
           <w:lang w:val="en-US" w:eastAsia="en-US"/>
         </w:rPr>
       </w:pPr>
@@ -457,7 +485,7 @@
         <w:spacing w:after="0" w:line="240" w:lineRule="auto"/>
         <w:textAlignment w:val="baseline"/>
         <w:rPr>
-          <w:rFonts w:ascii="Arial" w:hAnsi="Arial" w:eastAsia="Times New Roman" w:cs="Arial"/>
+          <w:rFonts w:ascii="Arial" w:eastAsia="Times New Roman" w:hAnsi="Arial" w:cs="Arial"/>
           <w:b/>
           <w:lang w:val="en-US" w:eastAsia="en-US"/>
         </w:rPr>
@@ -472,7 +500,7 @@
         <w:spacing w:after="0" w:line="240" w:lineRule="auto"/>
         <w:textAlignment w:val="baseline"/>
         <w:rPr>
-          <w:rFonts w:ascii="Arial" w:hAnsi="Arial" w:eastAsia="Times New Roman" w:cs="Arial"/>
+          <w:rFonts w:ascii="Arial" w:eastAsia="Times New Roman" w:hAnsi="Arial" w:cs="Arial"/>
           <w:b/>
           <w:lang w:val="en-US" w:eastAsia="en-US"/>
         </w:rPr>
@@ -487,14 +515,14 @@
         <w:spacing w:after="0" w:line="240" w:lineRule="auto"/>
         <w:textAlignment w:val="baseline"/>
         <w:rPr>
-          <w:rFonts w:ascii="Arial" w:hAnsi="Arial" w:eastAsia="Times New Roman" w:cs="Arial"/>
+          <w:rFonts w:ascii="Arial" w:eastAsia="Times New Roman" w:hAnsi="Arial" w:cs="Arial"/>
           <w:b/>
           <w:lang w:eastAsia="en-US"/>
         </w:rPr>
       </w:pPr>
       <w:r>
         <w:rPr>
-          <w:rFonts w:ascii="Arial" w:hAnsi="Arial" w:eastAsia="Times New Roman" w:cs="Arial"/>
+          <w:rFonts w:ascii="Arial" w:eastAsia="Times New Roman" w:hAnsi="Arial" w:cs="Arial"/>
           <w:b/>
           <w:lang w:eastAsia="en-US"/>
         </w:rPr>
@@ -503,24 +531,24 @@
       <w:sdt>
         <w:sdtPr>
           <w:rPr>
-            <w:rFonts w:ascii="Arial" w:hAnsi="Arial" w:eastAsia="Times New Roman" w:cs="Arial"/>
+            <w:rFonts w:ascii="Arial" w:eastAsia="Times New Roman" w:hAnsi="Arial" w:cs="Arial"/>
             <w:b/>
             <w:lang w:eastAsia="en-US"/>
           </w:rPr>
           <w:alias w:val="#Nav: /SVA_Regulations/TAddress1"/>
-          <w:tag w:val="#Nav: SVA Regulation Indeks/50080"/>
+          <w:tag w:val="#Nav: SVA Regulation Indeks Deposit/50030"/>
           <w:id w:val="535703250"/>
           <w:placeholder>
             <w:docPart w:val="DefaultPlaceholder_-1854013440"/>
           </w:placeholder>
-          <w:dataBinding w:prefixMappings="xmlns:ns0='urn:microsoft-dynamics-nav/reports/SVA Regulation Indeks/50080/'" w:xpath="/ns0:NavWordReportXmlPart[1]/ns0:SVA_Regulations[1]/ns0:TAddress1[1]" w:storeItemID="{DB275D65-7904-43D6-8D89-0EDF341AE2BF}"/>
+          <w:dataBinding w:prefixMappings="xmlns:ns0='urn:microsoft-dynamics-nav/reports/SVA Regulation Indeks Deposit/50030/'" w:xpath="/ns0:NavWordReportXmlPart[1]/ns0:SVA_Regulations[1]/ns0:TAddress1[1]" w:storeItemID="{A3600BB3-FD30-40BC-8776-6B090C38989D}"/>
           <w:text/>
         </w:sdtPr>
         <w:sdtEndPr/>
         <w:sdtContent>
           <w:r>
             <w:rPr>
-              <w:rFonts w:ascii="Arial" w:hAnsi="Arial" w:eastAsia="Times New Roman" w:cs="Arial"/>
+              <w:rFonts w:ascii="Arial" w:eastAsia="Times New Roman" w:hAnsi="Arial" w:cs="Arial"/>
               <w:b/>
               <w:lang w:eastAsia="en-US"/>
             </w:rPr>
@@ -530,7 +558,7 @@
       </w:sdt>
       <w:r>
         <w:rPr>
-          <w:rFonts w:ascii="Arial" w:hAnsi="Arial" w:eastAsia="Times New Roman" w:cs="Arial"/>
+          <w:rFonts w:ascii="Arial" w:eastAsia="Times New Roman" w:hAnsi="Arial" w:cs="Arial"/>
           <w:b/>
           <w:lang w:eastAsia="en-US"/>
         </w:rPr>
@@ -539,17 +567,17 @@
       <w:sdt>
         <w:sdtPr>
           <w:rPr>
-            <w:rFonts w:ascii="Arial" w:hAnsi="Arial" w:eastAsia="Times New Roman" w:cs="Arial"/>
+            <w:rFonts w:ascii="Arial" w:eastAsia="Times New Roman" w:hAnsi="Arial" w:cs="Arial"/>
             <w:b/>
             <w:lang w:eastAsia="en-US"/>
           </w:rPr>
           <w:alias w:val="#Nav: /SVA_Regulations/TPostcode"/>
-          <w:tag w:val="#Nav: SVA Regulation Indeks/50080"/>
+          <w:tag w:val="#Nav: SVA Regulation Indeks Deposit/50030"/>
           <w:id w:val="2011164792"/>
           <w:placeholder>
             <w:docPart w:val="DefaultPlaceholder_-1854013440"/>
           </w:placeholder>
-          <w:dataBinding w:prefixMappings="xmlns:ns0='urn:microsoft-dynamics-nav/reports/SVA Regulation Indeks/50080/'" w:xpath="/ns0:NavWordReportXmlPart[1]/ns0:SVA_Regulations[1]/ns0:TPostcode[1]" w:storeItemID="{DB275D65-7904-43D6-8D89-0EDF341AE2BF}"/>
+          <w:dataBinding w:prefixMappings="xmlns:ns0='urn:microsoft-dynamics-nav/reports/SVA Regulation Indeks Deposit/50030/'" w:xpath="/ns0:NavWordReportXmlPart[1]/ns0:SVA_Regulations[1]/ns0:TPostcode[1]" w:storeItemID="{A3600BB3-FD30-40BC-8776-6B090C38989D}"/>
           <w:text/>
         </w:sdtPr>
         <w:sdtEndPr/>
@@ -557,7 +585,7 @@
           <w:proofErr w:type="spellStart"/>
           <w:r>
             <w:rPr>
-              <w:rFonts w:ascii="Arial" w:hAnsi="Arial" w:eastAsia="Times New Roman" w:cs="Arial"/>
+              <w:rFonts w:ascii="Arial" w:eastAsia="Times New Roman" w:hAnsi="Arial" w:cs="Arial"/>
               <w:b/>
               <w:lang w:eastAsia="en-US"/>
             </w:rPr>
@@ -568,7 +596,7 @@
       </w:sdt>
       <w:r>
         <w:rPr>
-          <w:rFonts w:ascii="Arial" w:hAnsi="Arial" w:eastAsia="Times New Roman" w:cs="Arial"/>
+          <w:rFonts w:ascii="Arial" w:eastAsia="Times New Roman" w:hAnsi="Arial" w:cs="Arial"/>
           <w:b/>
           <w:lang w:eastAsia="en-US"/>
         </w:rPr>
@@ -577,17 +605,17 @@
       <w:sdt>
         <w:sdtPr>
           <w:rPr>
-            <w:rFonts w:ascii="Arial" w:hAnsi="Arial" w:eastAsia="Times New Roman" w:cs="Arial"/>
+            <w:rFonts w:ascii="Arial" w:eastAsia="Times New Roman" w:hAnsi="Arial" w:cs="Arial"/>
             <w:b/>
             <w:lang w:eastAsia="en-US"/>
           </w:rPr>
           <w:alias w:val="#Nav: /SVA_Regulations/TCity"/>
-          <w:tag w:val="#Nav: SVA Regulation Indeks/50080"/>
+          <w:tag w:val="#Nav: SVA Regulation Indeks Deposit/50030"/>
           <w:id w:val="-1676951733"/>
           <w:placeholder>
             <w:docPart w:val="DefaultPlaceholder_-1854013440"/>
           </w:placeholder>
-          <w:dataBinding w:prefixMappings="xmlns:ns0='urn:microsoft-dynamics-nav/reports/SVA Regulation Indeks/50080/'" w:xpath="/ns0:NavWordReportXmlPart[1]/ns0:SVA_Regulations[1]/ns0:TCity[1]" w:storeItemID="{DB275D65-7904-43D6-8D89-0EDF341AE2BF}"/>
+          <w:dataBinding w:prefixMappings="xmlns:ns0='urn:microsoft-dynamics-nav/reports/SVA Regulation Indeks Deposit/50030/'" w:xpath="/ns0:NavWordReportXmlPart[1]/ns0:SVA_Regulations[1]/ns0:TCity[1]" w:storeItemID="{A3600BB3-FD30-40BC-8776-6B090C38989D}"/>
           <w:text/>
         </w:sdtPr>
         <w:sdtEndPr/>
@@ -595,7 +623,7 @@
           <w:proofErr w:type="spellStart"/>
           <w:r>
             <w:rPr>
-              <w:rFonts w:ascii="Arial" w:hAnsi="Arial" w:eastAsia="Times New Roman" w:cs="Arial"/>
+              <w:rFonts w:ascii="Arial" w:eastAsia="Times New Roman" w:hAnsi="Arial" w:cs="Arial"/>
               <w:b/>
               <w:lang w:eastAsia="en-US"/>
             </w:rPr>
@@ -614,7 +642,7 @@
         <w:spacing w:after="0" w:line="240" w:lineRule="auto"/>
         <w:textAlignment w:val="baseline"/>
         <w:rPr>
-          <w:rFonts w:ascii="Arial" w:hAnsi="Arial" w:eastAsia="Times New Roman" w:cs="Arial"/>
+          <w:rFonts w:ascii="Arial" w:eastAsia="Times New Roman" w:hAnsi="Arial" w:cs="Arial"/>
           <w:b/>
           <w:lang w:eastAsia="en-US"/>
         </w:rPr>
@@ -629,27 +657,27 @@
         <w:spacing w:after="0" w:line="240" w:lineRule="auto"/>
         <w:textAlignment w:val="baseline"/>
         <w:rPr>
-          <w:rFonts w:ascii="Arial" w:hAnsi="Arial" w:eastAsia="Times New Roman" w:cs="Arial"/>
-          <w:lang w:eastAsia="en-US"/>
-        </w:rPr>
-      </w:pPr>
-      <w:r>
-        <w:rPr>
-          <w:rFonts w:ascii="Arial" w:hAnsi="Arial" w:eastAsia="Times New Roman" w:cs="Arial"/>
+          <w:rFonts w:ascii="Arial" w:eastAsia="Times New Roman" w:hAnsi="Arial" w:cs="Arial"/>
+          <w:lang w:eastAsia="en-US"/>
+        </w:rPr>
+      </w:pPr>
+      <w:r>
+        <w:rPr>
+          <w:rFonts w:ascii="Arial" w:eastAsia="Times New Roman" w:hAnsi="Arial" w:cs="Arial"/>
           <w:lang w:eastAsia="en-US"/>
         </w:rPr>
         <w:t>Med henvisning til bestemmelser i lejekontrakten</w:t>
       </w:r>
       <w:r>
         <w:rPr>
-          <w:rFonts w:ascii="Arial" w:hAnsi="Arial" w:eastAsia="Times New Roman" w:cs="Arial"/>
+          <w:rFonts w:ascii="Arial" w:eastAsia="Times New Roman" w:hAnsi="Arial" w:cs="Arial"/>
           <w:lang w:eastAsia="en-US"/>
         </w:rPr>
         <w:t>,</w:t>
       </w:r>
       <w:r>
         <w:rPr>
-          <w:rFonts w:ascii="Arial" w:hAnsi="Arial" w:eastAsia="Times New Roman" w:cs="Arial"/>
+          <w:rFonts w:ascii="Arial" w:eastAsia="Times New Roman" w:hAnsi="Arial" w:cs="Arial"/>
           <w:lang w:eastAsia="en-US"/>
         </w:rPr>
         <w:t xml:space="preserve"> varsles hermed lejeregulering på basis af udviklingen i Nettoprisindekset pr. </w:t>
@@ -657,23 +685,23 @@
       <w:sdt>
         <w:sdtPr>
           <w:rPr>
-            <w:rFonts w:ascii="Arial" w:hAnsi="Arial" w:eastAsia="Times New Roman" w:cs="Arial"/>
+            <w:rFonts w:ascii="Arial" w:eastAsia="Times New Roman" w:hAnsi="Arial" w:cs="Arial"/>
             <w:lang w:eastAsia="en-US"/>
           </w:rPr>
           <w:alias w:val="#Nav: /SVA_Regulations/Indeksdate"/>
-          <w:tag w:val="#Nav: SVA Regulation Indeks/50080"/>
+          <w:tag w:val="#Nav: SVA Regulation Indeks Deposit/50030"/>
           <w:id w:val="-182983656"/>
           <w:placeholder>
             <w:docPart w:val="DefaultPlaceholder_-1854013440"/>
           </w:placeholder>
-          <w:dataBinding w:prefixMappings="xmlns:ns0='urn:microsoft-dynamics-nav/reports/SVA Regulation Indeks/50080/'" w:xpath="/ns0:NavWordReportXmlPart[1]/ns0:SVA_Regulations[1]/ns0:Indeksdate[1]" w:storeItemID="{DB275D65-7904-43D6-8D89-0EDF341AE2BF}"/>
+          <w:dataBinding w:prefixMappings="xmlns:ns0='urn:microsoft-dynamics-nav/reports/SVA Regulation Indeks Deposit/50030/'" w:xpath="/ns0:NavWordReportXmlPart[1]/ns0:SVA_Regulations[1]/ns0:Indeksdate[1]" w:storeItemID="{A3600BB3-FD30-40BC-8776-6B090C38989D}"/>
           <w:text/>
         </w:sdtPr>
         <w:sdtEndPr/>
         <w:sdtContent>
           <w:r>
             <w:rPr>
-              <w:rFonts w:ascii="Arial" w:hAnsi="Arial" w:eastAsia="Times New Roman" w:cs="Arial"/>
+              <w:rFonts w:ascii="Arial" w:eastAsia="Times New Roman" w:hAnsi="Arial" w:cs="Arial"/>
               <w:lang w:eastAsia="en-US"/>
             </w:rPr>
             <w:t>Indeksdate</w:t>
@@ -682,24 +710,132 @@
       </w:sdt>
       <w:r>
         <w:rPr>
-          <w:rFonts w:ascii="Arial" w:hAnsi="Arial" w:eastAsia="Times New Roman" w:cs="Arial"/>
-          <w:lang w:eastAsia="en-US"/>
-        </w:rPr>
-        <w:t xml:space="preserve">, dog minimum </w:t>
+          <w:rFonts w:ascii="Arial" w:eastAsia="Times New Roman" w:hAnsi="Arial" w:cs="Arial"/>
+          <w:lang w:eastAsia="en-US"/>
+        </w:rPr>
+        <w:t xml:space="preserve"> </w:t>
+      </w:r>
+    </w:p>
+    <w:p>
+      <w:pPr>
+        <w:overflowPunct w:val="0"/>
+        <w:autoSpaceDE w:val="0"/>
+        <w:autoSpaceDN w:val="0"/>
+        <w:adjustRightInd w:val="0"/>
+        <w:spacing w:after="0" w:line="240" w:lineRule="auto"/>
+        <w:textAlignment w:val="baseline"/>
+        <w:rPr>
+          <w:rFonts w:ascii="Arial" w:eastAsia="Times New Roman" w:hAnsi="Arial" w:cs="Arial"/>
+          <w:lang w:eastAsia="en-US"/>
+        </w:rPr>
+      </w:pPr>
+    </w:p>
+    <w:p>
+      <w:pPr>
+        <w:overflowPunct w:val="0"/>
+        <w:autoSpaceDE w:val="0"/>
+        <w:autoSpaceDN w:val="0"/>
+        <w:adjustRightInd w:val="0"/>
+        <w:spacing w:after="0" w:line="240" w:lineRule="auto"/>
+        <w:textAlignment w:val="baseline"/>
+        <w:rPr>
+          <w:rFonts w:ascii="Arial" w:eastAsia="Times New Roman" w:hAnsi="Arial" w:cs="Arial"/>
+          <w:lang w:eastAsia="en-US"/>
+        </w:rPr>
+      </w:pPr>
+    </w:p>
+    <w:p>
+      <w:pPr>
+        <w:overflowPunct w:val="0"/>
+        <w:autoSpaceDE w:val="0"/>
+        <w:autoSpaceDN w:val="0"/>
+        <w:adjustRightInd w:val="0"/>
+        <w:spacing w:after="0" w:line="240" w:lineRule="auto"/>
+        <w:textAlignment w:val="baseline"/>
+        <w:rPr>
+          <w:rFonts w:ascii="Arial" w:eastAsia="Times New Roman" w:hAnsi="Arial" w:cs="Arial"/>
+          <w:lang w:eastAsia="en-US"/>
+        </w:rPr>
+      </w:pPr>
+      <w:r>
+        <w:rPr>
+          <w:rFonts w:ascii="Arial" w:eastAsia="Times New Roman" w:hAnsi="Arial" w:cs="Arial"/>
+          <w:lang w:eastAsia="en-US"/>
+        </w:rPr>
+        <w:t>Udviklingen i Nettoprisindekser har været:</w:t>
+      </w:r>
+    </w:p>
+    <w:p>
+      <w:pPr>
+        <w:overflowPunct w:val="0"/>
+        <w:autoSpaceDE w:val="0"/>
+        <w:autoSpaceDN w:val="0"/>
+        <w:adjustRightInd w:val="0"/>
+        <w:spacing w:after="0" w:line="240" w:lineRule="auto"/>
+        <w:textAlignment w:val="baseline"/>
+        <w:rPr>
+          <w:rFonts w:ascii="Arial" w:eastAsia="Times New Roman" w:hAnsi="Arial" w:cs="Arial"/>
+          <w:lang w:eastAsia="en-US"/>
+        </w:rPr>
+      </w:pPr>
+    </w:p>
+    <w:p>
+      <w:pPr>
+        <w:tabs>
+          <w:tab w:val="decimal" w:pos="2835"/>
+        </w:tabs>
+        <w:overflowPunct w:val="0"/>
+        <w:autoSpaceDE w:val="0"/>
+        <w:autoSpaceDN w:val="0"/>
+        <w:adjustRightInd w:val="0"/>
+        <w:spacing w:after="0" w:line="240" w:lineRule="auto"/>
+        <w:textAlignment w:val="baseline"/>
+        <w:rPr>
+          <w:rFonts w:ascii="Arial" w:eastAsia="Times New Roman" w:hAnsi="Arial" w:cs="Arial"/>
+          <w:lang w:eastAsia="en-US"/>
+        </w:rPr>
+      </w:pPr>
+      <w:r>
+        <w:rPr>
+          <w:rFonts w:ascii="Arial" w:eastAsia="Times New Roman" w:hAnsi="Arial" w:cs="Arial"/>
+          <w:lang w:eastAsia="en-US"/>
+        </w:rPr>
+        <w:t>Indeks</w:t>
+      </w:r>
+      <w:r>
+        <w:rPr>
+          <w:rFonts w:ascii="Arial" w:eastAsia="Times New Roman" w:hAnsi="Arial" w:cs="Arial"/>
+          <w:lang w:eastAsia="en-US"/>
+        </w:rPr>
+        <w:t xml:space="preserve"> 1</w:t>
+      </w:r>
+      <w:r>
+        <w:rPr>
+          <w:rFonts w:ascii="Arial" w:eastAsia="Times New Roman" w:hAnsi="Arial" w:cs="Arial"/>
+          <w:lang w:eastAsia="en-US"/>
+        </w:rPr>
+        <w:t>:</w:t>
+      </w:r>
+      <w:r>
+        <w:rPr>
+          <w:rFonts w:ascii="Arial" w:eastAsia="Times New Roman" w:hAnsi="Arial" w:cs="Arial"/>
+          <w:lang w:eastAsia="en-US"/>
+        </w:rPr>
+        <w:tab/>
       </w:r>
       <w:sdt>
         <w:sdtPr>
           <w:rPr>
-            <w:rFonts w:ascii="Arial" w:hAnsi="Arial" w:eastAsia="Times New Roman" w:cs="Arial"/>
+            <w:rFonts w:ascii="Arial" w:eastAsia="Times New Roman" w:hAnsi="Arial" w:cs="Arial"/>
             <w:lang w:eastAsia="en-US"/>
           </w:rPr>
-          <w:alias w:val="#Nav: /SVA_Regulations/MinRegulation"/>
-          <w:tag w:val="#Nav: SVA Regulation Indeks/50080"/>
-          <w:id w:val="-756051953"/>
+          <w:alias w:val="#Nav: /SVA_Regulations/IndeksOld"/>
+          <w:tag w:val="#Nav: SVA Regulation Indeks Deposit/50030"/>
+          <w:id w:val="1669599916"/>
           <w:placeholder>
             <w:docPart w:val="DefaultPlaceholder_-1854013440"/>
           </w:placeholder>
-          <w:dataBinding w:prefixMappings="xmlns:ns0='urn:microsoft-dynamics-nav/reports/SVA Regulation Indeks/50080/'" w:xpath="/ns0:NavWordReportXmlPart[1]/ns0:SVA_Regulations[1]/ns0:MinRegulation[1]" w:storeItemID="{DB275D65-7904-43D6-8D89-0EDF341AE2BF}"/>
+          <w:dataBinding w:prefixMappings="xmlns:ns0='urn:microsoft-dynamics-nav/reports/SVA Regulation Indeks Deposit/50030/'" w:xpath="/ns0:NavWordReportXmlPart[1]/ns0:SVA_Regulations[1]/ns0:IndeksOld[1]" w:storeItemID="{A3600BB3-FD30-40BC-8776-6B090C38989D}"/>
           <w:text/>
         </w:sdtPr>
         <w:sdtEndPr/>
@@ -707,34 +843,72 @@
           <w:proofErr w:type="spellStart"/>
           <w:r>
             <w:rPr>
-              <w:rFonts w:ascii="Arial" w:hAnsi="Arial" w:eastAsia="Times New Roman" w:cs="Arial"/>
+              <w:rFonts w:ascii="Arial" w:eastAsia="Times New Roman" w:hAnsi="Arial" w:cs="Arial"/>
               <w:lang w:eastAsia="en-US"/>
             </w:rPr>
-            <w:t>MinRegulation</w:t>
+            <w:t>IndeksOld</w:t>
           </w:r>
           <w:proofErr w:type="spellEnd"/>
         </w:sdtContent>
       </w:sdt>
-      <w:r>
-        <w:rPr>
-          <w:rFonts w:ascii="Arial" w:hAnsi="Arial" w:eastAsia="Times New Roman" w:cs="Arial"/>
-          <w:lang w:eastAsia="en-US"/>
-        </w:rPr>
-        <w:t xml:space="preserve"> % og maksimalt </w:t>
+    </w:p>
+    <w:p>
+      <w:pPr>
+        <w:tabs>
+          <w:tab w:val="decimal" w:pos="2835"/>
+        </w:tabs>
+        <w:overflowPunct w:val="0"/>
+        <w:autoSpaceDE w:val="0"/>
+        <w:autoSpaceDN w:val="0"/>
+        <w:adjustRightInd w:val="0"/>
+        <w:spacing w:after="0" w:line="240" w:lineRule="auto"/>
+        <w:textAlignment w:val="baseline"/>
+        <w:rPr>
+          <w:rFonts w:ascii="Arial" w:eastAsia="Times New Roman" w:hAnsi="Arial" w:cs="Arial"/>
+          <w:lang w:eastAsia="en-US"/>
+        </w:rPr>
+      </w:pPr>
+      <w:r>
+        <w:rPr>
+          <w:rFonts w:ascii="Arial" w:eastAsia="Times New Roman" w:hAnsi="Arial" w:cs="Arial"/>
+          <w:lang w:eastAsia="en-US"/>
+        </w:rPr>
+        <w:t>Indeks</w:t>
+      </w:r>
+      <w:r>
+        <w:rPr>
+          <w:rFonts w:ascii="Arial" w:eastAsia="Times New Roman" w:hAnsi="Arial" w:cs="Arial"/>
+          <w:lang w:eastAsia="en-US"/>
+        </w:rPr>
+        <w:t xml:space="preserve"> 2</w:t>
+      </w:r>
+      <w:r>
+        <w:rPr>
+          <w:rFonts w:ascii="Arial" w:eastAsia="Times New Roman" w:hAnsi="Arial" w:cs="Arial"/>
+          <w:lang w:eastAsia="en-US"/>
+        </w:rPr>
+        <w:t>:</w:t>
+      </w:r>
+      <w:r>
+        <w:rPr>
+          <w:rFonts w:ascii="Arial" w:eastAsia="Times New Roman" w:hAnsi="Arial" w:cs="Arial"/>
+          <w:lang w:eastAsia="en-US"/>
+        </w:rPr>
+        <w:tab/>
       </w:r>
       <w:sdt>
         <w:sdtPr>
           <w:rPr>
-            <w:rFonts w:ascii="Arial" w:hAnsi="Arial" w:eastAsia="Times New Roman" w:cs="Arial"/>
+            <w:rFonts w:ascii="Arial" w:eastAsia="Times New Roman" w:hAnsi="Arial" w:cs="Arial"/>
             <w:lang w:eastAsia="en-US"/>
           </w:rPr>
-          <w:alias w:val="#Nav: /SVA_Regulations/MaxRegulation"/>
-          <w:tag w:val="#Nav: SVA Regulation Indeks/50080"/>
-          <w:id w:val="-464810847"/>
+          <w:alias w:val="#Nav: /SVA_Regulations/IndeksNew"/>
+          <w:tag w:val="#Nav: SVA Regulation Indeks Deposit/50030"/>
+          <w:id w:val="-1520996888"/>
           <w:placeholder>
             <w:docPart w:val="DefaultPlaceholder_-1854013440"/>
           </w:placeholder>
-          <w:dataBinding w:prefixMappings="xmlns:ns0='urn:microsoft-dynamics-nav/reports/SVA Regulation Indeks/50080/'" w:xpath="/ns0:NavWordReportXmlPart[1]/ns0:SVA_Regulations[1]/ns0:MaxRegulation[1]" w:storeItemID="{DB275D65-7904-43D6-8D89-0EDF341AE2BF}"/>
+          <w:dataBinding w:prefixMappings="xmlns:ns0='urn:microsoft-dynamics-nav/reports/SVA Regulation Indeks Deposit/50030/'" w:xpath="/ns0:NavWordReportXmlPart[1]/ns0:SVA_Regulations[1]/ns0:IndeksNew[1]" w:storeItemID="{A3600BB3-FD30-40BC-8776-6B090C38989D}"/>
           <w:text/>
         </w:sdtPr>
         <w:sdtEndPr/>
@@ -742,70 +916,21 @@
           <w:proofErr w:type="spellStart"/>
           <w:r>
             <w:rPr>
-              <w:rFonts w:ascii="Arial" w:hAnsi="Arial" w:eastAsia="Times New Roman" w:cs="Arial"/>
+              <w:rFonts w:ascii="Arial" w:eastAsia="Times New Roman" w:hAnsi="Arial" w:cs="Arial"/>
               <w:lang w:eastAsia="en-US"/>
             </w:rPr>
-            <w:t>MaxRegulation</w:t>
+            <w:t>IndeksNew</w:t>
           </w:r>
           <w:proofErr w:type="spellEnd"/>
         </w:sdtContent>
       </w:sdt>
       <w:r>
         <w:rPr>
-          <w:rFonts w:ascii="Arial" w:hAnsi="Arial" w:eastAsia="Times New Roman" w:cs="Arial"/>
-          <w:lang w:eastAsia="en-US"/>
-        </w:rPr>
-        <w:t>%.</w:t>
-      </w:r>
-    </w:p>
-    <w:p>
-      <w:pPr>
-        <w:overflowPunct w:val="0"/>
-        <w:autoSpaceDE w:val="0"/>
-        <w:autoSpaceDN w:val="0"/>
-        <w:adjustRightInd w:val="0"/>
-        <w:spacing w:after="0" w:line="240" w:lineRule="auto"/>
-        <w:textAlignment w:val="baseline"/>
-        <w:rPr>
-          <w:rFonts w:ascii="Arial" w:hAnsi="Arial" w:eastAsia="Times New Roman" w:cs="Arial"/>
-          <w:lang w:eastAsia="en-US"/>
-        </w:rPr>
-      </w:pPr>
-    </w:p>
-    <w:p>
-      <w:pPr>
-        <w:overflowPunct w:val="0"/>
-        <w:autoSpaceDE w:val="0"/>
-        <w:autoSpaceDN w:val="0"/>
-        <w:adjustRightInd w:val="0"/>
-        <w:spacing w:after="0" w:line="240" w:lineRule="auto"/>
-        <w:textAlignment w:val="baseline"/>
-        <w:rPr>
-          <w:rFonts w:ascii="Arial" w:hAnsi="Arial" w:eastAsia="Times New Roman" w:cs="Arial"/>
-          <w:lang w:eastAsia="en-US"/>
-        </w:rPr>
-      </w:pPr>
-      <w:r>
-        <w:rPr>
-          <w:rFonts w:ascii="Arial" w:hAnsi="Arial" w:eastAsia="Times New Roman" w:cs="Arial"/>
-          <w:lang w:eastAsia="en-US"/>
-        </w:rPr>
-        <w:t>Udviklingen i Nettoprisindekser har været:</w:t>
-      </w:r>
-    </w:p>
-    <w:p>
-      <w:pPr>
-        <w:overflowPunct w:val="0"/>
-        <w:autoSpaceDE w:val="0"/>
-        <w:autoSpaceDN w:val="0"/>
-        <w:adjustRightInd w:val="0"/>
-        <w:spacing w:after="0" w:line="240" w:lineRule="auto"/>
-        <w:textAlignment w:val="baseline"/>
-        <w:rPr>
-          <w:rFonts w:ascii="Arial" w:hAnsi="Arial" w:eastAsia="Times New Roman" w:cs="Arial"/>
-          <w:lang w:eastAsia="en-US"/>
-        </w:rPr>
-      </w:pPr>
+          <w:rFonts w:ascii="Arial" w:eastAsia="Times New Roman" w:hAnsi="Arial" w:cs="Arial"/>
+          <w:lang w:eastAsia="en-US"/>
+        </w:rPr>
+        <w:tab/>
+      </w:r>
     </w:p>
     <w:p>
       <w:pPr>
@@ -819,51 +944,44 @@
         <w:spacing w:after="0" w:line="240" w:lineRule="auto"/>
         <w:textAlignment w:val="baseline"/>
         <w:rPr>
-          <w:rFonts w:ascii="Arial" w:hAnsi="Arial" w:eastAsia="Times New Roman" w:cs="Arial"/>
-          <w:lang w:eastAsia="en-US"/>
-        </w:rPr>
-      </w:pPr>
-      <w:r>
-        <w:rPr>
-          <w:rFonts w:ascii="Arial" w:hAnsi="Arial" w:eastAsia="Times New Roman" w:cs="Arial"/>
-          <w:lang w:eastAsia="en-US"/>
-        </w:rPr>
-        <w:t>Indeks</w:t>
-      </w:r>
-      <w:r>
-        <w:rPr>
-          <w:rFonts w:ascii="Arial" w:hAnsi="Arial" w:eastAsia="Times New Roman" w:cs="Arial"/>
-          <w:lang w:eastAsia="en-US"/>
-        </w:rPr>
-        <w:t xml:space="preserve"> 1</w:t>
-      </w:r>
-      <w:r>
-        <w:rPr>
-          <w:rFonts w:ascii="Arial" w:hAnsi="Arial" w:eastAsia="Times New Roman" w:cs="Arial"/>
-          <w:lang w:eastAsia="en-US"/>
-        </w:rPr>
-        <w:t>:</w:t>
-      </w:r>
-      <w:r>
-        <w:rPr>
-          <w:rFonts w:ascii="Arial" w:hAnsi="Arial" w:eastAsia="Times New Roman" w:cs="Arial"/>
-          <w:lang w:eastAsia="en-US"/>
-        </w:rPr>
-        <w:tab/>
+          <w:rFonts w:ascii="Arial" w:eastAsia="Times New Roman" w:hAnsi="Arial" w:cs="Arial"/>
+          <w:lang w:eastAsia="en-US"/>
+        </w:rPr>
+      </w:pPr>
+    </w:p>
+    <w:p>
+      <w:pPr>
+        <w:overflowPunct w:val="0"/>
+        <w:autoSpaceDE w:val="0"/>
+        <w:autoSpaceDN w:val="0"/>
+        <w:adjustRightInd w:val="0"/>
+        <w:spacing w:after="0" w:line="240" w:lineRule="auto"/>
+        <w:textAlignment w:val="baseline"/>
+        <w:rPr>
+          <w:rFonts w:ascii="Arial" w:eastAsia="Times New Roman" w:hAnsi="Arial" w:cs="Arial"/>
+          <w:lang w:eastAsia="en-US"/>
+        </w:rPr>
+      </w:pPr>
+      <w:r>
+        <w:rPr>
+          <w:rFonts w:ascii="Arial" w:eastAsia="Times New Roman" w:hAnsi="Arial" w:cs="Arial"/>
+          <w:lang w:eastAsia="en-US"/>
+        </w:rPr>
+        <w:t xml:space="preserve">Stigningen i den årlige leje udgør </w:t>
       </w:r>
       <w:sdt>
         <w:sdtPr>
           <w:rPr>
-            <w:rFonts w:ascii="Arial" w:hAnsi="Arial" w:eastAsia="Times New Roman" w:cs="Arial"/>
+            <w:rFonts w:ascii="Arial" w:eastAsia="Times New Roman" w:hAnsi="Arial" w:cs="Arial"/>
             <w:lang w:eastAsia="en-US"/>
           </w:rPr>
-          <w:alias w:val="#Nav: /SVA_Regulations/IndeksOld"/>
-          <w:tag w:val="#Nav: SVA Regulation Indeks/50080"/>
-          <w:id w:val="1669599916"/>
+          <w:alias w:val="#Nav: /SVA_Regulations/ActualRegulation"/>
+          <w:tag w:val="#Nav: SVA Regulation Indeks Deposit/50030"/>
+          <w:id w:val="-1042897227"/>
           <w:placeholder>
             <w:docPart w:val="DefaultPlaceholder_-1854013440"/>
           </w:placeholder>
-          <w:dataBinding w:prefixMappings="xmlns:ns0='urn:microsoft-dynamics-nav/reports/SVA Regulation Indeks/50080/'" w:xpath="/ns0:NavWordReportXmlPart[1]/ns0:SVA_Regulations[1]/ns0:IndeksOld[1]" w:storeItemID="{DB275D65-7904-43D6-8D89-0EDF341AE2BF}"/>
+          <w:dataBinding w:prefixMappings="xmlns:ns0='urn:microsoft-dynamics-nav/reports/SVA Regulation Indeks Deposit/50030/'" w:xpath="/ns0:NavWordReportXmlPart[1]/ns0:SVA_Regulations[1]/ns0:ActualRegulation[1]" w:storeItemID="{A3600BB3-FD30-40BC-8776-6B090C38989D}"/>
           <w:text/>
         </w:sdtPr>
         <w:sdtEndPr/>
@@ -871,72 +989,73 @@
           <w:proofErr w:type="spellStart"/>
           <w:r>
             <w:rPr>
-              <w:rFonts w:ascii="Arial" w:hAnsi="Arial" w:eastAsia="Times New Roman" w:cs="Arial"/>
+              <w:rFonts w:ascii="Arial" w:eastAsia="Times New Roman" w:hAnsi="Arial" w:cs="Arial"/>
               <w:lang w:eastAsia="en-US"/>
             </w:rPr>
-            <w:t>IndeksOld</w:t>
+            <w:t>ActualRegulation</w:t>
           </w:r>
           <w:proofErr w:type="spellEnd"/>
         </w:sdtContent>
       </w:sdt>
-    </w:p>
-    <w:p>
-      <w:pPr>
-        <w:tabs>
-          <w:tab w:val="decimal" w:pos="2835"/>
-        </w:tabs>
-        <w:overflowPunct w:val="0"/>
-        <w:autoSpaceDE w:val="0"/>
-        <w:autoSpaceDN w:val="0"/>
-        <w:adjustRightInd w:val="0"/>
-        <w:spacing w:after="0" w:line="240" w:lineRule="auto"/>
-        <w:textAlignment w:val="baseline"/>
-        <w:rPr>
-          <w:rFonts w:ascii="Arial" w:hAnsi="Arial" w:eastAsia="Times New Roman" w:cs="Arial"/>
-          <w:lang w:eastAsia="en-US"/>
-        </w:rPr>
-      </w:pPr>
-      <w:r>
-        <w:rPr>
-          <w:rFonts w:ascii="Arial" w:hAnsi="Arial" w:eastAsia="Times New Roman" w:cs="Arial"/>
-          <w:lang w:eastAsia="en-US"/>
-        </w:rPr>
-        <w:t>Indeks</w:t>
-      </w:r>
-      <w:r>
-        <w:rPr>
-          <w:rFonts w:ascii="Arial" w:hAnsi="Arial" w:eastAsia="Times New Roman" w:cs="Arial"/>
-          <w:lang w:eastAsia="en-US"/>
-        </w:rPr>
-        <w:t xml:space="preserve"> 2</w:t>
-      </w:r>
-      <w:r>
-        <w:rPr>
-          <w:rFonts w:ascii="Arial" w:hAnsi="Arial" w:eastAsia="Times New Roman" w:cs="Arial"/>
-          <w:lang w:eastAsia="en-US"/>
-        </w:rPr>
-        <w:t>:</w:t>
-      </w:r>
-      <w:r>
-        <w:rPr>
-          <w:rFonts w:ascii="Arial" w:hAnsi="Arial" w:eastAsia="Times New Roman" w:cs="Arial"/>
-          <w:lang w:eastAsia="en-US"/>
-        </w:rPr>
-        <w:tab/>
+      <w:r>
+        <w:rPr>
+          <w:rFonts w:ascii="Arial" w:eastAsia="Times New Roman" w:hAnsi="Arial" w:cs="Arial"/>
+          <w:lang w:eastAsia="en-US"/>
+        </w:rPr>
+        <w:t>%</w:t>
+      </w:r>
+    </w:p>
+    <w:p>
+      <w:pPr>
+        <w:overflowPunct w:val="0"/>
+        <w:autoSpaceDE w:val="0"/>
+        <w:autoSpaceDN w:val="0"/>
+        <w:adjustRightInd w:val="0"/>
+        <w:spacing w:after="0" w:line="240" w:lineRule="auto"/>
+        <w:textAlignment w:val="baseline"/>
+        <w:rPr>
+          <w:rFonts w:ascii="Arial" w:eastAsia="Times New Roman" w:hAnsi="Arial" w:cs="Arial"/>
+          <w:b/>
+          <w:lang w:eastAsia="en-US"/>
+        </w:rPr>
+      </w:pPr>
+    </w:p>
+    <w:p>
+      <w:pPr>
+        <w:overflowPunct w:val="0"/>
+        <w:autoSpaceDE w:val="0"/>
+        <w:autoSpaceDN w:val="0"/>
+        <w:adjustRightInd w:val="0"/>
+        <w:spacing w:after="0" w:line="240" w:lineRule="auto"/>
+        <w:textAlignment w:val="baseline"/>
+        <w:rPr>
+          <w:rFonts w:ascii="Arial" w:eastAsia="Times New Roman" w:hAnsi="Arial" w:cs="Arial"/>
+          <w:b/>
+          <w:lang w:eastAsia="en-US"/>
+        </w:rPr>
+      </w:pPr>
+      <w:r>
+        <w:rPr>
+          <w:rFonts w:ascii="Arial" w:eastAsia="Times New Roman" w:hAnsi="Arial" w:cs="Arial"/>
+          <w:b/>
+          <w:lang w:eastAsia="en-US"/>
+        </w:rPr>
+        <w:t xml:space="preserve">Reguleringen træder i kraft den </w:t>
       </w:r>
       <w:sdt>
         <w:sdtPr>
           <w:rPr>
-            <w:rFonts w:ascii="Arial" w:hAnsi="Arial" w:eastAsia="Times New Roman" w:cs="Arial"/>
+            <w:rFonts w:ascii="Arial" w:eastAsia="Times New Roman" w:hAnsi="Arial" w:cs="Arial"/>
+            <w:b/>
             <w:lang w:eastAsia="en-US"/>
           </w:rPr>
-          <w:alias w:val="#Nav: /SVA_Regulations/IndeksNew"/>
-          <w:tag w:val="#Nav: SVA Regulation Indeks/50080"/>
-          <w:id w:val="-1520996888"/>
+          <w:alias w:val="#Nav: /SVA_Regulations/Regulationdate"/>
+          <w:tag w:val="#Nav: SVA Regulation Indeks Deposit/50030"/>
+          <w:id w:val="-1078597765"/>
           <w:placeholder>
             <w:docPart w:val="DefaultPlaceholder_-1854013440"/>
           </w:placeholder>
-          <w:dataBinding w:prefixMappings="xmlns:ns0='urn:microsoft-dynamics-nav/reports/SVA Regulation Indeks/50080/'" w:xpath="/ns0:NavWordReportXmlPart[1]/ns0:SVA_Regulations[1]/ns0:IndeksNew[1]" w:storeItemID="{DB275D65-7904-43D6-8D89-0EDF341AE2BF}"/>
+          <w:dataBinding w:prefixMappings="xmlns:ns0='urn:microsoft-dynamics-nav/reports/SVA Regulation Indeks Deposit/50030/'" w:xpath="/ns0:NavWordReportXmlPart[1]/ns0:SVA_Regulations[1]/ns0:Regulationdate[1]" w:storeItemID="{A3600BB3-FD30-40BC-8776-6B090C38989D}"/>
           <w:text/>
         </w:sdtPr>
         <w:sdtEndPr/>
@@ -944,154 +1063,7 @@
           <w:proofErr w:type="spellStart"/>
           <w:r>
             <w:rPr>
-              <w:rFonts w:ascii="Arial" w:hAnsi="Arial" w:eastAsia="Times New Roman" w:cs="Arial"/>
-              <w:lang w:eastAsia="en-US"/>
-            </w:rPr>
-            <w:t>IndeksNew</w:t>
-          </w:r>
-          <w:proofErr w:type="spellEnd"/>
-        </w:sdtContent>
-      </w:sdt>
-      <w:r>
-        <w:rPr>
-          <w:rFonts w:ascii="Arial" w:hAnsi="Arial" w:eastAsia="Times New Roman" w:cs="Arial"/>
-          <w:lang w:eastAsia="en-US"/>
-        </w:rPr>
-        <w:tab/>
-      </w:r>
-    </w:p>
-    <w:p>
-      <w:pPr>
-        <w:tabs>
-          <w:tab w:val="decimal" w:pos="2835"/>
-        </w:tabs>
-        <w:overflowPunct w:val="0"/>
-        <w:autoSpaceDE w:val="0"/>
-        <w:autoSpaceDN w:val="0"/>
-        <w:adjustRightInd w:val="0"/>
-        <w:spacing w:after="0" w:line="240" w:lineRule="auto"/>
-        <w:textAlignment w:val="baseline"/>
-        <w:rPr>
-          <w:rFonts w:ascii="Arial" w:hAnsi="Arial" w:eastAsia="Times New Roman" w:cs="Arial"/>
-          <w:lang w:eastAsia="en-US"/>
-        </w:rPr>
-      </w:pPr>
-    </w:p>
-    <w:p>
-      <w:pPr>
-        <w:overflowPunct w:val="0"/>
-        <w:autoSpaceDE w:val="0"/>
-        <w:autoSpaceDN w:val="0"/>
-        <w:adjustRightInd w:val="0"/>
-        <w:spacing w:after="0" w:line="240" w:lineRule="auto"/>
-        <w:textAlignment w:val="baseline"/>
-        <w:rPr>
-          <w:rFonts w:ascii="Arial" w:hAnsi="Arial" w:eastAsia="Times New Roman" w:cs="Arial"/>
-          <w:lang w:eastAsia="en-US"/>
-        </w:rPr>
-      </w:pPr>
-      <w:r>
-        <w:rPr>
-          <w:rFonts w:ascii="Arial" w:hAnsi="Arial" w:eastAsia="Times New Roman" w:cs="Arial"/>
-          <w:lang w:eastAsia="en-US"/>
-        </w:rPr>
-        <w:t xml:space="preserve">Stigningen i den årlige leje udgør </w:t>
-      </w:r>
-      <w:sdt>
-        <w:sdtPr>
-          <w:rPr>
-            <w:rFonts w:ascii="Arial" w:hAnsi="Arial" w:eastAsia="Times New Roman" w:cs="Arial"/>
-            <w:lang w:eastAsia="en-US"/>
-          </w:rPr>
-          <w:alias w:val="#Nav: /SVA_Regulations/ActualRegulation"/>
-          <w:tag w:val="#Nav: SVA Regulation Indeks/50080"/>
-          <w:id w:val="-1042897227"/>
-          <w:placeholder>
-            <w:docPart w:val="DefaultPlaceholder_-1854013440"/>
-          </w:placeholder>
-          <w:dataBinding w:prefixMappings="xmlns:ns0='urn:microsoft-dynamics-nav/reports/SVA Regulation Indeks/50080/'" w:xpath="/ns0:NavWordReportXmlPart[1]/ns0:SVA_Regulations[1]/ns0:ActualRegulation[1]" w:storeItemID="{DB275D65-7904-43D6-8D89-0EDF341AE2BF}"/>
-          <w:text/>
-        </w:sdtPr>
-        <w:sdtEndPr/>
-        <w:sdtContent>
-          <w:proofErr w:type="spellStart"/>
-          <w:r>
-            <w:rPr>
-              <w:rFonts w:ascii="Arial" w:hAnsi="Arial" w:eastAsia="Times New Roman" w:cs="Arial"/>
-              <w:lang w:eastAsia="en-US"/>
-            </w:rPr>
-            <w:t>ActualRegulation</w:t>
-          </w:r>
-          <w:proofErr w:type="spellEnd"/>
-        </w:sdtContent>
-      </w:sdt>
-      <w:r>
-        <w:rPr>
-          <w:rFonts w:ascii="Arial" w:hAnsi="Arial" w:eastAsia="Times New Roman" w:cs="Arial"/>
-          <w:lang w:eastAsia="en-US"/>
-        </w:rPr>
-        <w:t>%</w:t>
-      </w:r>
-    </w:p>
-    <w:p>
-      <w:pPr>
-        <w:overflowPunct w:val="0"/>
-        <w:autoSpaceDE w:val="0"/>
-        <w:autoSpaceDN w:val="0"/>
-        <w:adjustRightInd w:val="0"/>
-        <w:spacing w:after="0" w:line="240" w:lineRule="auto"/>
-        <w:textAlignment w:val="baseline"/>
-        <w:rPr>
-          <w:rFonts w:ascii="Arial" w:hAnsi="Arial" w:eastAsia="Times New Roman" w:cs="Arial"/>
-          <w:b/>
-          <w:lang w:eastAsia="en-US"/>
-        </w:rPr>
-      </w:pPr>
-    </w:p>
-    <w:p>
-      <w:pPr>
-        <w:overflowPunct w:val="0"/>
-        <w:autoSpaceDE w:val="0"/>
-        <w:autoSpaceDN w:val="0"/>
-        <w:adjustRightInd w:val="0"/>
-        <w:spacing w:after="0" w:line="240" w:lineRule="auto"/>
-        <w:textAlignment w:val="baseline"/>
-        <w:rPr>
-          <w:rFonts w:ascii="Arial" w:hAnsi="Arial" w:eastAsia="Times New Roman" w:cs="Arial"/>
-          <w:b/>
-          <w:lang w:eastAsia="en-US"/>
-        </w:rPr>
-      </w:pPr>
-      <w:r>
-        <w:rPr>
-          <w:rFonts w:ascii="Arial" w:hAnsi="Arial" w:eastAsia="Times New Roman" w:cs="Arial"/>
-          <w:b/>
-          <w:lang w:eastAsia="en-US"/>
-        </w:rPr>
-        <w:t xml:space="preserve">Reguleringen træder i kraft den </w:t>
-      </w:r>
-      <w:sdt>
-        <w:sdtPr>
-          <w:rPr>
-            <w:rFonts w:ascii="Arial" w:hAnsi="Arial" w:eastAsia="Times New Roman" w:cs="Arial"/>
-            <w:b/>
-            <w:lang w:eastAsia="en-US"/>
-          </w:rPr>
-          <w:alias w:val="#Nav: /SVA_Regulations/Regulationdate"/>
-          <w:tag w:val="#Nav: SVA Regulation Indeks/50080"/>
-          <w:id w:val="-1078597765"/>
-          <w:placeholder>
-            <w:docPart w:val="DefaultPlaceholder_-1854013440"/>
-          </w:placeholder>
-          <w:dataBinding w:prefixMappings="xmlns:ns0='urn:microsoft-dynamics-nav/reports/SVA Regulation Indeks/50080/'" w:xpath="/ns0:NavWordReportXmlPart[1]/ns0:SVA_Regulations[1]/ns0:Regulationdate[1]" w:storeItemID="{DB275D65-7904-43D6-8D89-0EDF341AE2BF}"/>
-          <w:text/>
-        </w:sdtPr>
-        <w:sdtEndPr/>
-        <w:sdtContent>
-          <w:proofErr w:type="spellStart"/>
-          <w:r>
-            <w:rPr>
-              <w:rFonts w:ascii="Arial" w:hAnsi="Arial" w:eastAsia="Times New Roman" w:cs="Arial"/>
+              <w:rFonts w:ascii="Arial" w:eastAsia="Times New Roman" w:hAnsi="Arial" w:cs="Arial"/>
               <w:b/>
               <w:lang w:eastAsia="en-US"/>
             </w:rPr>
@@ -1102,7 +1074,7 @@
       </w:sdt>
       <w:r>
         <w:rPr>
-          <w:rFonts w:ascii="Arial" w:hAnsi="Arial" w:eastAsia="Times New Roman" w:cs="Arial"/>
+          <w:rFonts w:ascii="Arial" w:eastAsia="Times New Roman" w:hAnsi="Arial" w:cs="Arial"/>
           <w:b/>
           <w:lang w:eastAsia="en-US"/>
         </w:rPr>
@@ -1118,7 +1090,7 @@
         <w:spacing w:after="0" w:line="240" w:lineRule="auto"/>
         <w:textAlignment w:val="baseline"/>
         <w:rPr>
-          <w:rFonts w:ascii="Arial" w:hAnsi="Arial" w:eastAsia="Times New Roman" w:cs="Arial"/>
+          <w:rFonts w:ascii="Arial" w:eastAsia="Times New Roman" w:hAnsi="Arial" w:cs="Arial"/>
           <w:b/>
           <w:lang w:eastAsia="en-US"/>
         </w:rPr>
@@ -1137,14 +1109,14 @@
         <w:spacing w:after="0" w:line="240" w:lineRule="auto"/>
         <w:textAlignment w:val="baseline"/>
         <w:rPr>
-          <w:rFonts w:ascii="Arial" w:hAnsi="Arial" w:eastAsia="Times New Roman" w:cs="Arial"/>
+          <w:rFonts w:ascii="Arial" w:eastAsia="Times New Roman" w:hAnsi="Arial" w:cs="Arial"/>
           <w:b/>
           <w:lang w:eastAsia="en-US"/>
         </w:rPr>
       </w:pPr>
       <w:r>
         <w:rPr>
-          <w:rFonts w:ascii="Arial" w:hAnsi="Arial" w:eastAsia="Times New Roman" w:cs="Arial"/>
+          <w:rFonts w:ascii="Arial" w:eastAsia="Times New Roman" w:hAnsi="Arial" w:cs="Arial"/>
           <w:b/>
           <w:lang w:eastAsia="en-US"/>
         </w:rPr>
@@ -1153,7 +1125,7 @@
       </w:r>
       <w:r>
         <w:rPr>
-          <w:rFonts w:ascii="Arial" w:hAnsi="Arial" w:eastAsia="Times New Roman" w:cs="Arial"/>
+          <w:rFonts w:ascii="Arial" w:eastAsia="Times New Roman" w:hAnsi="Arial" w:cs="Arial"/>
           <w:b/>
           <w:lang w:eastAsia="en-US"/>
         </w:rPr>
@@ -1174,20 +1146,20 @@
         <w:spacing w:after="0" w:line="240" w:lineRule="auto"/>
         <w:textAlignment w:val="baseline"/>
         <w:rPr>
-          <w:rFonts w:ascii="Arial" w:hAnsi="Arial" w:eastAsia="Times New Roman" w:cs="Arial"/>
-          <w:lang w:eastAsia="en-US"/>
-        </w:rPr>
-      </w:pPr>
-      <w:r>
-        <w:rPr>
-          <w:rFonts w:ascii="Arial" w:hAnsi="Arial" w:eastAsia="Times New Roman" w:cs="Arial"/>
+          <w:rFonts w:ascii="Arial" w:eastAsia="Times New Roman" w:hAnsi="Arial" w:cs="Arial"/>
+          <w:lang w:eastAsia="en-US"/>
+        </w:rPr>
+      </w:pPr>
+      <w:r>
+        <w:rPr>
+          <w:rFonts w:ascii="Arial" w:eastAsia="Times New Roman" w:hAnsi="Arial" w:cs="Arial"/>
           <w:lang w:eastAsia="en-US"/>
         </w:rPr>
         <w:t>Nuværende beløb</w:t>
       </w:r>
       <w:r>
         <w:rPr>
-          <w:rFonts w:ascii="Arial" w:hAnsi="Arial" w:eastAsia="Times New Roman" w:cs="Arial"/>
+          <w:rFonts w:ascii="Arial" w:eastAsia="Times New Roman" w:hAnsi="Arial" w:cs="Arial"/>
           <w:lang w:eastAsia="en-US"/>
         </w:rPr>
         <w:tab/>
@@ -1195,16 +1167,16 @@
       <w:sdt>
         <w:sdtPr>
           <w:rPr>
-            <w:rFonts w:ascii="Arial" w:hAnsi="Arial" w:eastAsia="Times New Roman" w:cs="Arial"/>
+            <w:rFonts w:ascii="Arial" w:eastAsia="Times New Roman" w:hAnsi="Arial" w:cs="Arial"/>
             <w:lang w:eastAsia="en-US"/>
           </w:rPr>
           <w:alias w:val="#Nav: /SVA_Regulations/RentYearNow"/>
-          <w:tag w:val="#Nav: SVA Regulation Indeks/50080"/>
+          <w:tag w:val="#Nav: SVA Regulation Indeks Deposit/50030"/>
           <w:id w:val="-1058015184"/>
           <w:placeholder>
             <w:docPart w:val="DefaultPlaceholder_-1854013440"/>
           </w:placeholder>
-          <w:dataBinding w:prefixMappings="xmlns:ns0='urn:microsoft-dynamics-nav/reports/SVA Regulation Indeks/50080/'" w:xpath="/ns0:NavWordReportXmlPart[1]/ns0:SVA_Regulations[1]/ns0:RentYearNow[1]" w:storeItemID="{DB275D65-7904-43D6-8D89-0EDF341AE2BF}"/>
+          <w:dataBinding w:prefixMappings="xmlns:ns0='urn:microsoft-dynamics-nav/reports/SVA Regulation Indeks Deposit/50030/'" w:xpath="/ns0:NavWordReportXmlPart[1]/ns0:SVA_Regulations[1]/ns0:RentYearNow[1]" w:storeItemID="{A3600BB3-FD30-40BC-8776-6B090C38989D}"/>
           <w:text/>
         </w:sdtPr>
         <w:sdtEndPr/>
@@ -1212,7 +1184,7 @@
           <w:proofErr w:type="spellStart"/>
           <w:r>
             <w:rPr>
-              <w:rFonts w:ascii="Arial" w:hAnsi="Arial" w:eastAsia="Times New Roman" w:cs="Arial"/>
+              <w:rFonts w:ascii="Arial" w:eastAsia="Times New Roman" w:hAnsi="Arial" w:cs="Arial"/>
               <w:lang w:eastAsia="en-US"/>
             </w:rPr>
             <w:t>RentYearNow</w:t>
@@ -1222,14 +1194,14 @@
       </w:sdt>
       <w:r>
         <w:rPr>
-          <w:rFonts w:ascii="Arial" w:hAnsi="Arial" w:eastAsia="Times New Roman" w:cs="Arial"/>
+          <w:rFonts w:ascii="Arial" w:eastAsia="Times New Roman" w:hAnsi="Arial" w:cs="Arial"/>
           <w:lang w:eastAsia="en-US"/>
         </w:rPr>
         <w:t xml:space="preserve"> kr.</w:t>
       </w:r>
       <w:r>
         <w:rPr>
-          <w:rFonts w:ascii="Arial" w:hAnsi="Arial" w:eastAsia="Times New Roman" w:cs="Arial"/>
+          <w:rFonts w:ascii="Arial" w:eastAsia="Times New Roman" w:hAnsi="Arial" w:cs="Arial"/>
           <w:lang w:eastAsia="en-US"/>
         </w:rPr>
         <w:tab/>
@@ -1237,16 +1209,16 @@
       <w:sdt>
         <w:sdtPr>
           <w:rPr>
-            <w:rFonts w:ascii="Arial" w:hAnsi="Arial" w:eastAsia="Times New Roman" w:cs="Arial"/>
+            <w:rFonts w:ascii="Arial" w:eastAsia="Times New Roman" w:hAnsi="Arial" w:cs="Arial"/>
             <w:lang w:eastAsia="en-US"/>
           </w:rPr>
           <w:alias w:val="#Nav: /SVA_Regulations/RentPerNow"/>
-          <w:tag w:val="#Nav: SVA Regulation Indeks/50080"/>
+          <w:tag w:val="#Nav: SVA Regulation Indeks Deposit/50030"/>
           <w:id w:val="2130197292"/>
           <w:placeholder>
             <w:docPart w:val="DefaultPlaceholder_-1854013440"/>
           </w:placeholder>
-          <w:dataBinding w:prefixMappings="xmlns:ns0='urn:microsoft-dynamics-nav/reports/SVA Regulation Indeks/50080/'" w:xpath="/ns0:NavWordReportXmlPart[1]/ns0:SVA_Regulations[1]/ns0:RentPerNow[1]" w:storeItemID="{DB275D65-7904-43D6-8D89-0EDF341AE2BF}"/>
+          <w:dataBinding w:prefixMappings="xmlns:ns0='urn:microsoft-dynamics-nav/reports/SVA Regulation Indeks Deposit/50030/'" w:xpath="/ns0:NavWordReportXmlPart[1]/ns0:SVA_Regulations[1]/ns0:RentPerNow[1]" w:storeItemID="{A3600BB3-FD30-40BC-8776-6B090C38989D}"/>
           <w:text/>
         </w:sdtPr>
         <w:sdtEndPr/>
@@ -1254,7 +1226,7 @@
           <w:proofErr w:type="spellStart"/>
           <w:r>
             <w:rPr>
-              <w:rFonts w:ascii="Arial" w:hAnsi="Arial" w:eastAsia="Times New Roman" w:cs="Arial"/>
+              <w:rFonts w:ascii="Arial" w:eastAsia="Times New Roman" w:hAnsi="Arial" w:cs="Arial"/>
               <w:lang w:eastAsia="en-US"/>
             </w:rPr>
             <w:t>RentPerNow</w:t>
@@ -1264,7 +1236,7 @@
       </w:sdt>
       <w:r>
         <w:rPr>
-          <w:rFonts w:ascii="Arial" w:hAnsi="Arial" w:eastAsia="Times New Roman" w:cs="Arial"/>
+          <w:rFonts w:ascii="Arial" w:eastAsia="Times New Roman" w:hAnsi="Arial" w:cs="Arial"/>
           <w:lang w:eastAsia="en-US"/>
         </w:rPr>
         <w:t xml:space="preserve"> kr.</w:t>
@@ -1283,20 +1255,20 @@
         <w:spacing w:after="0" w:line="240" w:lineRule="auto"/>
         <w:textAlignment w:val="baseline"/>
         <w:rPr>
-          <w:rFonts w:ascii="Arial" w:hAnsi="Arial" w:eastAsia="Times New Roman" w:cs="Arial"/>
-          <w:lang w:eastAsia="en-US"/>
-        </w:rPr>
-      </w:pPr>
-      <w:r>
-        <w:rPr>
-          <w:rFonts w:ascii="Arial" w:hAnsi="Arial" w:eastAsia="Times New Roman" w:cs="Arial"/>
+          <w:rFonts w:ascii="Arial" w:eastAsia="Times New Roman" w:hAnsi="Arial" w:cs="Arial"/>
+          <w:lang w:eastAsia="en-US"/>
+        </w:rPr>
+      </w:pPr>
+      <w:r>
+        <w:rPr>
+          <w:rFonts w:ascii="Arial" w:eastAsia="Times New Roman" w:hAnsi="Arial" w:cs="Arial"/>
           <w:lang w:eastAsia="en-US"/>
         </w:rPr>
         <w:t>Regulering</w:t>
       </w:r>
       <w:r>
         <w:rPr>
-          <w:rFonts w:ascii="Arial" w:hAnsi="Arial" w:eastAsia="Times New Roman" w:cs="Arial"/>
+          <w:rFonts w:ascii="Arial" w:eastAsia="Times New Roman" w:hAnsi="Arial" w:cs="Arial"/>
           <w:lang w:eastAsia="en-US"/>
         </w:rPr>
         <w:tab/>
@@ -1304,16 +1276,16 @@
       <w:sdt>
         <w:sdtPr>
           <w:rPr>
-            <w:rFonts w:ascii="Arial" w:hAnsi="Arial" w:eastAsia="Times New Roman" w:cs="Arial"/>
+            <w:rFonts w:ascii="Arial" w:eastAsia="Times New Roman" w:hAnsi="Arial" w:cs="Arial"/>
             <w:lang w:eastAsia="en-US"/>
           </w:rPr>
           <w:alias w:val="#Nav: /SVA_Regulations/RegulationYear"/>
-          <w:tag w:val="#Nav: SVA Regulation Indeks/50080"/>
+          <w:tag w:val="#Nav: SVA Regulation Indeks Deposit/50030"/>
           <w:id w:val="-1166169176"/>
           <w:placeholder>
             <w:docPart w:val="DefaultPlaceholder_-1854013440"/>
           </w:placeholder>
-          <w:dataBinding w:prefixMappings="xmlns:ns0='urn:microsoft-dynamics-nav/reports/SVA Regulation Indeks/50080/'" w:xpath="/ns0:NavWordReportXmlPart[1]/ns0:SVA_Regulations[1]/ns0:RegulationYear[1]" w:storeItemID="{DB275D65-7904-43D6-8D89-0EDF341AE2BF}"/>
+          <w:dataBinding w:prefixMappings="xmlns:ns0='urn:microsoft-dynamics-nav/reports/SVA Regulation Indeks Deposit/50030/'" w:xpath="/ns0:NavWordReportXmlPart[1]/ns0:SVA_Regulations[1]/ns0:RegulationYear[1]" w:storeItemID="{A3600BB3-FD30-40BC-8776-6B090C38989D}"/>
           <w:text/>
         </w:sdtPr>
         <w:sdtEndPr/>
@@ -1321,7 +1293,7 @@
           <w:proofErr w:type="spellStart"/>
           <w:r>
             <w:rPr>
-              <w:rFonts w:ascii="Arial" w:hAnsi="Arial" w:eastAsia="Times New Roman" w:cs="Arial"/>
+              <w:rFonts w:ascii="Arial" w:eastAsia="Times New Roman" w:hAnsi="Arial" w:cs="Arial"/>
               <w:lang w:eastAsia="en-US"/>
             </w:rPr>
             <w:t>RegulationYear</w:t>
@@ -1331,14 +1303,14 @@
       </w:sdt>
       <w:r>
         <w:rPr>
-          <w:rFonts w:ascii="Arial" w:hAnsi="Arial" w:eastAsia="Times New Roman" w:cs="Arial"/>
+          <w:rFonts w:ascii="Arial" w:eastAsia="Times New Roman" w:hAnsi="Arial" w:cs="Arial"/>
           <w:lang w:eastAsia="en-US"/>
         </w:rPr>
         <w:t xml:space="preserve"> kr.</w:t>
       </w:r>
       <w:r>
         <w:rPr>
-          <w:rFonts w:ascii="Arial" w:hAnsi="Arial" w:eastAsia="Times New Roman" w:cs="Arial"/>
+          <w:rFonts w:ascii="Arial" w:eastAsia="Times New Roman" w:hAnsi="Arial" w:cs="Arial"/>
           <w:lang w:eastAsia="en-US"/>
         </w:rPr>
         <w:tab/>
@@ -1346,16 +1318,16 @@
       <w:sdt>
         <w:sdtPr>
           <w:rPr>
-            <w:rFonts w:ascii="Arial" w:hAnsi="Arial" w:eastAsia="Times New Roman" w:cs="Arial"/>
+            <w:rFonts w:ascii="Arial" w:eastAsia="Times New Roman" w:hAnsi="Arial" w:cs="Arial"/>
             <w:lang w:eastAsia="en-US"/>
           </w:rPr>
           <w:alias w:val="#Nav: /SVA_Regulations/RegulationPer"/>
-          <w:tag w:val="#Nav: SVA Regulation Indeks/50080"/>
+          <w:tag w:val="#Nav: SVA Regulation Indeks Deposit/50030"/>
           <w:id w:val="1306196971"/>
           <w:placeholder>
             <w:docPart w:val="DefaultPlaceholder_-1854013440"/>
           </w:placeholder>
-          <w:dataBinding w:prefixMappings="xmlns:ns0='urn:microsoft-dynamics-nav/reports/SVA Regulation Indeks/50080/'" w:xpath="/ns0:NavWordReportXmlPart[1]/ns0:SVA_Regulations[1]/ns0:RegulationPer[1]" w:storeItemID="{DB275D65-7904-43D6-8D89-0EDF341AE2BF}"/>
+          <w:dataBinding w:prefixMappings="xmlns:ns0='urn:microsoft-dynamics-nav/reports/SVA Regulation Indeks Deposit/50030/'" w:xpath="/ns0:NavWordReportXmlPart[1]/ns0:SVA_Regulations[1]/ns0:RegulationPer[1]" w:storeItemID="{A3600BB3-FD30-40BC-8776-6B090C38989D}"/>
           <w:text/>
         </w:sdtPr>
         <w:sdtEndPr/>
@@ -1363,7 +1335,7 @@
           <w:proofErr w:type="spellStart"/>
           <w:r>
             <w:rPr>
-              <w:rFonts w:ascii="Arial" w:hAnsi="Arial" w:eastAsia="Times New Roman" w:cs="Arial"/>
+              <w:rFonts w:ascii="Arial" w:eastAsia="Times New Roman" w:hAnsi="Arial" w:cs="Arial"/>
               <w:lang w:eastAsia="en-US"/>
             </w:rPr>
             <w:t>RegulationPer</w:t>
@@ -1373,7 +1345,7 @@
       </w:sdt>
       <w:r>
         <w:rPr>
-          <w:rFonts w:ascii="Arial" w:hAnsi="Arial" w:eastAsia="Times New Roman" w:cs="Arial"/>
+          <w:rFonts w:ascii="Arial" w:eastAsia="Times New Roman" w:hAnsi="Arial" w:cs="Arial"/>
           <w:lang w:eastAsia="en-US"/>
         </w:rPr>
         <w:t xml:space="preserve"> kr.</w:t>
@@ -1392,20 +1364,20 @@
         <w:spacing w:after="0" w:line="240" w:lineRule="auto"/>
         <w:textAlignment w:val="baseline"/>
         <w:rPr>
-          <w:rFonts w:ascii="Arial" w:hAnsi="Arial" w:eastAsia="Times New Roman" w:cs="Arial"/>
-          <w:lang w:eastAsia="en-US"/>
-        </w:rPr>
-      </w:pPr>
-      <w:r>
-        <w:rPr>
-          <w:rFonts w:ascii="Arial" w:hAnsi="Arial" w:eastAsia="Times New Roman" w:cs="Arial"/>
+          <w:rFonts w:ascii="Arial" w:eastAsia="Times New Roman" w:hAnsi="Arial" w:cs="Arial"/>
+          <w:lang w:eastAsia="en-US"/>
+        </w:rPr>
+      </w:pPr>
+      <w:r>
+        <w:rPr>
+          <w:rFonts w:ascii="Arial" w:eastAsia="Times New Roman" w:hAnsi="Arial" w:cs="Arial"/>
           <w:lang w:eastAsia="en-US"/>
         </w:rPr>
         <w:t>Fremtidigt beløb</w:t>
       </w:r>
       <w:r>
         <w:rPr>
-          <w:rFonts w:ascii="Arial" w:hAnsi="Arial" w:eastAsia="Times New Roman" w:cs="Arial"/>
+          <w:rFonts w:ascii="Arial" w:eastAsia="Times New Roman" w:hAnsi="Arial" w:cs="Arial"/>
           <w:lang w:eastAsia="en-US"/>
         </w:rPr>
         <w:tab/>
@@ -1413,16 +1385,16 @@
       <w:sdt>
         <w:sdtPr>
           <w:rPr>
-            <w:rFonts w:ascii="Arial" w:hAnsi="Arial" w:eastAsia="Times New Roman" w:cs="Arial"/>
+            <w:rFonts w:ascii="Arial" w:eastAsia="Times New Roman" w:hAnsi="Arial" w:cs="Arial"/>
             <w:lang w:eastAsia="en-US"/>
           </w:rPr>
           <w:alias w:val="#Nav: /SVA_Regulations/RentYearNew"/>
-          <w:tag w:val="#Nav: SVA Regulation Indeks/50080"/>
+          <w:tag w:val="#Nav: SVA Regulation Indeks Deposit/50030"/>
           <w:id w:val="-1677031339"/>
           <w:placeholder>
             <w:docPart w:val="DefaultPlaceholder_-1854013440"/>
           </w:placeholder>
-          <w:dataBinding w:prefixMappings="xmlns:ns0='urn:microsoft-dynamics-nav/reports/SVA Regulation Indeks/50080/'" w:xpath="/ns0:NavWordReportXmlPart[1]/ns0:SVA_Regulations[1]/ns0:RentYearNew[1]" w:storeItemID="{DB275D65-7904-43D6-8D89-0EDF341AE2BF}"/>
+          <w:dataBinding w:prefixMappings="xmlns:ns0='urn:microsoft-dynamics-nav/reports/SVA Regulation Indeks Deposit/50030/'" w:xpath="/ns0:NavWordReportXmlPart[1]/ns0:SVA_Regulations[1]/ns0:RentYearNew[1]" w:storeItemID="{A3600BB3-FD30-40BC-8776-6B090C38989D}"/>
           <w:text/>
         </w:sdtPr>
         <w:sdtEndPr/>
@@ -1430,7 +1402,7 @@
           <w:proofErr w:type="spellStart"/>
           <w:r>
             <w:rPr>
-              <w:rFonts w:ascii="Arial" w:hAnsi="Arial" w:eastAsia="Times New Roman" w:cs="Arial"/>
+              <w:rFonts w:ascii="Arial" w:eastAsia="Times New Roman" w:hAnsi="Arial" w:cs="Arial"/>
               <w:lang w:eastAsia="en-US"/>
             </w:rPr>
             <w:t>RentYearNew</w:t>
@@ -1440,14 +1412,14 @@
       </w:sdt>
       <w:r>
         <w:rPr>
-          <w:rFonts w:ascii="Arial" w:hAnsi="Arial" w:eastAsia="Times New Roman" w:cs="Arial"/>
+          <w:rFonts w:ascii="Arial" w:eastAsia="Times New Roman" w:hAnsi="Arial" w:cs="Arial"/>
           <w:lang w:eastAsia="en-US"/>
         </w:rPr>
         <w:t xml:space="preserve"> kr.</w:t>
       </w:r>
       <w:r>
         <w:rPr>
-          <w:rFonts w:ascii="Arial" w:hAnsi="Arial" w:eastAsia="Times New Roman" w:cs="Arial"/>
+          <w:rFonts w:ascii="Arial" w:eastAsia="Times New Roman" w:hAnsi="Arial" w:cs="Arial"/>
           <w:lang w:eastAsia="en-US"/>
         </w:rPr>
         <w:tab/>
@@ -1455,16 +1427,16 @@
       <w:sdt>
         <w:sdtPr>
           <w:rPr>
-            <w:rFonts w:ascii="Arial" w:hAnsi="Arial" w:eastAsia="Times New Roman" w:cs="Arial"/>
+            <w:rFonts w:ascii="Arial" w:eastAsia="Times New Roman" w:hAnsi="Arial" w:cs="Arial"/>
             <w:lang w:eastAsia="en-US"/>
           </w:rPr>
           <w:alias w:val="#Nav: /SVA_Regulations/RentPerNew"/>
-          <w:tag w:val="#Nav: SVA Regulation Indeks/50080"/>
+          <w:tag w:val="#Nav: SVA Regulation Indeks Deposit/50030"/>
           <w:id w:val="-1031954381"/>
           <w:placeholder>
             <w:docPart w:val="DefaultPlaceholder_-1854013440"/>
           </w:placeholder>
-          <w:dataBinding w:prefixMappings="xmlns:ns0='urn:microsoft-dynamics-nav/reports/SVA Regulation Indeks/50080/'" w:xpath="/ns0:NavWordReportXmlPart[1]/ns0:SVA_Regulations[1]/ns0:RentPerNew[1]" w:storeItemID="{DB275D65-7904-43D6-8D89-0EDF341AE2BF}"/>
+          <w:dataBinding w:prefixMappings="xmlns:ns0='urn:microsoft-dynamics-nav/reports/SVA Regulation Indeks Deposit/50030/'" w:xpath="/ns0:NavWordReportXmlPart[1]/ns0:SVA_Regulations[1]/ns0:RentPerNew[1]" w:storeItemID="{A3600BB3-FD30-40BC-8776-6B090C38989D}"/>
           <w:text/>
         </w:sdtPr>
         <w:sdtEndPr/>
@@ -1472,7 +1444,7 @@
           <w:proofErr w:type="spellStart"/>
           <w:r>
             <w:rPr>
-              <w:rFonts w:ascii="Arial" w:hAnsi="Arial" w:eastAsia="Times New Roman" w:cs="Arial"/>
+              <w:rFonts w:ascii="Arial" w:eastAsia="Times New Roman" w:hAnsi="Arial" w:cs="Arial"/>
               <w:lang w:eastAsia="en-US"/>
             </w:rPr>
             <w:t>RentPerNew</w:t>
@@ -1482,7 +1454,7 @@
       </w:sdt>
       <w:r>
         <w:rPr>
-          <w:rFonts w:ascii="Arial" w:hAnsi="Arial" w:eastAsia="Times New Roman" w:cs="Arial"/>
+          <w:rFonts w:ascii="Arial" w:eastAsia="Times New Roman" w:hAnsi="Arial" w:cs="Arial"/>
           <w:lang w:eastAsia="en-US"/>
         </w:rPr>
         <w:t xml:space="preserve"> kr.</w:t>
@@ -1502,14 +1474,14 @@
         <w:spacing w:after="0" w:line="240" w:lineRule="auto"/>
         <w:textAlignment w:val="baseline"/>
         <w:rPr>
-          <w:rFonts w:ascii="Arial" w:hAnsi="Arial" w:eastAsia="Times New Roman" w:cs="Arial"/>
+          <w:rFonts w:ascii="Arial" w:eastAsia="Times New Roman" w:hAnsi="Arial" w:cs="Arial"/>
           <w:b/>
           <w:lang w:eastAsia="en-US"/>
         </w:rPr>
       </w:pPr>
       <w:r>
         <w:rPr>
-          <w:rFonts w:ascii="Arial" w:hAnsi="Arial" w:eastAsia="Times New Roman" w:cs="Arial"/>
+          <w:rFonts w:ascii="Arial" w:eastAsia="Times New Roman" w:hAnsi="Arial" w:cs="Arial"/>
           <w:b/>
           <w:lang w:eastAsia="en-US"/>
         </w:rPr>
@@ -1532,7 +1504,7 @@
         <w:spacing w:after="0" w:line="240" w:lineRule="auto"/>
         <w:textAlignment w:val="baseline"/>
         <w:rPr>
-          <w:rFonts w:ascii="Arial" w:hAnsi="Arial" w:eastAsia="Times New Roman" w:cs="Arial"/>
+          <w:rFonts w:ascii="Arial" w:eastAsia="Times New Roman" w:hAnsi="Arial" w:cs="Arial"/>
           <w:lang w:eastAsia="en-US"/>
         </w:rPr>
       </w:pPr>
@@ -1551,13 +1523,13 @@
         <w:spacing w:after="0" w:line="240" w:lineRule="auto"/>
         <w:textAlignment w:val="baseline"/>
         <w:rPr>
-          <w:rFonts w:ascii="Arial" w:hAnsi="Arial" w:eastAsia="Times New Roman" w:cs="Arial"/>
-          <w:lang w:eastAsia="en-US"/>
-        </w:rPr>
-      </w:pPr>
-      <w:r>
-        <w:rPr>
-          <w:rFonts w:ascii="Arial" w:hAnsi="Arial" w:eastAsia="Times New Roman" w:cs="Arial"/>
+          <w:rFonts w:ascii="Arial" w:eastAsia="Times New Roman" w:hAnsi="Arial" w:cs="Arial"/>
+          <w:lang w:eastAsia="en-US"/>
+        </w:rPr>
+      </w:pPr>
+      <w:r>
+        <w:rPr>
+          <w:rFonts w:ascii="Arial" w:eastAsia="Times New Roman" w:hAnsi="Arial" w:cs="Arial"/>
           <w:lang w:eastAsia="en-US"/>
         </w:rPr>
         <w:t>I forbindelse med forhøjelsen reguleres depositum således:</w:t>
@@ -1577,7 +1549,7 @@
         <w:spacing w:after="0" w:line="240" w:lineRule="auto"/>
         <w:textAlignment w:val="baseline"/>
         <w:rPr>
-          <w:rFonts w:ascii="Arial" w:hAnsi="Arial" w:eastAsia="Times New Roman" w:cs="Arial"/>
+          <w:rFonts w:ascii="Arial" w:eastAsia="Times New Roman" w:hAnsi="Arial" w:cs="Arial"/>
           <w:lang w:eastAsia="en-US"/>
         </w:rPr>
       </w:pPr>
@@ -1596,34 +1568,34 @@
         <w:spacing w:after="0" w:line="240" w:lineRule="auto"/>
         <w:textAlignment w:val="baseline"/>
         <w:rPr>
-          <w:rFonts w:ascii="Arial" w:hAnsi="Arial" w:eastAsia="Times New Roman" w:cs="Arial"/>
-          <w:lang w:eastAsia="en-US"/>
-        </w:rPr>
-      </w:pPr>
-      <w:r>
-        <w:rPr>
-          <w:rFonts w:ascii="Arial" w:hAnsi="Arial" w:eastAsia="Times New Roman" w:cs="Arial"/>
+          <w:rFonts w:ascii="Arial" w:eastAsia="Times New Roman" w:hAnsi="Arial" w:cs="Arial"/>
+          <w:lang w:eastAsia="en-US"/>
+        </w:rPr>
+      </w:pPr>
+      <w:r>
+        <w:rPr>
+          <w:rFonts w:ascii="Arial" w:eastAsia="Times New Roman" w:hAnsi="Arial" w:cs="Arial"/>
           <w:lang w:eastAsia="en-US"/>
         </w:rPr>
         <w:t>Nuværende depositum</w:t>
       </w:r>
       <w:r>
         <w:rPr>
-          <w:rFonts w:ascii="Arial" w:hAnsi="Arial" w:eastAsia="Times New Roman" w:cs="Arial"/>
+          <w:rFonts w:ascii="Arial" w:eastAsia="Times New Roman" w:hAnsi="Arial" w:cs="Arial"/>
           <w:lang w:eastAsia="en-US"/>
         </w:rPr>
         <w:tab/>
       </w:r>
       <w:r>
         <w:rPr>
-          <w:rFonts w:ascii="Arial" w:hAnsi="Arial" w:eastAsia="Times New Roman" w:cs="Arial"/>
+          <w:rFonts w:ascii="Arial" w:eastAsia="Times New Roman" w:hAnsi="Arial" w:cs="Arial"/>
           <w:lang w:eastAsia="en-US"/>
         </w:rPr>
         <w:tab/>
       </w:r>
       <w:r>
         <w:rPr>
-          <w:rFonts w:ascii="Arial" w:hAnsi="Arial" w:eastAsia="Times New Roman" w:cs="Arial"/>
+          <w:rFonts w:ascii="Arial" w:eastAsia="Times New Roman" w:hAnsi="Arial" w:cs="Arial"/>
           <w:lang w:eastAsia="en-US"/>
         </w:rPr>
         <w:tab/>
@@ -1631,16 +1603,16 @@
       <w:sdt>
         <w:sdtPr>
           <w:rPr>
-            <w:rFonts w:ascii="Arial" w:hAnsi="Arial" w:eastAsia="Times New Roman" w:cs="Arial"/>
+            <w:rFonts w:ascii="Arial" w:eastAsia="Times New Roman" w:hAnsi="Arial" w:cs="Arial"/>
             <w:lang w:eastAsia="en-US"/>
           </w:rPr>
           <w:alias w:val="#Nav: /SVA_Regulations/DepositNow"/>
-          <w:tag w:val="#Nav: SVA Regulation Indeks/50080"/>
+          <w:tag w:val="#Nav: SVA Regulation Indeks Deposit/50030"/>
           <w:id w:val="694273732"/>
           <w:placeholder>
             <w:docPart w:val="DefaultPlaceholder_-1854013440"/>
           </w:placeholder>
-          <w:dataBinding w:prefixMappings="xmlns:ns0='urn:microsoft-dynamics-nav/reports/SVA Regulation Indeks/50080/'" w:xpath="/ns0:NavWordReportXmlPart[1]/ns0:SVA_Regulations[1]/ns0:DepositNow[1]" w:storeItemID="{DB275D65-7904-43D6-8D89-0EDF341AE2BF}"/>
+          <w:dataBinding w:prefixMappings="xmlns:ns0='urn:microsoft-dynamics-nav/reports/SVA Regulation Indeks Deposit/50030/'" w:xpath="/ns0:NavWordReportXmlPart[1]/ns0:SVA_Regulations[1]/ns0:DepositNow[1]" w:storeItemID="{A3600BB3-FD30-40BC-8776-6B090C38989D}"/>
           <w:text/>
         </w:sdtPr>
         <w:sdtEndPr/>
@@ -1648,7 +1620,7 @@
           <w:proofErr w:type="spellStart"/>
           <w:r>
             <w:rPr>
-              <w:rFonts w:ascii="Arial" w:hAnsi="Arial" w:eastAsia="Times New Roman" w:cs="Arial"/>
+              <w:rFonts w:ascii="Arial" w:eastAsia="Times New Roman" w:hAnsi="Arial" w:cs="Arial"/>
               <w:lang w:eastAsia="en-US"/>
             </w:rPr>
             <w:t>DepositNow</w:t>
@@ -1658,7 +1630,7 @@
       </w:sdt>
       <w:r>
         <w:rPr>
-          <w:rFonts w:ascii="Arial" w:hAnsi="Arial" w:eastAsia="Times New Roman" w:cs="Arial"/>
+          <w:rFonts w:ascii="Arial" w:eastAsia="Times New Roman" w:hAnsi="Arial" w:cs="Arial"/>
           <w:lang w:eastAsia="en-US"/>
         </w:rPr>
         <w:t xml:space="preserve"> kr.</w:t>
@@ -1678,34 +1650,34 @@
         <w:spacing w:after="0" w:line="240" w:lineRule="auto"/>
         <w:textAlignment w:val="baseline"/>
         <w:rPr>
-          <w:rFonts w:ascii="Arial" w:hAnsi="Arial" w:eastAsia="Times New Roman" w:cs="Arial"/>
-          <w:lang w:eastAsia="en-US"/>
-        </w:rPr>
-      </w:pPr>
-      <w:r>
-        <w:rPr>
-          <w:rFonts w:ascii="Arial" w:hAnsi="Arial" w:eastAsia="Times New Roman" w:cs="Arial"/>
+          <w:rFonts w:ascii="Arial" w:eastAsia="Times New Roman" w:hAnsi="Arial" w:cs="Arial"/>
+          <w:lang w:eastAsia="en-US"/>
+        </w:rPr>
+      </w:pPr>
+      <w:r>
+        <w:rPr>
+          <w:rFonts w:ascii="Arial" w:eastAsia="Times New Roman" w:hAnsi="Arial" w:cs="Arial"/>
           <w:lang w:eastAsia="en-US"/>
         </w:rPr>
         <w:t>Regulering der opkræves</w:t>
       </w:r>
       <w:r>
         <w:rPr>
-          <w:rFonts w:ascii="Arial" w:hAnsi="Arial" w:eastAsia="Times New Roman" w:cs="Arial"/>
+          <w:rFonts w:ascii="Arial" w:eastAsia="Times New Roman" w:hAnsi="Arial" w:cs="Arial"/>
           <w:lang w:eastAsia="en-US"/>
         </w:rPr>
         <w:tab/>
       </w:r>
       <w:r>
         <w:rPr>
-          <w:rFonts w:ascii="Arial" w:hAnsi="Arial" w:eastAsia="Times New Roman" w:cs="Arial"/>
+          <w:rFonts w:ascii="Arial" w:eastAsia="Times New Roman" w:hAnsi="Arial" w:cs="Arial"/>
           <w:lang w:eastAsia="en-US"/>
         </w:rPr>
         <w:tab/>
       </w:r>
       <w:r>
         <w:rPr>
-          <w:rFonts w:ascii="Arial" w:hAnsi="Arial" w:eastAsia="Times New Roman" w:cs="Arial"/>
+          <w:rFonts w:ascii="Arial" w:eastAsia="Times New Roman" w:hAnsi="Arial" w:cs="Arial"/>
           <w:lang w:eastAsia="en-US"/>
         </w:rPr>
         <w:tab/>
@@ -1713,16 +1685,16 @@
       <w:sdt>
         <w:sdtPr>
           <w:rPr>
-            <w:rFonts w:ascii="Arial" w:hAnsi="Arial" w:eastAsia="Times New Roman" w:cs="Arial"/>
+            <w:rFonts w:ascii="Arial" w:eastAsia="Times New Roman" w:hAnsi="Arial" w:cs="Arial"/>
             <w:lang w:eastAsia="en-US"/>
           </w:rPr>
           <w:alias w:val="#Nav: /SVA_Regulations/RegulationDeposit"/>
-          <w:tag w:val="#Nav: SVA Regulation Indeks/50080"/>
+          <w:tag w:val="#Nav: SVA Regulation Indeks Deposit/50030"/>
           <w:id w:val="-12841164"/>
           <w:placeholder>
             <w:docPart w:val="DefaultPlaceholder_-1854013440"/>
           </w:placeholder>
-          <w:dataBinding w:prefixMappings="xmlns:ns0='urn:microsoft-dynamics-nav/reports/SVA Regulation Indeks/50080/'" w:xpath="/ns0:NavWordReportXmlPart[1]/ns0:SVA_Regulations[1]/ns0:RegulationDeposit[1]" w:storeItemID="{DB275D65-7904-43D6-8D89-0EDF341AE2BF}"/>
+          <w:dataBinding w:prefixMappings="xmlns:ns0='urn:microsoft-dynamics-nav/reports/SVA Regulation Indeks Deposit/50030/'" w:xpath="/ns0:NavWordReportXmlPart[1]/ns0:SVA_Regulations[1]/ns0:RegulationDeposit[1]" w:storeItemID="{A3600BB3-FD30-40BC-8776-6B090C38989D}"/>
           <w:text/>
         </w:sdtPr>
         <w:sdtEndPr/>
@@ -1730,7 +1702,7 @@
           <w:proofErr w:type="spellStart"/>
           <w:r>
             <w:rPr>
-              <w:rFonts w:ascii="Arial" w:hAnsi="Arial" w:eastAsia="Times New Roman" w:cs="Arial"/>
+              <w:rFonts w:ascii="Arial" w:eastAsia="Times New Roman" w:hAnsi="Arial" w:cs="Arial"/>
               <w:lang w:eastAsia="en-US"/>
             </w:rPr>
             <w:t>RegulationDeposit</w:t>
@@ -1740,7 +1712,7 @@
       </w:sdt>
       <w:r>
         <w:rPr>
-          <w:rFonts w:ascii="Arial" w:hAnsi="Arial" w:eastAsia="Times New Roman" w:cs="Arial"/>
+          <w:rFonts w:ascii="Arial" w:eastAsia="Times New Roman" w:hAnsi="Arial" w:cs="Arial"/>
           <w:lang w:eastAsia="en-US"/>
         </w:rPr>
         <w:t xml:space="preserve"> kr. </w:t>
@@ -1760,34 +1732,34 @@
         <w:spacing w:after="0" w:line="240" w:lineRule="auto"/>
         <w:textAlignment w:val="baseline"/>
         <w:rPr>
-          <w:rFonts w:ascii="Arial" w:hAnsi="Arial" w:eastAsia="Times New Roman" w:cs="Arial"/>
-          <w:lang w:eastAsia="en-US"/>
-        </w:rPr>
-      </w:pPr>
-      <w:r>
-        <w:rPr>
-          <w:rFonts w:ascii="Arial" w:hAnsi="Arial" w:eastAsia="Times New Roman" w:cs="Arial"/>
+          <w:rFonts w:ascii="Arial" w:eastAsia="Times New Roman" w:hAnsi="Arial" w:cs="Arial"/>
+          <w:lang w:eastAsia="en-US"/>
+        </w:rPr>
+      </w:pPr>
+      <w:r>
+        <w:rPr>
+          <w:rFonts w:ascii="Arial" w:eastAsia="Times New Roman" w:hAnsi="Arial" w:cs="Arial"/>
           <w:lang w:eastAsia="en-US"/>
         </w:rPr>
         <w:t>Depositum i alt</w:t>
       </w:r>
       <w:r>
         <w:rPr>
-          <w:rFonts w:ascii="Arial" w:hAnsi="Arial" w:eastAsia="Times New Roman" w:cs="Arial"/>
+          <w:rFonts w:ascii="Arial" w:eastAsia="Times New Roman" w:hAnsi="Arial" w:cs="Arial"/>
           <w:lang w:eastAsia="en-US"/>
         </w:rPr>
         <w:tab/>
       </w:r>
       <w:r>
         <w:rPr>
-          <w:rFonts w:ascii="Arial" w:hAnsi="Arial" w:eastAsia="Times New Roman" w:cs="Arial"/>
+          <w:rFonts w:ascii="Arial" w:eastAsia="Times New Roman" w:hAnsi="Arial" w:cs="Arial"/>
           <w:lang w:eastAsia="en-US"/>
         </w:rPr>
         <w:tab/>
       </w:r>
       <w:r>
         <w:rPr>
-          <w:rFonts w:ascii="Arial" w:hAnsi="Arial" w:eastAsia="Times New Roman" w:cs="Arial"/>
+          <w:rFonts w:ascii="Arial" w:eastAsia="Times New Roman" w:hAnsi="Arial" w:cs="Arial"/>
           <w:lang w:eastAsia="en-US"/>
         </w:rPr>
         <w:tab/>
@@ -1795,16 +1767,16 @@
       <w:sdt>
         <w:sdtPr>
           <w:rPr>
-            <w:rFonts w:ascii="Arial" w:hAnsi="Arial" w:eastAsia="Times New Roman" w:cs="Arial"/>
+            <w:rFonts w:ascii="Arial" w:eastAsia="Times New Roman" w:hAnsi="Arial" w:cs="Arial"/>
             <w:lang w:eastAsia="en-US"/>
           </w:rPr>
           <w:alias w:val="#Nav: /SVA_Regulations/DepositNew"/>
-          <w:tag w:val="#Nav: SVA Regulation Indeks/50080"/>
+          <w:tag w:val="#Nav: SVA Regulation Indeks Deposit/50030"/>
           <w:id w:val="-1310238729"/>
           <w:placeholder>
             <w:docPart w:val="DefaultPlaceholder_-1854013440"/>
           </w:placeholder>
-          <w:dataBinding w:prefixMappings="xmlns:ns0='urn:microsoft-dynamics-nav/reports/SVA Regulation Indeks/50080/'" w:xpath="/ns0:NavWordReportXmlPart[1]/ns0:SVA_Regulations[1]/ns0:DepositNew[1]" w:storeItemID="{DB275D65-7904-43D6-8D89-0EDF341AE2BF}"/>
+          <w:dataBinding w:prefixMappings="xmlns:ns0='urn:microsoft-dynamics-nav/reports/SVA Regulation Indeks Deposit/50030/'" w:xpath="/ns0:NavWordReportXmlPart[1]/ns0:SVA_Regulations[1]/ns0:DepositNew[1]" w:storeItemID="{A3600BB3-FD30-40BC-8776-6B090C38989D}"/>
           <w:text/>
         </w:sdtPr>
         <w:sdtEndPr/>
@@ -1812,7 +1784,7 @@
           <w:proofErr w:type="spellStart"/>
           <w:r>
             <w:rPr>
-              <w:rFonts w:ascii="Arial" w:hAnsi="Arial" w:eastAsia="Times New Roman" w:cs="Arial"/>
+              <w:rFonts w:ascii="Arial" w:eastAsia="Times New Roman" w:hAnsi="Arial" w:cs="Arial"/>
               <w:lang w:eastAsia="en-US"/>
             </w:rPr>
             <w:t>DepositNew</w:t>
@@ -1822,7 +1794,7 @@
       </w:sdt>
       <w:r>
         <w:rPr>
-          <w:rFonts w:ascii="Arial" w:hAnsi="Arial" w:eastAsia="Times New Roman" w:cs="Arial"/>
+          <w:rFonts w:ascii="Arial" w:eastAsia="Times New Roman" w:hAnsi="Arial" w:cs="Arial"/>
           <w:lang w:eastAsia="en-US"/>
         </w:rPr>
         <w:t xml:space="preserve"> kr.</w:t>
@@ -1837,13 +1809,13 @@
         <w:spacing w:after="0" w:line="240" w:lineRule="auto"/>
         <w:textAlignment w:val="baseline"/>
         <w:rPr>
-          <w:rFonts w:ascii="Arial" w:hAnsi="Arial" w:eastAsia="Times New Roman" w:cs="Arial"/>
-          <w:lang w:eastAsia="en-US"/>
-        </w:rPr>
-      </w:pPr>
-      <w:r>
-        <w:rPr>
-          <w:rFonts w:ascii="Arial" w:hAnsi="Arial" w:eastAsia="Times New Roman" w:cs="Arial"/>
+          <w:rFonts w:ascii="Arial" w:eastAsia="Times New Roman" w:hAnsi="Arial" w:cs="Arial"/>
+          <w:lang w:eastAsia="en-US"/>
+        </w:rPr>
+      </w:pPr>
+      <w:r>
+        <w:rPr>
+          <w:rFonts w:ascii="Arial" w:eastAsia="Times New Roman" w:hAnsi="Arial" w:cs="Arial"/>
           <w:lang w:eastAsia="en-US"/>
         </w:rPr>
         <w:tab/>
@@ -1863,7 +1835,7 @@
         <w:spacing w:after="0" w:line="240" w:lineRule="auto"/>
         <w:textAlignment w:val="baseline"/>
         <w:rPr>
-          <w:rFonts w:ascii="Arial" w:hAnsi="Arial" w:eastAsia="Times New Roman" w:cs="Arial"/>
+          <w:rFonts w:ascii="Arial" w:eastAsia="Times New Roman" w:hAnsi="Arial" w:cs="Arial"/>
           <w:lang w:eastAsia="en-US"/>
         </w:rPr>
       </w:pPr>
@@ -1882,12 +1854,10 @@
         <w:spacing w:after="0" w:line="240" w:lineRule="auto"/>
         <w:textAlignment w:val="baseline"/>
         <w:rPr>
-          <w:rFonts w:ascii="Arial" w:hAnsi="Arial" w:eastAsia="Times New Roman" w:cs="Arial"/>
-          <w:lang w:eastAsia="en-US"/>
-        </w:rPr>
-      </w:pPr>
-      <w:bookmarkStart w:name="_GoBack" w:id="0"/>
-      <w:bookmarkEnd w:id="0"/>
+          <w:rFonts w:ascii="Arial" w:eastAsia="Times New Roman" w:hAnsi="Arial" w:cs="Arial"/>
+          <w:lang w:eastAsia="en-US"/>
+        </w:rPr>
+      </w:pPr>
     </w:p>
     <w:p>
       <w:pPr>
@@ -1903,13 +1873,13 @@
         <w:spacing w:after="0" w:line="240" w:lineRule="auto"/>
         <w:textAlignment w:val="baseline"/>
         <w:rPr>
-          <w:rFonts w:ascii="Arial" w:hAnsi="Arial" w:eastAsia="Times New Roman" w:cs="Arial"/>
-          <w:lang w:eastAsia="en-US"/>
-        </w:rPr>
-      </w:pPr>
-      <w:r>
-        <w:rPr>
-          <w:rFonts w:ascii="Arial" w:hAnsi="Arial" w:eastAsia="Times New Roman" w:cs="Arial"/>
+          <w:rFonts w:ascii="Arial" w:eastAsia="Times New Roman" w:hAnsi="Arial" w:cs="Arial"/>
+          <w:lang w:eastAsia="en-US"/>
+        </w:rPr>
+      </w:pPr>
+      <w:r>
+        <w:rPr>
+          <w:rFonts w:ascii="Arial" w:eastAsia="Times New Roman" w:hAnsi="Arial" w:cs="Arial"/>
           <w:lang w:eastAsia="en-US"/>
         </w:rPr>
         <w:t>Med venlig hilsen</w:t>
@@ -1928,12 +1898,12 @@
           <w:rFonts w:ascii="Arial" w:hAnsi="Arial" w:cs="Arial"/>
         </w:rPr>
         <w:alias w:val="#Nav: /Company_Information/CName"/>
-        <w:tag w:val="#Nav: SVA Regulation Indeks/50080"/>
+        <w:tag w:val="#Nav: SVA Regulation Indeks Deposit/50030"/>
         <w:id w:val="-1168236712"/>
         <w:placeholder>
           <w:docPart w:val="DefaultPlaceholder_-1854013440"/>
         </w:placeholder>
-        <w:dataBinding w:prefixMappings="xmlns:ns0='urn:microsoft-dynamics-nav/reports/SVA Regulation Indeks/50080/'" w:xpath="/ns0:NavWordReportXmlPart[1]/ns0:Company_Information[1]/ns0:CName[1]" w:storeItemID="{DB275D65-7904-43D6-8D89-0EDF341AE2BF}"/>
+        <w:dataBinding w:prefixMappings="xmlns:ns0='urn:microsoft-dynamics-nav/reports/SVA Regulation Indeks Deposit/50030/'" w:xpath="/ns0:NavWordReportXmlPart[1]/ns0:Company_Information[1]/ns0:CName[1]" w:storeItemID="{A3600BB3-FD30-40BC-8776-6B090C38989D}"/>
         <w:text/>
       </w:sdtPr>
       <w:sdtEndPr/>
@@ -1962,12 +1932,12 @@
           <w:rFonts w:ascii="Arial" w:hAnsi="Arial" w:cs="Arial"/>
         </w:rPr>
         <w:alias w:val="#Nav: /Company_Information/CAddress"/>
-        <w:tag w:val="#Nav: SVA Regulation Indeks/50080"/>
+        <w:tag w:val="#Nav: SVA Regulation Indeks Deposit/50030"/>
         <w:id w:val="-1175270647"/>
         <w:placeholder>
           <w:docPart w:val="DefaultPlaceholder_-1854013440"/>
         </w:placeholder>
-        <w:dataBinding w:prefixMappings="xmlns:ns0='urn:microsoft-dynamics-nav/reports/SVA Regulation Indeks/50080/'" w:xpath="/ns0:NavWordReportXmlPart[1]/ns0:Company_Information[1]/ns0:CAddress[1]" w:storeItemID="{DB275D65-7904-43D6-8D89-0EDF341AE2BF}"/>
+        <w:dataBinding w:prefixMappings="xmlns:ns0='urn:microsoft-dynamics-nav/reports/SVA Regulation Indeks Deposit/50030/'" w:xpath="/ns0:NavWordReportXmlPart[1]/ns0:Company_Information[1]/ns0:CAddress[1]" w:storeItemID="{A3600BB3-FD30-40BC-8776-6B090C38989D}"/>
         <w:text/>
       </w:sdtPr>
       <w:sdtEndPr/>
@@ -2003,12 +1973,12 @@
             <w:rFonts w:ascii="Arial" w:hAnsi="Arial" w:cs="Arial"/>
           </w:rPr>
           <w:alias w:val="#Nav: /Company_Information/CPostCode"/>
-          <w:tag w:val="#Nav: SVA Regulation Indeks/50080"/>
+          <w:tag w:val="#Nav: SVA Regulation Indeks Deposit/50030"/>
           <w:id w:val="2064754430"/>
           <w:placeholder>
             <w:docPart w:val="DefaultPlaceholder_-1854013440"/>
           </w:placeholder>
-          <w:dataBinding w:prefixMappings="xmlns:ns0='urn:microsoft-dynamics-nav/reports/SVA Regulation Indeks/50080/'" w:xpath="/ns0:NavWordReportXmlPart[1]/ns0:Company_Information[1]/ns0:CPostCode[1]" w:storeItemID="{DB275D65-7904-43D6-8D89-0EDF341AE2BF}"/>
+          <w:dataBinding w:prefixMappings="xmlns:ns0='urn:microsoft-dynamics-nav/reports/SVA Regulation Indeks Deposit/50030/'" w:xpath="/ns0:NavWordReportXmlPart[1]/ns0:Company_Information[1]/ns0:CPostCode[1]" w:storeItemID="{A3600BB3-FD30-40BC-8776-6B090C38989D}"/>
           <w:text/>
         </w:sdtPr>
         <w:sdtEndPr/>
@@ -2035,12 +2005,12 @@
             <w:rFonts w:ascii="Arial" w:hAnsi="Arial" w:cs="Arial"/>
           </w:rPr>
           <w:alias w:val="#Nav: /Company_Information/CCity"/>
-          <w:tag w:val="#Nav: SVA Regulation Indeks/50080"/>
+          <w:tag w:val="#Nav: SVA Regulation Indeks Deposit/50030"/>
           <w:id w:val="-1181041172"/>
           <w:placeholder>
             <w:docPart w:val="DefaultPlaceholder_-1854013440"/>
           </w:placeholder>
-          <w:dataBinding w:prefixMappings="xmlns:ns0='urn:microsoft-dynamics-nav/reports/SVA Regulation Indeks/50080/'" w:xpath="/ns0:NavWordReportXmlPart[1]/ns0:Company_Information[1]/ns0:CCity[1]" w:storeItemID="{DB275D65-7904-43D6-8D89-0EDF341AE2BF}"/>
+          <w:dataBinding w:prefixMappings="xmlns:ns0='urn:microsoft-dynamics-nav/reports/SVA Regulation Indeks Deposit/50030/'" w:xpath="/ns0:NavWordReportXmlPart[1]/ns0:Company_Information[1]/ns0:CCity[1]" w:storeItemID="{A3600BB3-FD30-40BC-8776-6B090C38989D}"/>
           <w:text/>
         </w:sdtPr>
         <w:sdtEndPr/>
@@ -2086,7 +2056,7 @@
       </w:pPr>
     </w:pPrDefault>
   </w:docDefaults>
-  <w:latentStyles w:defLockedState="0" w:defUIPriority="99" w:defSemiHidden="0" w:defUnhideWhenUsed="0" w:defQFormat="0" w:count="375">
+  <w:latentStyles w:defLockedState="0" w:defUIPriority="99" w:defSemiHidden="0" w:defUnhideWhenUsed="0" w:defQFormat="0" w:count="376">
     <w:lsdException w:name="Normal" w:uiPriority="0" w:qFormat="1"/>
     <w:lsdException w:name="heading 1" w:uiPriority="9" w:qFormat="1"/>
     <w:lsdException w:name="heading 2" w:semiHidden="1" w:uiPriority="9" w:unhideWhenUsed="1" w:qFormat="1"/>
@@ -2462,6 +2432,7 @@
     <w:lsdException w:name="Smart Hyperlink" w:semiHidden="1" w:unhideWhenUsed="1"/>
     <w:lsdException w:name="Hashtag" w:semiHidden="1" w:unhideWhenUsed="1"/>
     <w:lsdException w:name="Unresolved Mention" w:semiHidden="1" w:unhideWhenUsed="1"/>
+    <w:lsdException w:name="Smart Link" w:semiHidden="1" w:unhideWhenUsed="1"/>
   </w:latentStyles>
   <w:style w:type="paragraph" w:default="1" w:styleId="Normal">
     <w:name w:val="Normal"/>
@@ -2561,7 +2532,7 @@
     <w:charset w:val="00"/>
     <w:family w:val="swiss"/>
     <w:pitch w:val="variable"/>
-    <w:sig w:usb0="E0002EFF" w:usb1="C000785B" w:usb2="00000009" w:usb3="00000000" w:csb0="000001FF" w:csb1="00000000"/>
+    <w:sig w:usb0="E0002EFF" w:usb1="C0007843" w:usb2="00000009" w:usb3="00000000" w:csb0="000001FF" w:csb1="00000000"/>
   </w:font>
   <w:font w:name="Calibri Light">
     <w:panose1 w:val="020F0302020204030204"/>
@@ -2594,8 +2565,10 @@
     <w:rsid w:val="00473982"/>
     <w:rsid w:val="005324E5"/>
     <w:rsid w:val="00617064"/>
+    <w:rsid w:val="008A3AB6"/>
     <w:rsid w:val="00B43C6A"/>
     <w:rsid w:val="00D7081E"/>
+    <w:rsid w:val="00D74164"/>
     <w:rsid w:val="00FB003F"/>
   </w:rsids>
   <m:mathPr>
@@ -2636,7 +2609,7 @@
       </w:pPr>
     </w:pPrDefault>
   </w:docDefaults>
-  <w:latentStyles w:defLockedState="0" w:defUIPriority="99" w:defSemiHidden="0" w:defUnhideWhenUsed="0" w:defQFormat="0" w:count="375">
+  <w:latentStyles w:defLockedState="0" w:defUIPriority="99" w:defSemiHidden="0" w:defUnhideWhenUsed="0" w:defQFormat="0" w:count="376">
     <w:lsdException w:name="Normal" w:uiPriority="0" w:qFormat="1"/>
     <w:lsdException w:name="heading 1" w:uiPriority="9" w:qFormat="1"/>
     <w:lsdException w:name="heading 2" w:semiHidden="1" w:uiPriority="9" w:unhideWhenUsed="1" w:qFormat="1"/>
@@ -3012,6 +2985,7 @@
     <w:lsdException w:name="Smart Hyperlink" w:semiHidden="1" w:unhideWhenUsed="1"/>
     <w:lsdException w:name="Hashtag" w:semiHidden="1" w:unhideWhenUsed="1"/>
     <w:lsdException w:name="Unresolved Mention" w:semiHidden="1" w:unhideWhenUsed="1"/>
+    <w:lsdException w:name="Smart Link" w:semiHidden="1" w:unhideWhenUsed="1"/>
   </w:latentStyles>
   <w:style w:type="paragraph" w:default="1" w:styleId="Normal">
     <w:name w:val="Normal"/>
@@ -3359,9 +3333,7 @@
 </a:theme>
 </file>
 
-<file path=customXML/item2.xml>��< ? x m l   v e r s i o n = " 1 . 0 "   e n c o d i n g = " u t f - 1 6 " ? > - 
- < N a v W o r d R e p o r t X m l P a r t   x m l n s = " u r n : m i c r o s o f t - d y n a m i c s - n a v / r e p o r t s / S V A   R e g u l a t i o n   I n d e k s / 5 0 0 8 0 / " > +<file path=customXml/item1.xml>��< ? x m l   v e r s i o n = " 1 . 0 "   e n c o d i n g = " u t f - 1 6 " ? > < N a v W o r d R e p o r t X m l P a r t   x m l n s = " u r n : m i c r o s o f t - d y n a m i c s - n a v / r e p o r t s / S V A   R e g u l a t i o n   I n d e k s   D e p o s i t / 5 0 0 3 0 / " >   
      < S V A _ R e g u l a t i o n s >   
@@ -3452,4 +3424,12 @@
      < / C o m p a n y _ I n f o r m a t i o n >   
  < / N a v W o r d R e p o r t X m l P a r t > 
+</file>
+
+<file path=customXml/itemProps1.xml><?xml version="1.0" encoding="utf-8"?>
+<ds:datastoreItem xmlns:ds="http://schemas.openxmlformats.org/officeDocument/2006/customXml" ds:itemID="{A3600BB3-FD30-40BC-8776-6B090C38989D}">
+  <ds:schemaRefs>
+    <ds:schemaRef ds:uri="urn:microsoft-dynamics-nav/reports/SVA Regulation Indeks Deposit/50030/"/>
+  </ds:schemaRefs>
+</ds:datastoreItem>
 </file>
--- a/Layouts/SVA Regulation IndeksDep.docx
+++ b/Layouts/SVA Regulation IndeksDep.docx
@@ -15,14 +15,14 @@
         <w:spacing w:after="0" w:line="240" w:lineRule="auto"/>
         <w:textAlignment w:val="baseline"/>
         <w:rPr>
-          <w:rFonts w:ascii="Arial" w:eastAsia="Times New Roman" w:hAnsi="Arial" w:cs="Arial"/>
+          <w:rFonts w:ascii="Arial" w:hAnsi="Arial" w:eastAsia="Times New Roman" w:cs="Arial"/>
           <w:lang w:val="en-US" w:eastAsia="en-US"/>
         </w:rPr>
       </w:pPr>
       <w:sdt>
         <w:sdtPr>
           <w:rPr>
-            <w:rFonts w:ascii="Arial" w:eastAsia="Times New Roman" w:hAnsi="Arial" w:cs="Arial"/>
+            <w:rFonts w:ascii="Arial" w:hAnsi="Arial" w:eastAsia="Times New Roman" w:cs="Arial"/>
             <w:lang w:val="en-US" w:eastAsia="en-US"/>
           </w:rPr>
           <w:alias w:val="#Nav: /SVA_Regulations/OName1"/>
@@ -38,7 +38,7 @@
         <w:sdtContent>
           <w:r>
             <w:rPr>
-              <w:rFonts w:ascii="Arial" w:eastAsia="Times New Roman" w:hAnsi="Arial" w:cs="Arial"/>
+              <w:rFonts w:ascii="Arial" w:hAnsi="Arial" w:eastAsia="Times New Roman" w:cs="Arial"/>
               <w:lang w:val="en-US" w:eastAsia="en-US"/>
             </w:rPr>
             <w:t>OName1</w:t>
@@ -47,15 +47,15 @@
       </w:sdt>
       <w:r>
         <w:rPr>
-          <w:rFonts w:ascii="Arial" w:eastAsia="Times New Roman" w:hAnsi="Arial" w:cs="Arial"/>
+          <w:rFonts w:ascii="Arial" w:hAnsi="Arial" w:eastAsia="Times New Roman" w:cs="Arial"/>
           <w:lang w:val="en-US" w:eastAsia="en-US"/>
         </w:rPr>
         <w:tab/>
       </w:r>
-      <w:bookmarkStart w:id="0" w:name="_GoBack"/>
-      <w:r>
-        <w:rPr>
-          <w:rFonts w:ascii="Arial" w:eastAsia="Times New Roman" w:hAnsi="Arial" w:cs="Arial"/>
+      <w:bookmarkStart w:name="_GoBack" w:id="0"/>
+      <w:r>
+        <w:rPr>
+          <w:rFonts w:ascii="Arial" w:hAnsi="Arial" w:eastAsia="Times New Roman" w:cs="Arial"/>
           <w:lang w:val="en-US" w:eastAsia="en-US"/>
         </w:rPr>
         <w:t>Dato</w:t>
@@ -63,7 +63,7 @@
       <w:proofErr w:type="gramStart"/>
       <w:r>
         <w:rPr>
-          <w:rFonts w:ascii="Arial" w:eastAsia="Times New Roman" w:hAnsi="Arial" w:cs="Arial"/>
+          <w:rFonts w:ascii="Arial" w:hAnsi="Arial" w:eastAsia="Times New Roman" w:cs="Arial"/>
           <w:lang w:val="en-US" w:eastAsia="en-US"/>
         </w:rPr>
         <w:t>…..</w:t>
@@ -71,14 +71,14 @@
       <w:proofErr w:type="gramEnd"/>
       <w:r>
         <w:rPr>
-          <w:rFonts w:ascii="Arial" w:eastAsia="Times New Roman" w:hAnsi="Arial" w:cs="Arial"/>
+          <w:rFonts w:ascii="Arial" w:hAnsi="Arial" w:eastAsia="Times New Roman" w:cs="Arial"/>
           <w:lang w:val="en-US" w:eastAsia="en-US"/>
         </w:rPr>
         <w:t>:</w:t>
       </w:r>
       <w:r>
         <w:rPr>
-          <w:rFonts w:ascii="Arial" w:eastAsia="Times New Roman" w:hAnsi="Arial" w:cs="Arial"/>
+          <w:rFonts w:ascii="Arial" w:hAnsi="Arial" w:eastAsia="Times New Roman" w:cs="Arial"/>
           <w:lang w:val="en-US" w:eastAsia="en-US"/>
         </w:rPr>
         <w:tab/>
@@ -86,28 +86,28 @@
       </w:r>
       <w:r>
         <w:rPr>
-          <w:rFonts w:ascii="Arial" w:eastAsia="Times New Roman" w:hAnsi="Arial" w:cs="Arial"/>
+          <w:rFonts w:ascii="Arial" w:hAnsi="Arial" w:eastAsia="Times New Roman" w:cs="Arial"/>
           <w:lang w:eastAsia="en-US"/>
         </w:rPr>
         <w:fldChar w:fldCharType="begin"/>
       </w:r>
       <w:r>
         <w:rPr>
-          <w:rFonts w:ascii="Arial" w:eastAsia="Times New Roman" w:hAnsi="Arial" w:cs="Arial"/>
+          <w:rFonts w:ascii="Arial" w:hAnsi="Arial" w:eastAsia="Times New Roman" w:cs="Arial"/>
           <w:lang w:eastAsia="en-US"/>
         </w:rPr>
         <w:instrText xml:space="preserve"> TIME \@ "d. MMMM yyyy" </w:instrText>
       </w:r>
       <w:r>
         <w:rPr>
-          <w:rFonts w:ascii="Arial" w:eastAsia="Times New Roman" w:hAnsi="Arial" w:cs="Arial"/>
+          <w:rFonts w:ascii="Arial" w:hAnsi="Arial" w:eastAsia="Times New Roman" w:cs="Arial"/>
           <w:lang w:eastAsia="en-US"/>
         </w:rPr>
         <w:fldChar w:fldCharType="separate"/>
       </w:r>
       <w:r>
         <w:rPr>
-          <w:rFonts w:ascii="Arial" w:eastAsia="Times New Roman" w:hAnsi="Arial" w:cs="Arial"/>
+          <w:rFonts w:ascii="Arial" w:hAnsi="Arial" w:eastAsia="Times New Roman" w:cs="Arial"/>
           <w:noProof/>
           <w:lang w:eastAsia="en-US"/>
         </w:rPr>
@@ -115,7 +115,7 @@
       </w:r>
       <w:r>
         <w:rPr>
-          <w:rFonts w:ascii="Arial" w:eastAsia="Times New Roman" w:hAnsi="Arial" w:cs="Arial"/>
+          <w:rFonts w:ascii="Arial" w:hAnsi="Arial" w:eastAsia="Times New Roman" w:cs="Arial"/>
           <w:lang w:eastAsia="en-US"/>
         </w:rPr>
         <w:fldChar w:fldCharType="end"/>
@@ -134,14 +134,14 @@
         <w:spacing w:after="0" w:line="240" w:lineRule="auto"/>
         <w:textAlignment w:val="baseline"/>
         <w:rPr>
-          <w:rFonts w:ascii="Arial" w:eastAsia="Times New Roman" w:hAnsi="Arial" w:cs="Arial"/>
+          <w:rFonts w:ascii="Arial" w:hAnsi="Arial" w:eastAsia="Times New Roman" w:cs="Arial"/>
           <w:lang w:val="en-US" w:eastAsia="en-US"/>
         </w:rPr>
       </w:pPr>
       <w:sdt>
         <w:sdtPr>
           <w:rPr>
-            <w:rFonts w:ascii="Arial" w:eastAsia="Times New Roman" w:hAnsi="Arial" w:cs="Arial"/>
+            <w:rFonts w:ascii="Arial" w:hAnsi="Arial" w:eastAsia="Times New Roman" w:cs="Arial"/>
             <w:lang w:val="en-US" w:eastAsia="en-US"/>
           </w:rPr>
           <w:alias w:val="#Nav: /SVA_Regulations/OName2"/>
@@ -157,7 +157,7 @@
         <w:sdtContent>
           <w:r>
             <w:rPr>
-              <w:rFonts w:ascii="Arial" w:eastAsia="Times New Roman" w:hAnsi="Arial" w:cs="Arial"/>
+              <w:rFonts w:ascii="Arial" w:hAnsi="Arial" w:eastAsia="Times New Roman" w:cs="Arial"/>
               <w:lang w:val="en-US" w:eastAsia="en-US"/>
             </w:rPr>
             <w:t>OName2</w:t>
@@ -166,7 +166,7 @@
       </w:sdt>
       <w:r>
         <w:rPr>
-          <w:rFonts w:ascii="Arial" w:eastAsia="Times New Roman" w:hAnsi="Arial" w:cs="Arial"/>
+          <w:rFonts w:ascii="Arial" w:hAnsi="Arial" w:eastAsia="Times New Roman" w:cs="Arial"/>
           <w:lang w:val="en-US" w:eastAsia="en-US"/>
         </w:rPr>
         <w:tab/>
@@ -174,7 +174,7 @@
       <w:proofErr w:type="spellStart"/>
       <w:r>
         <w:rPr>
-          <w:rFonts w:ascii="Arial" w:eastAsia="Times New Roman" w:hAnsi="Arial" w:cs="Arial"/>
+          <w:rFonts w:ascii="Arial" w:hAnsi="Arial" w:eastAsia="Times New Roman" w:cs="Arial"/>
           <w:lang w:val="en-US" w:eastAsia="en-US"/>
         </w:rPr>
         <w:t>Lejemål</w:t>
@@ -182,14 +182,14 @@
       <w:proofErr w:type="spellEnd"/>
       <w:r>
         <w:rPr>
-          <w:rFonts w:ascii="Arial" w:eastAsia="Times New Roman" w:hAnsi="Arial" w:cs="Arial"/>
+          <w:rFonts w:ascii="Arial" w:hAnsi="Arial" w:eastAsia="Times New Roman" w:cs="Arial"/>
           <w:lang w:val="en-US" w:eastAsia="en-US"/>
         </w:rPr>
         <w:t>.:</w:t>
       </w:r>
       <w:r>
         <w:rPr>
-          <w:rFonts w:ascii="Arial" w:eastAsia="Times New Roman" w:hAnsi="Arial" w:cs="Arial"/>
+          <w:rFonts w:ascii="Arial" w:hAnsi="Arial" w:eastAsia="Times New Roman" w:cs="Arial"/>
           <w:lang w:val="en-US" w:eastAsia="en-US"/>
         </w:rPr>
         <w:tab/>
@@ -198,7 +198,7 @@
       <w:sdt>
         <w:sdtPr>
           <w:rPr>
-            <w:rFonts w:ascii="Arial" w:eastAsia="Times New Roman" w:hAnsi="Arial" w:cs="Arial"/>
+            <w:rFonts w:ascii="Arial" w:hAnsi="Arial" w:eastAsia="Times New Roman" w:cs="Arial"/>
             <w:lang w:val="en-US" w:eastAsia="en-US"/>
           </w:rPr>
           <w:alias w:val="#Nav: /SVA_Regulations/TenancyNo"/>
@@ -215,7 +215,7 @@
           <w:proofErr w:type="spellStart"/>
           <w:r>
             <w:rPr>
-              <w:rFonts w:ascii="Arial" w:eastAsia="Times New Roman" w:hAnsi="Arial" w:cs="Arial"/>
+              <w:rFonts w:ascii="Arial" w:hAnsi="Arial" w:eastAsia="Times New Roman" w:cs="Arial"/>
               <w:lang w:val="en-US" w:eastAsia="en-US"/>
             </w:rPr>
             <w:t>TenancyNo</w:t>
@@ -237,14 +237,14 @@
         <w:spacing w:after="0" w:line="240" w:lineRule="auto"/>
         <w:textAlignment w:val="baseline"/>
         <w:rPr>
-          <w:rFonts w:ascii="Arial" w:eastAsia="Times New Roman" w:hAnsi="Arial" w:cs="Arial"/>
+          <w:rFonts w:ascii="Arial" w:hAnsi="Arial" w:eastAsia="Times New Roman" w:cs="Arial"/>
           <w:lang w:val="en-US" w:eastAsia="en-US"/>
         </w:rPr>
       </w:pPr>
       <w:sdt>
         <w:sdtPr>
           <w:rPr>
-            <w:rFonts w:ascii="Arial" w:eastAsia="Times New Roman" w:hAnsi="Arial" w:cs="Arial"/>
+            <w:rFonts w:ascii="Arial" w:hAnsi="Arial" w:eastAsia="Times New Roman" w:cs="Arial"/>
             <w:lang w:val="en-US" w:eastAsia="en-US"/>
           </w:rPr>
           <w:alias w:val="#Nav: /SVA_Regulations/OAddress"/>
@@ -261,7 +261,7 @@
           <w:proofErr w:type="spellStart"/>
           <w:r>
             <w:rPr>
-              <w:rFonts w:ascii="Arial" w:eastAsia="Times New Roman" w:hAnsi="Arial" w:cs="Arial"/>
+              <w:rFonts w:ascii="Arial" w:hAnsi="Arial" w:eastAsia="Times New Roman" w:cs="Arial"/>
               <w:lang w:val="en-US" w:eastAsia="en-US"/>
             </w:rPr>
             <w:t>OAddress</w:t>
@@ -271,7 +271,7 @@
       </w:sdt>
       <w:r>
         <w:rPr>
-          <w:rFonts w:ascii="Arial" w:eastAsia="Times New Roman" w:hAnsi="Arial" w:cs="Arial"/>
+          <w:rFonts w:ascii="Arial" w:hAnsi="Arial" w:eastAsia="Times New Roman" w:cs="Arial"/>
           <w:lang w:val="en-US" w:eastAsia="en-US"/>
         </w:rPr>
         <w:tab/>
@@ -279,7 +279,7 @@
       <w:proofErr w:type="spellStart"/>
       <w:r>
         <w:rPr>
-          <w:rFonts w:ascii="Arial" w:eastAsia="Times New Roman" w:hAnsi="Arial" w:cs="Arial"/>
+          <w:rFonts w:ascii="Arial" w:hAnsi="Arial" w:eastAsia="Times New Roman" w:cs="Arial"/>
           <w:lang w:val="en-US" w:eastAsia="en-US"/>
         </w:rPr>
         <w:t>Kontrakt</w:t>
@@ -287,14 +287,14 @@
       <w:proofErr w:type="spellEnd"/>
       <w:r>
         <w:rPr>
-          <w:rFonts w:ascii="Arial" w:eastAsia="Times New Roman" w:hAnsi="Arial" w:cs="Arial"/>
+          <w:rFonts w:ascii="Arial" w:hAnsi="Arial" w:eastAsia="Times New Roman" w:cs="Arial"/>
           <w:lang w:val="en-US" w:eastAsia="en-US"/>
         </w:rPr>
         <w:t>:</w:t>
       </w:r>
       <w:r>
         <w:rPr>
-          <w:rFonts w:ascii="Arial" w:eastAsia="Times New Roman" w:hAnsi="Arial" w:cs="Arial"/>
+          <w:rFonts w:ascii="Arial" w:hAnsi="Arial" w:eastAsia="Times New Roman" w:cs="Arial"/>
           <w:lang w:val="en-US" w:eastAsia="en-US"/>
         </w:rPr>
         <w:tab/>
@@ -303,7 +303,7 @@
       <w:sdt>
         <w:sdtPr>
           <w:rPr>
-            <w:rFonts w:ascii="Arial" w:eastAsia="Times New Roman" w:hAnsi="Arial" w:cs="Arial"/>
+            <w:rFonts w:ascii="Arial" w:hAnsi="Arial" w:eastAsia="Times New Roman" w:cs="Arial"/>
             <w:lang w:val="en-US" w:eastAsia="en-US"/>
           </w:rPr>
           <w:alias w:val="#Nav: /SVA_Regulations/Onumber"/>
@@ -320,7 +320,7 @@
           <w:proofErr w:type="spellStart"/>
           <w:r>
             <w:rPr>
-              <w:rFonts w:ascii="Arial" w:eastAsia="Times New Roman" w:hAnsi="Arial" w:cs="Arial"/>
+              <w:rFonts w:ascii="Arial" w:hAnsi="Arial" w:eastAsia="Times New Roman" w:cs="Arial"/>
               <w:lang w:val="en-US" w:eastAsia="en-US"/>
             </w:rPr>
             <w:t>Onumber</w:t>
@@ -342,14 +342,14 @@
         <w:spacing w:after="0" w:line="240" w:lineRule="auto"/>
         <w:textAlignment w:val="baseline"/>
         <w:rPr>
-          <w:rFonts w:ascii="Arial" w:eastAsia="Times New Roman" w:hAnsi="Arial" w:cs="Arial"/>
+          <w:rFonts w:ascii="Arial" w:hAnsi="Arial" w:eastAsia="Times New Roman" w:cs="Arial"/>
           <w:lang w:val="en-US" w:eastAsia="en-US"/>
         </w:rPr>
       </w:pPr>
       <w:sdt>
         <w:sdtPr>
           <w:rPr>
-            <w:rFonts w:ascii="Arial" w:eastAsia="Times New Roman" w:hAnsi="Arial" w:cs="Arial"/>
+            <w:rFonts w:ascii="Arial" w:hAnsi="Arial" w:eastAsia="Times New Roman" w:cs="Arial"/>
             <w:lang w:val="en-US" w:eastAsia="en-US"/>
           </w:rPr>
           <w:alias w:val="#Nav: /SVA_Regulations/OAddress2"/>
@@ -365,7 +365,7 @@
         <w:sdtContent>
           <w:r>
             <w:rPr>
-              <w:rFonts w:ascii="Arial" w:eastAsia="Times New Roman" w:hAnsi="Arial" w:cs="Arial"/>
+              <w:rFonts w:ascii="Arial" w:hAnsi="Arial" w:eastAsia="Times New Roman" w:cs="Arial"/>
               <w:lang w:val="en-US" w:eastAsia="en-US"/>
             </w:rPr>
             <w:t>OAddress2</w:t>
@@ -374,7 +374,7 @@
       </w:sdt>
       <w:r>
         <w:rPr>
-          <w:rFonts w:ascii="Arial" w:eastAsia="Times New Roman" w:hAnsi="Arial" w:cs="Arial"/>
+          <w:rFonts w:ascii="Arial" w:hAnsi="Arial" w:eastAsia="Times New Roman" w:cs="Arial"/>
           <w:lang w:val="en-US" w:eastAsia="en-US"/>
         </w:rPr>
         <w:tab/>
@@ -393,14 +393,14 @@
         <w:spacing w:after="0" w:line="240" w:lineRule="auto"/>
         <w:textAlignment w:val="baseline"/>
         <w:rPr>
-          <w:rFonts w:ascii="Arial" w:eastAsia="Times New Roman" w:hAnsi="Arial" w:cs="Arial"/>
+          <w:rFonts w:ascii="Arial" w:hAnsi="Arial" w:eastAsia="Times New Roman" w:cs="Arial"/>
           <w:lang w:val="en-US" w:eastAsia="en-US"/>
         </w:rPr>
       </w:pPr>
       <w:sdt>
         <w:sdtPr>
           <w:rPr>
-            <w:rFonts w:ascii="Arial" w:eastAsia="Times New Roman" w:hAnsi="Arial" w:cs="Arial"/>
+            <w:rFonts w:ascii="Arial" w:hAnsi="Arial" w:eastAsia="Times New Roman" w:cs="Arial"/>
             <w:lang w:val="en-US" w:eastAsia="en-US"/>
           </w:rPr>
           <w:alias w:val="#Nav: /SVA_Regulations/OPostcode"/>
@@ -417,7 +417,7 @@
           <w:proofErr w:type="spellStart"/>
           <w:r>
             <w:rPr>
-              <w:rFonts w:ascii="Arial" w:eastAsia="Times New Roman" w:hAnsi="Arial" w:cs="Arial"/>
+              <w:rFonts w:ascii="Arial" w:hAnsi="Arial" w:eastAsia="Times New Roman" w:cs="Arial"/>
               <w:lang w:val="en-US" w:eastAsia="en-US"/>
             </w:rPr>
             <w:t>OPostcode</w:t>
@@ -427,7 +427,7 @@
       </w:sdt>
       <w:r>
         <w:rPr>
-          <w:rFonts w:ascii="Arial" w:eastAsia="Times New Roman" w:hAnsi="Arial" w:cs="Arial"/>
+          <w:rFonts w:ascii="Arial" w:hAnsi="Arial" w:eastAsia="Times New Roman" w:cs="Arial"/>
           <w:lang w:val="en-US" w:eastAsia="en-US"/>
         </w:rPr>
         <w:t xml:space="preserve">  </w:t>
@@ -435,7 +435,7 @@
       <w:sdt>
         <w:sdtPr>
           <w:rPr>
-            <w:rFonts w:ascii="Arial" w:eastAsia="Times New Roman" w:hAnsi="Arial" w:cs="Arial"/>
+            <w:rFonts w:ascii="Arial" w:hAnsi="Arial" w:eastAsia="Times New Roman" w:cs="Arial"/>
             <w:lang w:val="en-US" w:eastAsia="en-US"/>
           </w:rPr>
           <w:alias w:val="#Nav: /SVA_Regulations/OCity"/>
@@ -452,7 +452,7 @@
           <w:proofErr w:type="spellStart"/>
           <w:r>
             <w:rPr>
-              <w:rFonts w:ascii="Arial" w:eastAsia="Times New Roman" w:hAnsi="Arial" w:cs="Arial"/>
+              <w:rFonts w:ascii="Arial" w:hAnsi="Arial" w:eastAsia="Times New Roman" w:cs="Arial"/>
               <w:lang w:val="en-US" w:eastAsia="en-US"/>
             </w:rPr>
             <w:t>OCity</w:t>
@@ -471,7 +471,7 @@
         <w:spacing w:after="0" w:line="240" w:lineRule="auto"/>
         <w:textAlignment w:val="baseline"/>
         <w:rPr>
-          <w:rFonts w:ascii="Arial" w:eastAsia="Times New Roman" w:hAnsi="Arial" w:cs="Arial"/>
+          <w:rFonts w:ascii="Arial" w:hAnsi="Arial" w:eastAsia="Times New Roman" w:cs="Arial"/>
           <w:lang w:val="en-US" w:eastAsia="en-US"/>
         </w:rPr>
       </w:pPr>
@@ -485,7 +485,7 @@
         <w:spacing w:after="0" w:line="240" w:lineRule="auto"/>
         <w:textAlignment w:val="baseline"/>
         <w:rPr>
-          <w:rFonts w:ascii="Arial" w:eastAsia="Times New Roman" w:hAnsi="Arial" w:cs="Arial"/>
+          <w:rFonts w:ascii="Arial" w:hAnsi="Arial" w:eastAsia="Times New Roman" w:cs="Arial"/>
           <w:b/>
           <w:lang w:val="en-US" w:eastAsia="en-US"/>
         </w:rPr>
@@ -500,7 +500,7 @@
         <w:spacing w:after="0" w:line="240" w:lineRule="auto"/>
         <w:textAlignment w:val="baseline"/>
         <w:rPr>
-          <w:rFonts w:ascii="Arial" w:eastAsia="Times New Roman" w:hAnsi="Arial" w:cs="Arial"/>
+          <w:rFonts w:ascii="Arial" w:hAnsi="Arial" w:eastAsia="Times New Roman" w:cs="Arial"/>
           <w:b/>
           <w:lang w:val="en-US" w:eastAsia="en-US"/>
         </w:rPr>
@@ -515,14 +515,14 @@
         <w:spacing w:after="0" w:line="240" w:lineRule="auto"/>
         <w:textAlignment w:val="baseline"/>
         <w:rPr>
-          <w:rFonts w:ascii="Arial" w:eastAsia="Times New Roman" w:hAnsi="Arial" w:cs="Arial"/>
+          <w:rFonts w:ascii="Arial" w:hAnsi="Arial" w:eastAsia="Times New Roman" w:cs="Arial"/>
           <w:b/>
           <w:lang w:eastAsia="en-US"/>
         </w:rPr>
       </w:pPr>
       <w:r>
         <w:rPr>
-          <w:rFonts w:ascii="Arial" w:eastAsia="Times New Roman" w:hAnsi="Arial" w:cs="Arial"/>
+          <w:rFonts w:ascii="Arial" w:hAnsi="Arial" w:eastAsia="Times New Roman" w:cs="Arial"/>
           <w:b/>
           <w:lang w:eastAsia="en-US"/>
         </w:rPr>
@@ -531,7 +531,7 @@
       <w:sdt>
         <w:sdtPr>
           <w:rPr>
-            <w:rFonts w:ascii="Arial" w:eastAsia="Times New Roman" w:hAnsi="Arial" w:cs="Arial"/>
+            <w:rFonts w:ascii="Arial" w:hAnsi="Arial" w:eastAsia="Times New Roman" w:cs="Arial"/>
             <w:b/>
             <w:lang w:eastAsia="en-US"/>
           </w:rPr>
@@ -548,7 +548,7 @@
         <w:sdtContent>
           <w:r>
             <w:rPr>
-              <w:rFonts w:ascii="Arial" w:eastAsia="Times New Roman" w:hAnsi="Arial" w:cs="Arial"/>
+              <w:rFonts w:ascii="Arial" w:hAnsi="Arial" w:eastAsia="Times New Roman" w:cs="Arial"/>
               <w:b/>
               <w:lang w:eastAsia="en-US"/>
             </w:rPr>
@@ -558,7 +558,7 @@
       </w:sdt>
       <w:r>
         <w:rPr>
-          <w:rFonts w:ascii="Arial" w:eastAsia="Times New Roman" w:hAnsi="Arial" w:cs="Arial"/>
+          <w:rFonts w:ascii="Arial" w:hAnsi="Arial" w:eastAsia="Times New Roman" w:cs="Arial"/>
           <w:b/>
           <w:lang w:eastAsia="en-US"/>
         </w:rPr>
@@ -567,7 +567,7 @@
       <w:sdt>
         <w:sdtPr>
           <w:rPr>
-            <w:rFonts w:ascii="Arial" w:eastAsia="Times New Roman" w:hAnsi="Arial" w:cs="Arial"/>
+            <w:rFonts w:ascii="Arial" w:hAnsi="Arial" w:eastAsia="Times New Roman" w:cs="Arial"/>
             <w:b/>
             <w:lang w:eastAsia="en-US"/>
           </w:rPr>
@@ -585,7 +585,7 @@
           <w:proofErr w:type="spellStart"/>
           <w:r>
             <w:rPr>
-              <w:rFonts w:ascii="Arial" w:eastAsia="Times New Roman" w:hAnsi="Arial" w:cs="Arial"/>
+              <w:rFonts w:ascii="Arial" w:hAnsi="Arial" w:eastAsia="Times New Roman" w:cs="Arial"/>
               <w:b/>
               <w:lang w:eastAsia="en-US"/>
             </w:rPr>
@@ -596,7 +596,7 @@
       </w:sdt>
       <w:r>
         <w:rPr>
-          <w:rFonts w:ascii="Arial" w:eastAsia="Times New Roman" w:hAnsi="Arial" w:cs="Arial"/>
+          <w:rFonts w:ascii="Arial" w:hAnsi="Arial" w:eastAsia="Times New Roman" w:cs="Arial"/>
           <w:b/>
           <w:lang w:eastAsia="en-US"/>
         </w:rPr>
@@ -605,7 +605,7 @@
       <w:sdt>
         <w:sdtPr>
           <w:rPr>
-            <w:rFonts w:ascii="Arial" w:eastAsia="Times New Roman" w:hAnsi="Arial" w:cs="Arial"/>
+            <w:rFonts w:ascii="Arial" w:hAnsi="Arial" w:eastAsia="Times New Roman" w:cs="Arial"/>
             <w:b/>
             <w:lang w:eastAsia="en-US"/>
           </w:rPr>
@@ -623,7 +623,7 @@
           <w:proofErr w:type="spellStart"/>
           <w:r>
             <w:rPr>
-              <w:rFonts w:ascii="Arial" w:eastAsia="Times New Roman" w:hAnsi="Arial" w:cs="Arial"/>
+              <w:rFonts w:ascii="Arial" w:hAnsi="Arial" w:eastAsia="Times New Roman" w:cs="Arial"/>
               <w:b/>
               <w:lang w:eastAsia="en-US"/>
             </w:rPr>
@@ -642,7 +642,7 @@
         <w:spacing w:after="0" w:line="240" w:lineRule="auto"/>
         <w:textAlignment w:val="baseline"/>
         <w:rPr>
-          <w:rFonts w:ascii="Arial" w:eastAsia="Times New Roman" w:hAnsi="Arial" w:cs="Arial"/>
+          <w:rFonts w:ascii="Arial" w:hAnsi="Arial" w:eastAsia="Times New Roman" w:cs="Arial"/>
           <w:b/>
           <w:lang w:eastAsia="en-US"/>
         </w:rPr>
@@ -657,27 +657,27 @@
         <w:spacing w:after="0" w:line="240" w:lineRule="auto"/>
         <w:textAlignment w:val="baseline"/>
         <w:rPr>
-          <w:rFonts w:ascii="Arial" w:eastAsia="Times New Roman" w:hAnsi="Arial" w:cs="Arial"/>
-          <w:lang w:eastAsia="en-US"/>
-        </w:rPr>
-      </w:pPr>
-      <w:r>
-        <w:rPr>
-          <w:rFonts w:ascii="Arial" w:eastAsia="Times New Roman" w:hAnsi="Arial" w:cs="Arial"/>
+          <w:rFonts w:ascii="Arial" w:hAnsi="Arial" w:eastAsia="Times New Roman" w:cs="Arial"/>
+          <w:lang w:eastAsia="en-US"/>
+        </w:rPr>
+      </w:pPr>
+      <w:r>
+        <w:rPr>
+          <w:rFonts w:ascii="Arial" w:hAnsi="Arial" w:eastAsia="Times New Roman" w:cs="Arial"/>
           <w:lang w:eastAsia="en-US"/>
         </w:rPr>
         <w:t>Med henvisning til bestemmelser i lejekontrakten</w:t>
       </w:r>
       <w:r>
         <w:rPr>
-          <w:rFonts w:ascii="Arial" w:eastAsia="Times New Roman" w:hAnsi="Arial" w:cs="Arial"/>
+          <w:rFonts w:ascii="Arial" w:hAnsi="Arial" w:eastAsia="Times New Roman" w:cs="Arial"/>
           <w:lang w:eastAsia="en-US"/>
         </w:rPr>
         <w:t>,</w:t>
       </w:r>
       <w:r>
         <w:rPr>
-          <w:rFonts w:ascii="Arial" w:eastAsia="Times New Roman" w:hAnsi="Arial" w:cs="Arial"/>
+          <w:rFonts w:ascii="Arial" w:hAnsi="Arial" w:eastAsia="Times New Roman" w:cs="Arial"/>
           <w:lang w:eastAsia="en-US"/>
         </w:rPr>
         <w:t xml:space="preserve"> varsles hermed lejeregulering på basis af udviklingen i Nettoprisindekset pr. </w:t>
@@ -685,7 +685,7 @@
       <w:sdt>
         <w:sdtPr>
           <w:rPr>
-            <w:rFonts w:ascii="Arial" w:eastAsia="Times New Roman" w:hAnsi="Arial" w:cs="Arial"/>
+            <w:rFonts w:ascii="Arial" w:hAnsi="Arial" w:eastAsia="Times New Roman" w:cs="Arial"/>
             <w:lang w:eastAsia="en-US"/>
           </w:rPr>
           <w:alias w:val="#Nav: /SVA_Regulations/Indeksdate"/>
@@ -701,7 +701,7 @@
         <w:sdtContent>
           <w:r>
             <w:rPr>
-              <w:rFonts w:ascii="Arial" w:eastAsia="Times New Roman" w:hAnsi="Arial" w:cs="Arial"/>
+              <w:rFonts w:ascii="Arial" w:hAnsi="Arial" w:eastAsia="Times New Roman" w:cs="Arial"/>
               <w:lang w:eastAsia="en-US"/>
             </w:rPr>
             <w:t>Indeksdate</w:t>
@@ -710,7 +710,7 @@
       </w:sdt>
       <w:r>
         <w:rPr>
-          <w:rFonts w:ascii="Arial" w:eastAsia="Times New Roman" w:hAnsi="Arial" w:cs="Arial"/>
+          <w:rFonts w:ascii="Arial" w:hAnsi="Arial" w:eastAsia="Times New Roman" w:cs="Arial"/>
           <w:lang w:eastAsia="en-US"/>
         </w:rPr>
         <w:t xml:space="preserve"> </w:t>
@@ -725,41 +725,41 @@
         <w:spacing w:after="0" w:line="240" w:lineRule="auto"/>
         <w:textAlignment w:val="baseline"/>
         <w:rPr>
-          <w:rFonts w:ascii="Arial" w:eastAsia="Times New Roman" w:hAnsi="Arial" w:cs="Arial"/>
-          <w:lang w:eastAsia="en-US"/>
-        </w:rPr>
-      </w:pPr>
-    </w:p>
-    <w:p>
-      <w:pPr>
-        <w:overflowPunct w:val="0"/>
-        <w:autoSpaceDE w:val="0"/>
-        <w:autoSpaceDN w:val="0"/>
-        <w:adjustRightInd w:val="0"/>
-        <w:spacing w:after="0" w:line="240" w:lineRule="auto"/>
-        <w:textAlignment w:val="baseline"/>
-        <w:rPr>
-          <w:rFonts w:ascii="Arial" w:eastAsia="Times New Roman" w:hAnsi="Arial" w:cs="Arial"/>
-          <w:lang w:eastAsia="en-US"/>
-        </w:rPr>
-      </w:pPr>
-    </w:p>
-    <w:p>
-      <w:pPr>
-        <w:overflowPunct w:val="0"/>
-        <w:autoSpaceDE w:val="0"/>
-        <w:autoSpaceDN w:val="0"/>
-        <w:adjustRightInd w:val="0"/>
-        <w:spacing w:after="0" w:line="240" w:lineRule="auto"/>
-        <w:textAlignment w:val="baseline"/>
-        <w:rPr>
-          <w:rFonts w:ascii="Arial" w:eastAsia="Times New Roman" w:hAnsi="Arial" w:cs="Arial"/>
-          <w:lang w:eastAsia="en-US"/>
-        </w:rPr>
-      </w:pPr>
-      <w:r>
-        <w:rPr>
-          <w:rFonts w:ascii="Arial" w:eastAsia="Times New Roman" w:hAnsi="Arial" w:cs="Arial"/>
+          <w:rFonts w:ascii="Arial" w:hAnsi="Arial" w:eastAsia="Times New Roman" w:cs="Arial"/>
+          <w:lang w:eastAsia="en-US"/>
+        </w:rPr>
+      </w:pPr>
+    </w:p>
+    <w:p>
+      <w:pPr>
+        <w:overflowPunct w:val="0"/>
+        <w:autoSpaceDE w:val="0"/>
+        <w:autoSpaceDN w:val="0"/>
+        <w:adjustRightInd w:val="0"/>
+        <w:spacing w:after="0" w:line="240" w:lineRule="auto"/>
+        <w:textAlignment w:val="baseline"/>
+        <w:rPr>
+          <w:rFonts w:ascii="Arial" w:hAnsi="Arial" w:eastAsia="Times New Roman" w:cs="Arial"/>
+          <w:lang w:eastAsia="en-US"/>
+        </w:rPr>
+      </w:pPr>
+    </w:p>
+    <w:p>
+      <w:pPr>
+        <w:overflowPunct w:val="0"/>
+        <w:autoSpaceDE w:val="0"/>
+        <w:autoSpaceDN w:val="0"/>
+        <w:adjustRightInd w:val="0"/>
+        <w:spacing w:after="0" w:line="240" w:lineRule="auto"/>
+        <w:textAlignment w:val="baseline"/>
+        <w:rPr>
+          <w:rFonts w:ascii="Arial" w:hAnsi="Arial" w:eastAsia="Times New Roman" w:cs="Arial"/>
+          <w:lang w:eastAsia="en-US"/>
+        </w:rPr>
+      </w:pPr>
+      <w:r>
+        <w:rPr>
+          <w:rFonts w:ascii="Arial" w:hAnsi="Arial" w:eastAsia="Times New Roman" w:cs="Arial"/>
           <w:lang w:eastAsia="en-US"/>
         </w:rPr>
         <w:t>Udviklingen i Nettoprisindekser har været:</w:t>
@@ -774,7 +774,7 @@
         <w:spacing w:after="0" w:line="240" w:lineRule="auto"/>
         <w:textAlignment w:val="baseline"/>
         <w:rPr>
-          <w:rFonts w:ascii="Arial" w:eastAsia="Times New Roman" w:hAnsi="Arial" w:cs="Arial"/>
+          <w:rFonts w:ascii="Arial" w:hAnsi="Arial" w:eastAsia="Times New Roman" w:cs="Arial"/>
           <w:lang w:eastAsia="en-US"/>
         </w:rPr>
       </w:pPr>
@@ -791,34 +791,34 @@
         <w:spacing w:after="0" w:line="240" w:lineRule="auto"/>
         <w:textAlignment w:val="baseline"/>
         <w:rPr>
-          <w:rFonts w:ascii="Arial" w:eastAsia="Times New Roman" w:hAnsi="Arial" w:cs="Arial"/>
-          <w:lang w:eastAsia="en-US"/>
-        </w:rPr>
-      </w:pPr>
-      <w:r>
-        <w:rPr>
-          <w:rFonts w:ascii="Arial" w:eastAsia="Times New Roman" w:hAnsi="Arial" w:cs="Arial"/>
+          <w:rFonts w:ascii="Arial" w:hAnsi="Arial" w:eastAsia="Times New Roman" w:cs="Arial"/>
+          <w:lang w:eastAsia="en-US"/>
+        </w:rPr>
+      </w:pPr>
+      <w:r>
+        <w:rPr>
+          <w:rFonts w:ascii="Arial" w:hAnsi="Arial" w:eastAsia="Times New Roman" w:cs="Arial"/>
           <w:lang w:eastAsia="en-US"/>
         </w:rPr>
         <w:t>Indeks</w:t>
       </w:r>
       <w:r>
         <w:rPr>
-          <w:rFonts w:ascii="Arial" w:eastAsia="Times New Roman" w:hAnsi="Arial" w:cs="Arial"/>
+          <w:rFonts w:ascii="Arial" w:hAnsi="Arial" w:eastAsia="Times New Roman" w:cs="Arial"/>
           <w:lang w:eastAsia="en-US"/>
         </w:rPr>
         <w:t xml:space="preserve"> 1</w:t>
       </w:r>
       <w:r>
         <w:rPr>
-          <w:rFonts w:ascii="Arial" w:eastAsia="Times New Roman" w:hAnsi="Arial" w:cs="Arial"/>
+          <w:rFonts w:ascii="Arial" w:hAnsi="Arial" w:eastAsia="Times New Roman" w:cs="Arial"/>
           <w:lang w:eastAsia="en-US"/>
         </w:rPr>
         <w:t>:</w:t>
       </w:r>
       <w:r>
         <w:rPr>
-          <w:rFonts w:ascii="Arial" w:eastAsia="Times New Roman" w:hAnsi="Arial" w:cs="Arial"/>
+          <w:rFonts w:ascii="Arial" w:hAnsi="Arial" w:eastAsia="Times New Roman" w:cs="Arial"/>
           <w:lang w:eastAsia="en-US"/>
         </w:rPr>
         <w:tab/>
@@ -826,7 +826,7 @@
       <w:sdt>
         <w:sdtPr>
           <w:rPr>
-            <w:rFonts w:ascii="Arial" w:eastAsia="Times New Roman" w:hAnsi="Arial" w:cs="Arial"/>
+            <w:rFonts w:ascii="Arial" w:hAnsi="Arial" w:eastAsia="Times New Roman" w:cs="Arial"/>
             <w:lang w:eastAsia="en-US"/>
           </w:rPr>
           <w:alias w:val="#Nav: /SVA_Regulations/IndeksOld"/>
@@ -843,7 +843,7 @@
           <w:proofErr w:type="spellStart"/>
           <w:r>
             <w:rPr>
-              <w:rFonts w:ascii="Arial" w:eastAsia="Times New Roman" w:hAnsi="Arial" w:cs="Arial"/>
+              <w:rFonts w:ascii="Arial" w:hAnsi="Arial" w:eastAsia="Times New Roman" w:cs="Arial"/>
               <w:lang w:eastAsia="en-US"/>
             </w:rPr>
             <w:t>IndeksOld</w:t>
@@ -864,34 +864,34 @@
         <w:spacing w:after="0" w:line="240" w:lineRule="auto"/>
         <w:textAlignment w:val="baseline"/>
         <w:rPr>
-          <w:rFonts w:ascii="Arial" w:eastAsia="Times New Roman" w:hAnsi="Arial" w:cs="Arial"/>
-          <w:lang w:eastAsia="en-US"/>
-        </w:rPr>
-      </w:pPr>
-      <w:r>
-        <w:rPr>
-          <w:rFonts w:ascii="Arial" w:eastAsia="Times New Roman" w:hAnsi="Arial" w:cs="Arial"/>
+          <w:rFonts w:ascii="Arial" w:hAnsi="Arial" w:eastAsia="Times New Roman" w:cs="Arial"/>
+          <w:lang w:eastAsia="en-US"/>
+        </w:rPr>
+      </w:pPr>
+      <w:r>
+        <w:rPr>
+          <w:rFonts w:ascii="Arial" w:hAnsi="Arial" w:eastAsia="Times New Roman" w:cs="Arial"/>
           <w:lang w:eastAsia="en-US"/>
         </w:rPr>
         <w:t>Indeks</w:t>
       </w:r>
       <w:r>
         <w:rPr>
-          <w:rFonts w:ascii="Arial" w:eastAsia="Times New Roman" w:hAnsi="Arial" w:cs="Arial"/>
+          <w:rFonts w:ascii="Arial" w:hAnsi="Arial" w:eastAsia="Times New Roman" w:cs="Arial"/>
           <w:lang w:eastAsia="en-US"/>
         </w:rPr>
         <w:t xml:space="preserve"> 2</w:t>
       </w:r>
       <w:r>
         <w:rPr>
-          <w:rFonts w:ascii="Arial" w:eastAsia="Times New Roman" w:hAnsi="Arial" w:cs="Arial"/>
+          <w:rFonts w:ascii="Arial" w:hAnsi="Arial" w:eastAsia="Times New Roman" w:cs="Arial"/>
           <w:lang w:eastAsia="en-US"/>
         </w:rPr>
         <w:t>:</w:t>
       </w:r>
       <w:r>
         <w:rPr>
-          <w:rFonts w:ascii="Arial" w:eastAsia="Times New Roman" w:hAnsi="Arial" w:cs="Arial"/>
+          <w:rFonts w:ascii="Arial" w:hAnsi="Arial" w:eastAsia="Times New Roman" w:cs="Arial"/>
           <w:lang w:eastAsia="en-US"/>
         </w:rPr>
         <w:tab/>
@@ -899,7 +899,7 @@
       <w:sdt>
         <w:sdtPr>
           <w:rPr>
-            <w:rFonts w:ascii="Arial" w:eastAsia="Times New Roman" w:hAnsi="Arial" w:cs="Arial"/>
+            <w:rFonts w:ascii="Arial" w:hAnsi="Arial" w:eastAsia="Times New Roman" w:cs="Arial"/>
             <w:lang w:eastAsia="en-US"/>
           </w:rPr>
           <w:alias w:val="#Nav: /SVA_Regulations/IndeksNew"/>
@@ -916,7 +916,7 @@
           <w:proofErr w:type="spellStart"/>
           <w:r>
             <w:rPr>
-              <w:rFonts w:ascii="Arial" w:eastAsia="Times New Roman" w:hAnsi="Arial" w:cs="Arial"/>
+              <w:rFonts w:ascii="Arial" w:hAnsi="Arial" w:eastAsia="Times New Roman" w:cs="Arial"/>
               <w:lang w:eastAsia="en-US"/>
             </w:rPr>
             <w:t>IndeksNew</w:t>
@@ -926,7 +926,7 @@
       </w:sdt>
       <w:r>
         <w:rPr>
-          <w:rFonts w:ascii="Arial" w:eastAsia="Times New Roman" w:hAnsi="Arial" w:cs="Arial"/>
+          <w:rFonts w:ascii="Arial" w:hAnsi="Arial" w:eastAsia="Times New Roman" w:cs="Arial"/>
           <w:lang w:eastAsia="en-US"/>
         </w:rPr>
         <w:tab/>
@@ -944,27 +944,27 @@
         <w:spacing w:after="0" w:line="240" w:lineRule="auto"/>
         <w:textAlignment w:val="baseline"/>
         <w:rPr>
-          <w:rFonts w:ascii="Arial" w:eastAsia="Times New Roman" w:hAnsi="Arial" w:cs="Arial"/>
-          <w:lang w:eastAsia="en-US"/>
-        </w:rPr>
-      </w:pPr>
-    </w:p>
-    <w:p>
-      <w:pPr>
-        <w:overflowPunct w:val="0"/>
-        <w:autoSpaceDE w:val="0"/>
-        <w:autoSpaceDN w:val="0"/>
-        <w:adjustRightInd w:val="0"/>
-        <w:spacing w:after="0" w:line="240" w:lineRule="auto"/>
-        <w:textAlignment w:val="baseline"/>
-        <w:rPr>
-          <w:rFonts w:ascii="Arial" w:eastAsia="Times New Roman" w:hAnsi="Arial" w:cs="Arial"/>
-          <w:lang w:eastAsia="en-US"/>
-        </w:rPr>
-      </w:pPr>
-      <w:r>
-        <w:rPr>
-          <w:rFonts w:ascii="Arial" w:eastAsia="Times New Roman" w:hAnsi="Arial" w:cs="Arial"/>
+          <w:rFonts w:ascii="Arial" w:hAnsi="Arial" w:eastAsia="Times New Roman" w:cs="Arial"/>
+          <w:lang w:eastAsia="en-US"/>
+        </w:rPr>
+      </w:pPr>
+    </w:p>
+    <w:p>
+      <w:pPr>
+        <w:overflowPunct w:val="0"/>
+        <w:autoSpaceDE w:val="0"/>
+        <w:autoSpaceDN w:val="0"/>
+        <w:adjustRightInd w:val="0"/>
+        <w:spacing w:after="0" w:line="240" w:lineRule="auto"/>
+        <w:textAlignment w:val="baseline"/>
+        <w:rPr>
+          <w:rFonts w:ascii="Arial" w:hAnsi="Arial" w:eastAsia="Times New Roman" w:cs="Arial"/>
+          <w:lang w:eastAsia="en-US"/>
+        </w:rPr>
+      </w:pPr>
+      <w:r>
+        <w:rPr>
+          <w:rFonts w:ascii="Arial" w:hAnsi="Arial" w:eastAsia="Times New Roman" w:cs="Arial"/>
           <w:lang w:eastAsia="en-US"/>
         </w:rPr>
         <w:t xml:space="preserve">Stigningen i den årlige leje udgør </w:t>
@@ -972,7 +972,7 @@
       <w:sdt>
         <w:sdtPr>
           <w:rPr>
-            <w:rFonts w:ascii="Arial" w:eastAsia="Times New Roman" w:hAnsi="Arial" w:cs="Arial"/>
+            <w:rFonts w:ascii="Arial" w:hAnsi="Arial" w:eastAsia="Times New Roman" w:cs="Arial"/>
             <w:lang w:eastAsia="en-US"/>
           </w:rPr>
           <w:alias w:val="#Nav: /SVA_Regulations/ActualRegulation"/>
@@ -989,7 +989,7 @@
           <w:proofErr w:type="spellStart"/>
           <w:r>
             <w:rPr>
-              <w:rFonts w:ascii="Arial" w:eastAsia="Times New Roman" w:hAnsi="Arial" w:cs="Arial"/>
+              <w:rFonts w:ascii="Arial" w:hAnsi="Arial" w:eastAsia="Times New Roman" w:cs="Arial"/>
               <w:lang w:eastAsia="en-US"/>
             </w:rPr>
             <w:t>ActualRegulation</w:t>
@@ -999,7 +999,7 @@
       </w:sdt>
       <w:r>
         <w:rPr>
-          <w:rFonts w:ascii="Arial" w:eastAsia="Times New Roman" w:hAnsi="Arial" w:cs="Arial"/>
+          <w:rFonts w:ascii="Arial" w:hAnsi="Arial" w:eastAsia="Times New Roman" w:cs="Arial"/>
           <w:lang w:eastAsia="en-US"/>
         </w:rPr>
         <w:t>%</w:t>
@@ -1014,7 +1014,7 @@
         <w:spacing w:after="0" w:line="240" w:lineRule="auto"/>
         <w:textAlignment w:val="baseline"/>
         <w:rPr>
-          <w:rFonts w:ascii="Arial" w:eastAsia="Times New Roman" w:hAnsi="Arial" w:cs="Arial"/>
+          <w:rFonts w:ascii="Arial" w:hAnsi="Arial" w:eastAsia="Times New Roman" w:cs="Arial"/>
           <w:b/>
           <w:lang w:eastAsia="en-US"/>
         </w:rPr>
@@ -1029,14 +1029,14 @@
         <w:spacing w:after="0" w:line="240" w:lineRule="auto"/>
         <w:textAlignment w:val="baseline"/>
         <w:rPr>
-          <w:rFonts w:ascii="Arial" w:eastAsia="Times New Roman" w:hAnsi="Arial" w:cs="Arial"/>
+          <w:rFonts w:ascii="Arial" w:hAnsi="Arial" w:eastAsia="Times New Roman" w:cs="Arial"/>
           <w:b/>
           <w:lang w:eastAsia="en-US"/>
         </w:rPr>
       </w:pPr>
       <w:r>
         <w:rPr>
-          <w:rFonts w:ascii="Arial" w:eastAsia="Times New Roman" w:hAnsi="Arial" w:cs="Arial"/>
+          <w:rFonts w:ascii="Arial" w:hAnsi="Arial" w:eastAsia="Times New Roman" w:cs="Arial"/>
           <w:b/>
           <w:lang w:eastAsia="en-US"/>
         </w:rPr>
@@ -1045,7 +1045,7 @@
       <w:sdt>
         <w:sdtPr>
           <w:rPr>
-            <w:rFonts w:ascii="Arial" w:eastAsia="Times New Roman" w:hAnsi="Arial" w:cs="Arial"/>
+            <w:rFonts w:ascii="Arial" w:hAnsi="Arial" w:eastAsia="Times New Roman" w:cs="Arial"/>
             <w:b/>
             <w:lang w:eastAsia="en-US"/>
           </w:rPr>
@@ -1063,7 +1063,7 @@
           <w:proofErr w:type="spellStart"/>
           <w:r>
             <w:rPr>
-              <w:rFonts w:ascii="Arial" w:eastAsia="Times New Roman" w:hAnsi="Arial" w:cs="Arial"/>
+              <w:rFonts w:ascii="Arial" w:hAnsi="Arial" w:eastAsia="Times New Roman" w:cs="Arial"/>
               <w:b/>
               <w:lang w:eastAsia="en-US"/>
             </w:rPr>
@@ -1074,7 +1074,7 @@
       </w:sdt>
       <w:r>
         <w:rPr>
-          <w:rFonts w:ascii="Arial" w:eastAsia="Times New Roman" w:hAnsi="Arial" w:cs="Arial"/>
+          <w:rFonts w:ascii="Arial" w:hAnsi="Arial" w:eastAsia="Times New Roman" w:cs="Arial"/>
           <w:b/>
           <w:lang w:eastAsia="en-US"/>
         </w:rPr>
@@ -1090,7 +1090,7 @@
         <w:spacing w:after="0" w:line="240" w:lineRule="auto"/>
         <w:textAlignment w:val="baseline"/>
         <w:rPr>
-          <w:rFonts w:ascii="Arial" w:eastAsia="Times New Roman" w:hAnsi="Arial" w:cs="Arial"/>
+          <w:rFonts w:ascii="Arial" w:hAnsi="Arial" w:eastAsia="Times New Roman" w:cs="Arial"/>
           <w:b/>
           <w:lang w:eastAsia="en-US"/>
         </w:rPr>
@@ -1109,14 +1109,14 @@
         <w:spacing w:after="0" w:line="240" w:lineRule="auto"/>
         <w:textAlignment w:val="baseline"/>
         <w:rPr>
-          <w:rFonts w:ascii="Arial" w:eastAsia="Times New Roman" w:hAnsi="Arial" w:cs="Arial"/>
+          <w:rFonts w:ascii="Arial" w:hAnsi="Arial" w:eastAsia="Times New Roman" w:cs="Arial"/>
           <w:b/>
           <w:lang w:eastAsia="en-US"/>
         </w:rPr>
       </w:pPr>
       <w:r>
         <w:rPr>
-          <w:rFonts w:ascii="Arial" w:eastAsia="Times New Roman" w:hAnsi="Arial" w:cs="Arial"/>
+          <w:rFonts w:ascii="Arial" w:hAnsi="Arial" w:eastAsia="Times New Roman" w:cs="Arial"/>
           <w:b/>
           <w:lang w:eastAsia="en-US"/>
         </w:rPr>
@@ -1125,7 +1125,7 @@
       </w:r>
       <w:r>
         <w:rPr>
-          <w:rFonts w:ascii="Arial" w:eastAsia="Times New Roman" w:hAnsi="Arial" w:cs="Arial"/>
+          <w:rFonts w:ascii="Arial" w:hAnsi="Arial" w:eastAsia="Times New Roman" w:cs="Arial"/>
           <w:b/>
           <w:lang w:eastAsia="en-US"/>
         </w:rPr>
@@ -1146,20 +1146,20 @@
         <w:spacing w:after="0" w:line="240" w:lineRule="auto"/>
         <w:textAlignment w:val="baseline"/>
         <w:rPr>
-          <w:rFonts w:ascii="Arial" w:eastAsia="Times New Roman" w:hAnsi="Arial" w:cs="Arial"/>
-          <w:lang w:eastAsia="en-US"/>
-        </w:rPr>
-      </w:pPr>
-      <w:r>
-        <w:rPr>
-          <w:rFonts w:ascii="Arial" w:eastAsia="Times New Roman" w:hAnsi="Arial" w:cs="Arial"/>
+          <w:rFonts w:ascii="Arial" w:hAnsi="Arial" w:eastAsia="Times New Roman" w:cs="Arial"/>
+          <w:lang w:eastAsia="en-US"/>
+        </w:rPr>
+      </w:pPr>
+      <w:r>
+        <w:rPr>
+          <w:rFonts w:ascii="Arial" w:hAnsi="Arial" w:eastAsia="Times New Roman" w:cs="Arial"/>
           <w:lang w:eastAsia="en-US"/>
         </w:rPr>
         <w:t>Nuværende beløb</w:t>
       </w:r>
       <w:r>
         <w:rPr>
-          <w:rFonts w:ascii="Arial" w:eastAsia="Times New Roman" w:hAnsi="Arial" w:cs="Arial"/>
+          <w:rFonts w:ascii="Arial" w:hAnsi="Arial" w:eastAsia="Times New Roman" w:cs="Arial"/>
           <w:lang w:eastAsia="en-US"/>
         </w:rPr>
         <w:tab/>
@@ -1167,7 +1167,7 @@
       <w:sdt>
         <w:sdtPr>
           <w:rPr>
-            <w:rFonts w:ascii="Arial" w:eastAsia="Times New Roman" w:hAnsi="Arial" w:cs="Arial"/>
+            <w:rFonts w:ascii="Arial" w:hAnsi="Arial" w:eastAsia="Times New Roman" w:cs="Arial"/>
             <w:lang w:eastAsia="en-US"/>
           </w:rPr>
           <w:alias w:val="#Nav: /SVA_Regulations/RentYearNow"/>
@@ -1184,7 +1184,7 @@
           <w:proofErr w:type="spellStart"/>
           <w:r>
             <w:rPr>
-              <w:rFonts w:ascii="Arial" w:eastAsia="Times New Roman" w:hAnsi="Arial" w:cs="Arial"/>
+              <w:rFonts w:ascii="Arial" w:hAnsi="Arial" w:eastAsia="Times New Roman" w:cs="Arial"/>
               <w:lang w:eastAsia="en-US"/>
             </w:rPr>
             <w:t>RentYearNow</w:t>
@@ -1194,14 +1194,14 @@
       </w:sdt>
       <w:r>
         <w:rPr>
-          <w:rFonts w:ascii="Arial" w:eastAsia="Times New Roman" w:hAnsi="Arial" w:cs="Arial"/>
+          <w:rFonts w:ascii="Arial" w:hAnsi="Arial" w:eastAsia="Times New Roman" w:cs="Arial"/>
           <w:lang w:eastAsia="en-US"/>
         </w:rPr>
         <w:t xml:space="preserve"> kr.</w:t>
       </w:r>
       <w:r>
         <w:rPr>
-          <w:rFonts w:ascii="Arial" w:eastAsia="Times New Roman" w:hAnsi="Arial" w:cs="Arial"/>
+          <w:rFonts w:ascii="Arial" w:hAnsi="Arial" w:eastAsia="Times New Roman" w:cs="Arial"/>
           <w:lang w:eastAsia="en-US"/>
         </w:rPr>
         <w:tab/>
@@ -1209,7 +1209,7 @@
       <w:sdt>
         <w:sdtPr>
           <w:rPr>
-            <w:rFonts w:ascii="Arial" w:eastAsia="Times New Roman" w:hAnsi="Arial" w:cs="Arial"/>
+            <w:rFonts w:ascii="Arial" w:hAnsi="Arial" w:eastAsia="Times New Roman" w:cs="Arial"/>
             <w:lang w:eastAsia="en-US"/>
           </w:rPr>
           <w:alias w:val="#Nav: /SVA_Regulations/RentPerNow"/>
@@ -1226,7 +1226,7 @@
           <w:proofErr w:type="spellStart"/>
           <w:r>
             <w:rPr>
-              <w:rFonts w:ascii="Arial" w:eastAsia="Times New Roman" w:hAnsi="Arial" w:cs="Arial"/>
+              <w:rFonts w:ascii="Arial" w:hAnsi="Arial" w:eastAsia="Times New Roman" w:cs="Arial"/>
               <w:lang w:eastAsia="en-US"/>
             </w:rPr>
             <w:t>RentPerNow</w:t>
@@ -1236,7 +1236,7 @@
       </w:sdt>
       <w:r>
         <w:rPr>
-          <w:rFonts w:ascii="Arial" w:eastAsia="Times New Roman" w:hAnsi="Arial" w:cs="Arial"/>
+          <w:rFonts w:ascii="Arial" w:hAnsi="Arial" w:eastAsia="Times New Roman" w:cs="Arial"/>
           <w:lang w:eastAsia="en-US"/>
         </w:rPr>
         <w:t xml:space="preserve"> kr.</w:t>
@@ -1255,20 +1255,20 @@
         <w:spacing w:after="0" w:line="240" w:lineRule="auto"/>
         <w:textAlignment w:val="baseline"/>
         <w:rPr>
-          <w:rFonts w:ascii="Arial" w:eastAsia="Times New Roman" w:hAnsi="Arial" w:cs="Arial"/>
-          <w:lang w:eastAsia="en-US"/>
-        </w:rPr>
-      </w:pPr>
-      <w:r>
-        <w:rPr>
-          <w:rFonts w:ascii="Arial" w:eastAsia="Times New Roman" w:hAnsi="Arial" w:cs="Arial"/>
+          <w:rFonts w:ascii="Arial" w:hAnsi="Arial" w:eastAsia="Times New Roman" w:cs="Arial"/>
+          <w:lang w:eastAsia="en-US"/>
+        </w:rPr>
+      </w:pPr>
+      <w:r>
+        <w:rPr>
+          <w:rFonts w:ascii="Arial" w:hAnsi="Arial" w:eastAsia="Times New Roman" w:cs="Arial"/>
           <w:lang w:eastAsia="en-US"/>
         </w:rPr>
         <w:t>Regulering</w:t>
       </w:r>
       <w:r>
         <w:rPr>
-          <w:rFonts w:ascii="Arial" w:eastAsia="Times New Roman" w:hAnsi="Arial" w:cs="Arial"/>
+          <w:rFonts w:ascii="Arial" w:hAnsi="Arial" w:eastAsia="Times New Roman" w:cs="Arial"/>
           <w:lang w:eastAsia="en-US"/>
         </w:rPr>
         <w:tab/>
@@ -1276,7 +1276,7 @@
       <w:sdt>
         <w:sdtPr>
           <w:rPr>
-            <w:rFonts w:ascii="Arial" w:eastAsia="Times New Roman" w:hAnsi="Arial" w:cs="Arial"/>
+            <w:rFonts w:ascii="Arial" w:hAnsi="Arial" w:eastAsia="Times New Roman" w:cs="Arial"/>
             <w:lang w:eastAsia="en-US"/>
           </w:rPr>
           <w:alias w:val="#Nav: /SVA_Regulations/RegulationYear"/>
@@ -1293,7 +1293,7 @@
           <w:proofErr w:type="spellStart"/>
           <w:r>
             <w:rPr>
-              <w:rFonts w:ascii="Arial" w:eastAsia="Times New Roman" w:hAnsi="Arial" w:cs="Arial"/>
+              <w:rFonts w:ascii="Arial" w:hAnsi="Arial" w:eastAsia="Times New Roman" w:cs="Arial"/>
               <w:lang w:eastAsia="en-US"/>
             </w:rPr>
             <w:t>RegulationYear</w:t>
@@ -1303,14 +1303,14 @@
       </w:sdt>
       <w:r>
         <w:rPr>
-          <w:rFonts w:ascii="Arial" w:eastAsia="Times New Roman" w:hAnsi="Arial" w:cs="Arial"/>
+          <w:rFonts w:ascii="Arial" w:hAnsi="Arial" w:eastAsia="Times New Roman" w:cs="Arial"/>
           <w:lang w:eastAsia="en-US"/>
         </w:rPr>
         <w:t xml:space="preserve"> kr.</w:t>
       </w:r>
       <w:r>
         <w:rPr>
-          <w:rFonts w:ascii="Arial" w:eastAsia="Times New Roman" w:hAnsi="Arial" w:cs="Arial"/>
+          <w:rFonts w:ascii="Arial" w:hAnsi="Arial" w:eastAsia="Times New Roman" w:cs="Arial"/>
           <w:lang w:eastAsia="en-US"/>
         </w:rPr>
         <w:tab/>
@@ -1318,7 +1318,7 @@
       <w:sdt>
         <w:sdtPr>
           <w:rPr>
-            <w:rFonts w:ascii="Arial" w:eastAsia="Times New Roman" w:hAnsi="Arial" w:cs="Arial"/>
+            <w:rFonts w:ascii="Arial" w:hAnsi="Arial" w:eastAsia="Times New Roman" w:cs="Arial"/>
             <w:lang w:eastAsia="en-US"/>
           </w:rPr>
           <w:alias w:val="#Nav: /SVA_Regulations/RegulationPer"/>
@@ -1335,7 +1335,7 @@
           <w:proofErr w:type="spellStart"/>
           <w:r>
             <w:rPr>
-              <w:rFonts w:ascii="Arial" w:eastAsia="Times New Roman" w:hAnsi="Arial" w:cs="Arial"/>
+              <w:rFonts w:ascii="Arial" w:hAnsi="Arial" w:eastAsia="Times New Roman" w:cs="Arial"/>
               <w:lang w:eastAsia="en-US"/>
             </w:rPr>
             <w:t>RegulationPer</w:t>
@@ -1345,7 +1345,7 @@
       </w:sdt>
       <w:r>
         <w:rPr>
-          <w:rFonts w:ascii="Arial" w:eastAsia="Times New Roman" w:hAnsi="Arial" w:cs="Arial"/>
+          <w:rFonts w:ascii="Arial" w:hAnsi="Arial" w:eastAsia="Times New Roman" w:cs="Arial"/>
           <w:lang w:eastAsia="en-US"/>
         </w:rPr>
         <w:t xml:space="preserve"> kr.</w:t>
@@ -1364,20 +1364,20 @@
         <w:spacing w:after="0" w:line="240" w:lineRule="auto"/>
         <w:textAlignment w:val="baseline"/>
         <w:rPr>
-          <w:rFonts w:ascii="Arial" w:eastAsia="Times New Roman" w:hAnsi="Arial" w:cs="Arial"/>
-          <w:lang w:eastAsia="en-US"/>
-        </w:rPr>
-      </w:pPr>
-      <w:r>
-        <w:rPr>
-          <w:rFonts w:ascii="Arial" w:eastAsia="Times New Roman" w:hAnsi="Arial" w:cs="Arial"/>
+          <w:rFonts w:ascii="Arial" w:hAnsi="Arial" w:eastAsia="Times New Roman" w:cs="Arial"/>
+          <w:lang w:eastAsia="en-US"/>
+        </w:rPr>
+      </w:pPr>
+      <w:r>
+        <w:rPr>
+          <w:rFonts w:ascii="Arial" w:hAnsi="Arial" w:eastAsia="Times New Roman" w:cs="Arial"/>
           <w:lang w:eastAsia="en-US"/>
         </w:rPr>
         <w:t>Fremtidigt beløb</w:t>
       </w:r>
       <w:r>
         <w:rPr>
-          <w:rFonts w:ascii="Arial" w:eastAsia="Times New Roman" w:hAnsi="Arial" w:cs="Arial"/>
+          <w:rFonts w:ascii="Arial" w:hAnsi="Arial" w:eastAsia="Times New Roman" w:cs="Arial"/>
           <w:lang w:eastAsia="en-US"/>
         </w:rPr>
         <w:tab/>
@@ -1385,7 +1385,7 @@
       <w:sdt>
         <w:sdtPr>
           <w:rPr>
-            <w:rFonts w:ascii="Arial" w:eastAsia="Times New Roman" w:hAnsi="Arial" w:cs="Arial"/>
+            <w:rFonts w:ascii="Arial" w:hAnsi="Arial" w:eastAsia="Times New Roman" w:cs="Arial"/>
             <w:lang w:eastAsia="en-US"/>
           </w:rPr>
           <w:alias w:val="#Nav: /SVA_Regulations/RentYearNew"/>
@@ -1402,7 +1402,7 @@
           <w:proofErr w:type="spellStart"/>
           <w:r>
             <w:rPr>
-              <w:rFonts w:ascii="Arial" w:eastAsia="Times New Roman" w:hAnsi="Arial" w:cs="Arial"/>
+              <w:rFonts w:ascii="Arial" w:hAnsi="Arial" w:eastAsia="Times New Roman" w:cs="Arial"/>
               <w:lang w:eastAsia="en-US"/>
             </w:rPr>
             <w:t>RentYearNew</w:t>
@@ -1412,14 +1412,14 @@
       </w:sdt>
       <w:r>
         <w:rPr>
-          <w:rFonts w:ascii="Arial" w:eastAsia="Times New Roman" w:hAnsi="Arial" w:cs="Arial"/>
+          <w:rFonts w:ascii="Arial" w:hAnsi="Arial" w:eastAsia="Times New Roman" w:cs="Arial"/>
           <w:lang w:eastAsia="en-US"/>
         </w:rPr>
         <w:t xml:space="preserve"> kr.</w:t>
       </w:r>
       <w:r>
         <w:rPr>
-          <w:rFonts w:ascii="Arial" w:eastAsia="Times New Roman" w:hAnsi="Arial" w:cs="Arial"/>
+          <w:rFonts w:ascii="Arial" w:hAnsi="Arial" w:eastAsia="Times New Roman" w:cs="Arial"/>
           <w:lang w:eastAsia="en-US"/>
         </w:rPr>
         <w:tab/>
@@ -1427,7 +1427,7 @@
       <w:sdt>
         <w:sdtPr>
           <w:rPr>
-            <w:rFonts w:ascii="Arial" w:eastAsia="Times New Roman" w:hAnsi="Arial" w:cs="Arial"/>
+            <w:rFonts w:ascii="Arial" w:hAnsi="Arial" w:eastAsia="Times New Roman" w:cs="Arial"/>
             <w:lang w:eastAsia="en-US"/>
           </w:rPr>
           <w:alias w:val="#Nav: /SVA_Regulations/RentPerNew"/>
@@ -1444,7 +1444,7 @@
           <w:proofErr w:type="spellStart"/>
           <w:r>
             <w:rPr>
-              <w:rFonts w:ascii="Arial" w:eastAsia="Times New Roman" w:hAnsi="Arial" w:cs="Arial"/>
+              <w:rFonts w:ascii="Arial" w:hAnsi="Arial" w:eastAsia="Times New Roman" w:cs="Arial"/>
               <w:lang w:eastAsia="en-US"/>
             </w:rPr>
             <w:t>RentPerNew</w:t>
@@ -1454,7 +1454,7 @@
       </w:sdt>
       <w:r>
         <w:rPr>
-          <w:rFonts w:ascii="Arial" w:eastAsia="Times New Roman" w:hAnsi="Arial" w:cs="Arial"/>
+          <w:rFonts w:ascii="Arial" w:hAnsi="Arial" w:eastAsia="Times New Roman" w:cs="Arial"/>
           <w:lang w:eastAsia="en-US"/>
         </w:rPr>
         <w:t xml:space="preserve"> kr.</w:t>
@@ -1474,14 +1474,14 @@
         <w:spacing w:after="0" w:line="240" w:lineRule="auto"/>
         <w:textAlignment w:val="baseline"/>
         <w:rPr>
-          <w:rFonts w:ascii="Arial" w:eastAsia="Times New Roman" w:hAnsi="Arial" w:cs="Arial"/>
+          <w:rFonts w:ascii="Arial" w:hAnsi="Arial" w:eastAsia="Times New Roman" w:cs="Arial"/>
           <w:b/>
           <w:lang w:eastAsia="en-US"/>
         </w:rPr>
       </w:pPr>
       <w:r>
         <w:rPr>
-          <w:rFonts w:ascii="Arial" w:eastAsia="Times New Roman" w:hAnsi="Arial" w:cs="Arial"/>
+          <w:rFonts w:ascii="Arial" w:hAnsi="Arial" w:eastAsia="Times New Roman" w:cs="Arial"/>
           <w:b/>
           <w:lang w:eastAsia="en-US"/>
         </w:rPr>
@@ -1504,7 +1504,7 @@
         <w:spacing w:after="0" w:line="240" w:lineRule="auto"/>
         <w:textAlignment w:val="baseline"/>
         <w:rPr>
-          <w:rFonts w:ascii="Arial" w:eastAsia="Times New Roman" w:hAnsi="Arial" w:cs="Arial"/>
+          <w:rFonts w:ascii="Arial" w:hAnsi="Arial" w:eastAsia="Times New Roman" w:cs="Arial"/>
           <w:lang w:eastAsia="en-US"/>
         </w:rPr>
       </w:pPr>
@@ -1523,13 +1523,13 @@
         <w:spacing w:after="0" w:line="240" w:lineRule="auto"/>
         <w:textAlignment w:val="baseline"/>
         <w:rPr>
-          <w:rFonts w:ascii="Arial" w:eastAsia="Times New Roman" w:hAnsi="Arial" w:cs="Arial"/>
-          <w:lang w:eastAsia="en-US"/>
-        </w:rPr>
-      </w:pPr>
-      <w:r>
-        <w:rPr>
-          <w:rFonts w:ascii="Arial" w:eastAsia="Times New Roman" w:hAnsi="Arial" w:cs="Arial"/>
+          <w:rFonts w:ascii="Arial" w:hAnsi="Arial" w:eastAsia="Times New Roman" w:cs="Arial"/>
+          <w:lang w:eastAsia="en-US"/>
+        </w:rPr>
+      </w:pPr>
+      <w:r>
+        <w:rPr>
+          <w:rFonts w:ascii="Arial" w:hAnsi="Arial" w:eastAsia="Times New Roman" w:cs="Arial"/>
           <w:lang w:eastAsia="en-US"/>
         </w:rPr>
         <w:t>I forbindelse med forhøjelsen reguleres depositum således:</w:t>
@@ -1549,7 +1549,7 @@
         <w:spacing w:after="0" w:line="240" w:lineRule="auto"/>
         <w:textAlignment w:val="baseline"/>
         <w:rPr>
-          <w:rFonts w:ascii="Arial" w:eastAsia="Times New Roman" w:hAnsi="Arial" w:cs="Arial"/>
+          <w:rFonts w:ascii="Arial" w:hAnsi="Arial" w:eastAsia="Times New Roman" w:cs="Arial"/>
           <w:lang w:eastAsia="en-US"/>
         </w:rPr>
       </w:pPr>
@@ -1568,34 +1568,34 @@
         <w:spacing w:after="0" w:line="240" w:lineRule="auto"/>
         <w:textAlignment w:val="baseline"/>
         <w:rPr>
-          <w:rFonts w:ascii="Arial" w:eastAsia="Times New Roman" w:hAnsi="Arial" w:cs="Arial"/>
-          <w:lang w:eastAsia="en-US"/>
-        </w:rPr>
-      </w:pPr>
-      <w:r>
-        <w:rPr>
-          <w:rFonts w:ascii="Arial" w:eastAsia="Times New Roman" w:hAnsi="Arial" w:cs="Arial"/>
+          <w:rFonts w:ascii="Arial" w:hAnsi="Arial" w:eastAsia="Times New Roman" w:cs="Arial"/>
+          <w:lang w:eastAsia="en-US"/>
+        </w:rPr>
+      </w:pPr>
+      <w:r>
+        <w:rPr>
+          <w:rFonts w:ascii="Arial" w:hAnsi="Arial" w:eastAsia="Times New Roman" w:cs="Arial"/>
           <w:lang w:eastAsia="en-US"/>
         </w:rPr>
         <w:t>Nuværende depositum</w:t>
       </w:r>
       <w:r>
         <w:rPr>
-          <w:rFonts w:ascii="Arial" w:eastAsia="Times New Roman" w:hAnsi="Arial" w:cs="Arial"/>
+          <w:rFonts w:ascii="Arial" w:hAnsi="Arial" w:eastAsia="Times New Roman" w:cs="Arial"/>
           <w:lang w:eastAsia="en-US"/>
         </w:rPr>
         <w:tab/>
       </w:r>
       <w:r>
         <w:rPr>
-          <w:rFonts w:ascii="Arial" w:eastAsia="Times New Roman" w:hAnsi="Arial" w:cs="Arial"/>
+          <w:rFonts w:ascii="Arial" w:hAnsi="Arial" w:eastAsia="Times New Roman" w:cs="Arial"/>
           <w:lang w:eastAsia="en-US"/>
         </w:rPr>
         <w:tab/>
       </w:r>
       <w:r>
         <w:rPr>
-          <w:rFonts w:ascii="Arial" w:eastAsia="Times New Roman" w:hAnsi="Arial" w:cs="Arial"/>
+          <w:rFonts w:ascii="Arial" w:hAnsi="Arial" w:eastAsia="Times New Roman" w:cs="Arial"/>
           <w:lang w:eastAsia="en-US"/>
         </w:rPr>
         <w:tab/>
@@ -1603,7 +1603,7 @@
       <w:sdt>
         <w:sdtPr>
           <w:rPr>
-            <w:rFonts w:ascii="Arial" w:eastAsia="Times New Roman" w:hAnsi="Arial" w:cs="Arial"/>
+            <w:rFonts w:ascii="Arial" w:hAnsi="Arial" w:eastAsia="Times New Roman" w:cs="Arial"/>
             <w:lang w:eastAsia="en-US"/>
           </w:rPr>
           <w:alias w:val="#Nav: /SVA_Regulations/DepositNow"/>
@@ -1620,7 +1620,7 @@
           <w:proofErr w:type="spellStart"/>
           <w:r>
             <w:rPr>
-              <w:rFonts w:ascii="Arial" w:eastAsia="Times New Roman" w:hAnsi="Arial" w:cs="Arial"/>
+              <w:rFonts w:ascii="Arial" w:hAnsi="Arial" w:eastAsia="Times New Roman" w:cs="Arial"/>
               <w:lang w:eastAsia="en-US"/>
             </w:rPr>
             <w:t>DepositNow</w:t>
@@ -1630,7 +1630,7 @@
       </w:sdt>
       <w:r>
         <w:rPr>
-          <w:rFonts w:ascii="Arial" w:eastAsia="Times New Roman" w:hAnsi="Arial" w:cs="Arial"/>
+          <w:rFonts w:ascii="Arial" w:hAnsi="Arial" w:eastAsia="Times New Roman" w:cs="Arial"/>
           <w:lang w:eastAsia="en-US"/>
         </w:rPr>
         <w:t xml:space="preserve"> kr.</w:t>
@@ -1650,34 +1650,34 @@
         <w:spacing w:after="0" w:line="240" w:lineRule="auto"/>
         <w:textAlignment w:val="baseline"/>
         <w:rPr>
-          <w:rFonts w:ascii="Arial" w:eastAsia="Times New Roman" w:hAnsi="Arial" w:cs="Arial"/>
-          <w:lang w:eastAsia="en-US"/>
-        </w:rPr>
-      </w:pPr>
-      <w:r>
-        <w:rPr>
-          <w:rFonts w:ascii="Arial" w:eastAsia="Times New Roman" w:hAnsi="Arial" w:cs="Arial"/>
+          <w:rFonts w:ascii="Arial" w:hAnsi="Arial" w:eastAsia="Times New Roman" w:cs="Arial"/>
+          <w:lang w:eastAsia="en-US"/>
+        </w:rPr>
+      </w:pPr>
+      <w:r>
+        <w:rPr>
+          <w:rFonts w:ascii="Arial" w:hAnsi="Arial" w:eastAsia="Times New Roman" w:cs="Arial"/>
           <w:lang w:eastAsia="en-US"/>
         </w:rPr>
         <w:t>Regulering der opkræves</w:t>
       </w:r>
       <w:r>
         <w:rPr>
-          <w:rFonts w:ascii="Arial" w:eastAsia="Times New Roman" w:hAnsi="Arial" w:cs="Arial"/>
+          <w:rFonts w:ascii="Arial" w:hAnsi="Arial" w:eastAsia="Times New Roman" w:cs="Arial"/>
           <w:lang w:eastAsia="en-US"/>
         </w:rPr>
         <w:tab/>
       </w:r>
       <w:r>
         <w:rPr>
-          <w:rFonts w:ascii="Arial" w:eastAsia="Times New Roman" w:hAnsi="Arial" w:cs="Arial"/>
+          <w:rFonts w:ascii="Arial" w:hAnsi="Arial" w:eastAsia="Times New Roman" w:cs="Arial"/>
           <w:lang w:eastAsia="en-US"/>
         </w:rPr>
         <w:tab/>
       </w:r>
       <w:r>
         <w:rPr>
-          <w:rFonts w:ascii="Arial" w:eastAsia="Times New Roman" w:hAnsi="Arial" w:cs="Arial"/>
+          <w:rFonts w:ascii="Arial" w:hAnsi="Arial" w:eastAsia="Times New Roman" w:cs="Arial"/>
           <w:lang w:eastAsia="en-US"/>
         </w:rPr>
         <w:tab/>
@@ -1685,7 +1685,7 @@
       <w:sdt>
         <w:sdtPr>
           <w:rPr>
-            <w:rFonts w:ascii="Arial" w:eastAsia="Times New Roman" w:hAnsi="Arial" w:cs="Arial"/>
+            <w:rFonts w:ascii="Arial" w:hAnsi="Arial" w:eastAsia="Times New Roman" w:cs="Arial"/>
             <w:lang w:eastAsia="en-US"/>
           </w:rPr>
           <w:alias w:val="#Nav: /SVA_Regulations/RegulationDeposit"/>
@@ -1702,7 +1702,7 @@
           <w:proofErr w:type="spellStart"/>
           <w:r>
             <w:rPr>
-              <w:rFonts w:ascii="Arial" w:eastAsia="Times New Roman" w:hAnsi="Arial" w:cs="Arial"/>
+              <w:rFonts w:ascii="Arial" w:hAnsi="Arial" w:eastAsia="Times New Roman" w:cs="Arial"/>
               <w:lang w:eastAsia="en-US"/>
             </w:rPr>
             <w:t>RegulationDeposit</w:t>
@@ -1712,7 +1712,7 @@
       </w:sdt>
       <w:r>
         <w:rPr>
-          <w:rFonts w:ascii="Arial" w:eastAsia="Times New Roman" w:hAnsi="Arial" w:cs="Arial"/>
+          <w:rFonts w:ascii="Arial" w:hAnsi="Arial" w:eastAsia="Times New Roman" w:cs="Arial"/>
           <w:lang w:eastAsia="en-US"/>
         </w:rPr>
         <w:t xml:space="preserve"> kr. </w:t>
@@ -1732,34 +1732,34 @@
         <w:spacing w:after="0" w:line="240" w:lineRule="auto"/>
         <w:textAlignment w:val="baseline"/>
         <w:rPr>
-          <w:rFonts w:ascii="Arial" w:eastAsia="Times New Roman" w:hAnsi="Arial" w:cs="Arial"/>
-          <w:lang w:eastAsia="en-US"/>
-        </w:rPr>
-      </w:pPr>
-      <w:r>
-        <w:rPr>
-          <w:rFonts w:ascii="Arial" w:eastAsia="Times New Roman" w:hAnsi="Arial" w:cs="Arial"/>
+          <w:rFonts w:ascii="Arial" w:hAnsi="Arial" w:eastAsia="Times New Roman" w:cs="Arial"/>
+          <w:lang w:eastAsia="en-US"/>
+        </w:rPr>
+      </w:pPr>
+      <w:r>
+        <w:rPr>
+          <w:rFonts w:ascii="Arial" w:hAnsi="Arial" w:eastAsia="Times New Roman" w:cs="Arial"/>
           <w:lang w:eastAsia="en-US"/>
         </w:rPr>
         <w:t>Depositum i alt</w:t>
       </w:r>
       <w:r>
         <w:rPr>
-          <w:rFonts w:ascii="Arial" w:eastAsia="Times New Roman" w:hAnsi="Arial" w:cs="Arial"/>
+          <w:rFonts w:ascii="Arial" w:hAnsi="Arial" w:eastAsia="Times New Roman" w:cs="Arial"/>
           <w:lang w:eastAsia="en-US"/>
         </w:rPr>
         <w:tab/>
       </w:r>
       <w:r>
         <w:rPr>
-          <w:rFonts w:ascii="Arial" w:eastAsia="Times New Roman" w:hAnsi="Arial" w:cs="Arial"/>
+          <w:rFonts w:ascii="Arial" w:hAnsi="Arial" w:eastAsia="Times New Roman" w:cs="Arial"/>
           <w:lang w:eastAsia="en-US"/>
         </w:rPr>
         <w:tab/>
       </w:r>
       <w:r>
         <w:rPr>
-          <w:rFonts w:ascii="Arial" w:eastAsia="Times New Roman" w:hAnsi="Arial" w:cs="Arial"/>
+          <w:rFonts w:ascii="Arial" w:hAnsi="Arial" w:eastAsia="Times New Roman" w:cs="Arial"/>
           <w:lang w:eastAsia="en-US"/>
         </w:rPr>
         <w:tab/>
@@ -1767,7 +1767,7 @@
       <w:sdt>
         <w:sdtPr>
           <w:rPr>
-            <w:rFonts w:ascii="Arial" w:eastAsia="Times New Roman" w:hAnsi="Arial" w:cs="Arial"/>
+            <w:rFonts w:ascii="Arial" w:hAnsi="Arial" w:eastAsia="Times New Roman" w:cs="Arial"/>
             <w:lang w:eastAsia="en-US"/>
           </w:rPr>
           <w:alias w:val="#Nav: /SVA_Regulations/DepositNew"/>
@@ -1784,7 +1784,7 @@
           <w:proofErr w:type="spellStart"/>
           <w:r>
             <w:rPr>
-              <w:rFonts w:ascii="Arial" w:eastAsia="Times New Roman" w:hAnsi="Arial" w:cs="Arial"/>
+              <w:rFonts w:ascii="Arial" w:hAnsi="Arial" w:eastAsia="Times New Roman" w:cs="Arial"/>
               <w:lang w:eastAsia="en-US"/>
             </w:rPr>
             <w:t>DepositNew</w:t>
@@ -1794,7 +1794,7 @@
       </w:sdt>
       <w:r>
         <w:rPr>
-          <w:rFonts w:ascii="Arial" w:eastAsia="Times New Roman" w:hAnsi="Arial" w:cs="Arial"/>
+          <w:rFonts w:ascii="Arial" w:hAnsi="Arial" w:eastAsia="Times New Roman" w:cs="Arial"/>
           <w:lang w:eastAsia="en-US"/>
         </w:rPr>
         <w:t xml:space="preserve"> kr.</w:t>
@@ -1809,13 +1809,13 @@
         <w:spacing w:after="0" w:line="240" w:lineRule="auto"/>
         <w:textAlignment w:val="baseline"/>
         <w:rPr>
-          <w:rFonts w:ascii="Arial" w:eastAsia="Times New Roman" w:hAnsi="Arial" w:cs="Arial"/>
-          <w:lang w:eastAsia="en-US"/>
-        </w:rPr>
-      </w:pPr>
-      <w:r>
-        <w:rPr>
-          <w:rFonts w:ascii="Arial" w:eastAsia="Times New Roman" w:hAnsi="Arial" w:cs="Arial"/>
+          <w:rFonts w:ascii="Arial" w:hAnsi="Arial" w:eastAsia="Times New Roman" w:cs="Arial"/>
+          <w:lang w:eastAsia="en-US"/>
+        </w:rPr>
+      </w:pPr>
+      <w:r>
+        <w:rPr>
+          <w:rFonts w:ascii="Arial" w:hAnsi="Arial" w:eastAsia="Times New Roman" w:cs="Arial"/>
           <w:lang w:eastAsia="en-US"/>
         </w:rPr>
         <w:tab/>
@@ -1835,7 +1835,7 @@
         <w:spacing w:after="0" w:line="240" w:lineRule="auto"/>
         <w:textAlignment w:val="baseline"/>
         <w:rPr>
-          <w:rFonts w:ascii="Arial" w:eastAsia="Times New Roman" w:hAnsi="Arial" w:cs="Arial"/>
+          <w:rFonts w:ascii="Arial" w:hAnsi="Arial" w:eastAsia="Times New Roman" w:cs="Arial"/>
           <w:lang w:eastAsia="en-US"/>
         </w:rPr>
       </w:pPr>
@@ -1854,7 +1854,7 @@
         <w:spacing w:after="0" w:line="240" w:lineRule="auto"/>
         <w:textAlignment w:val="baseline"/>
         <w:rPr>
-          <w:rFonts w:ascii="Arial" w:eastAsia="Times New Roman" w:hAnsi="Arial" w:cs="Arial"/>
+          <w:rFonts w:ascii="Arial" w:hAnsi="Arial" w:eastAsia="Times New Roman" w:cs="Arial"/>
           <w:lang w:eastAsia="en-US"/>
         </w:rPr>
       </w:pPr>
@@ -1873,13 +1873,13 @@
         <w:spacing w:after="0" w:line="240" w:lineRule="auto"/>
         <w:textAlignment w:val="baseline"/>
         <w:rPr>
-          <w:rFonts w:ascii="Arial" w:eastAsia="Times New Roman" w:hAnsi="Arial" w:cs="Arial"/>
-          <w:lang w:eastAsia="en-US"/>
-        </w:rPr>
-      </w:pPr>
-      <w:r>
-        <w:rPr>
-          <w:rFonts w:ascii="Arial" w:eastAsia="Times New Roman" w:hAnsi="Arial" w:cs="Arial"/>
+          <w:rFonts w:ascii="Arial" w:hAnsi="Arial" w:eastAsia="Times New Roman" w:cs="Arial"/>
+          <w:lang w:eastAsia="en-US"/>
+        </w:rPr>
+      </w:pPr>
+      <w:r>
+        <w:rPr>
+          <w:rFonts w:ascii="Arial" w:hAnsi="Arial" w:eastAsia="Times New Roman" w:cs="Arial"/>
           <w:lang w:eastAsia="en-US"/>
         </w:rPr>
         <w:t>Med venlig hilsen</w:t>
@@ -3333,7 +3333,9 @@
 </a:theme>
 </file>
 
-<file path=customXml/item1.xml>��< ? x m l   v e r s i o n = " 1 . 0 "   e n c o d i n g = " u t f - 1 6 " ? > < N a v W o r d R e p o r t X m l P a r t   x m l n s = " u r n : m i c r o s o f t - d y n a m i c s - n a v / r e p o r t s / S V A   R e g u l a t i o n   I n d e k s   D e p o s i t / 5 0 0 3 0 / " > +<file path=customXML/item2.xml>��< ? x m l   v e r s i o n = " 1 . 0 "   e n c o d i n g = " u t f - 1 6 " ? > + 
+ < N a v W o r d R e p o r t X m l P a r t   x m l n s = " u r n : m i c r o s o f t - d y n a m i c s - n a v / r e p o r t s / S V A   R e g u l a t i o n   I n d e k s   D e p o s i t / 5 0 0 3 0 / " >   
      < S V A _ R e g u l a t i o n s >   
@@ -3424,12 +3426,4 @@
      < / C o m p a n y _ I n f o r m a t i o n >   
  < / N a v W o r d R e p o r t X m l P a r t > 
-</file>
-
-<file path=customXml/itemProps1.xml><?xml version="1.0" encoding="utf-8"?>
-<ds:datastoreItem xmlns:ds="http://schemas.openxmlformats.org/officeDocument/2006/customXml" ds:itemID="{A3600BB3-FD30-40BC-8776-6B090C38989D}">
-  <ds:schemaRefs>
-    <ds:schemaRef ds:uri="urn:microsoft-dynamics-nav/reports/SVA Regulation Indeks Deposit/50030/"/>
-  </ds:schemaRefs>
-</ds:datastoreItem>
 </file>
--- a/Layouts/SVA Regulation IndeksDep.docx
+++ b/Layouts/SVA Regulation IndeksDep.docx
@@ -1,6 +1,6 @@
 
 <file path=word/document.xml><?xml version="1.0" encoding="utf-8"?>
-<w:document xmlns:wpc="http://schemas.microsoft.com/office/word/2010/wordprocessingCanvas" xmlns:cx="http://schemas.microsoft.com/office/drawing/2014/chartex" xmlns:cx1="http://schemas.microsoft.com/office/drawing/2015/9/8/chartex" xmlns:cx2="http://schemas.microsoft.com/office/drawing/2015/10/21/chartex" xmlns:cx3="http://schemas.microsoft.com/office/drawing/2016/5/9/chartex" xmlns:cx4="http://schemas.microsoft.com/office/drawing/2016/5/10/chartex" xmlns:cx5="http://schemas.microsoft.com/office/drawing/2016/5/11/chartex" xmlns:cx6="http://schemas.microsoft.com/office/drawing/2016/5/12/chartex" xmlns:cx7="http://schemas.microsoft.com/office/drawing/2016/5/13/chartex" xmlns:cx8="http://schemas.microsoft.com/office/drawing/2016/5/14/chartex" xmlns:mc="http://schemas.openxmlformats.org/markup-compatibility/2006" xmlns:aink="http://schemas.microsoft.com/office/drawing/2016/ink" xmlns:am3d="http://schemas.microsoft.com/office/drawing/2017/model3d" xmlns:o="urn:schemas-microsoft-com:office:office" xmlns:r="http://schemas.openxmlformats.org/officeDocument/2006/relationships" xmlns:m="http://schemas.openxmlformats.org/officeDocument/2006/math" xmlns:v="urn:schemas-microsoft-com:vml" xmlns:wp14="http://schemas.microsoft.com/office/word/2010/wordprocessingDrawing" xmlns:wp="http://schemas.openxmlformats.org/drawingml/2006/wordprocessingDrawing" xmlns:w10="urn:schemas-microsoft-com:office:word" xmlns:w="http://schemas.openxmlformats.org/wordprocessingml/2006/main" xmlns:w14="http://schemas.microsoft.com/office/word/2010/wordml" xmlns:w15="http://schemas.microsoft.com/office/word/2012/wordml" xmlns:w16cid="http://schemas.microsoft.com/office/word/2016/wordml/cid" xmlns:w16se="http://schemas.microsoft.com/office/word/2015/wordml/symex" xmlns:wpg="http://schemas.microsoft.com/office/word/2010/wordprocessingGroup" xmlns:wpi="http://schemas.microsoft.com/office/word/2010/wordprocessingInk" xmlns:wne="http://schemas.microsoft.com/office/word/2006/wordml" xmlns:wps="http://schemas.microsoft.com/office/word/2010/wordprocessingShape" mc:Ignorable="w14 w15 w16se w16cid wp14">
+<w:document xmlns:wpc="http://schemas.microsoft.com/office/word/2010/wordprocessingCanvas" xmlns:cx="http://schemas.microsoft.com/office/drawing/2014/chartex" xmlns:cx1="http://schemas.microsoft.com/office/drawing/2015/9/8/chartex" xmlns:cx2="http://schemas.microsoft.com/office/drawing/2015/10/21/chartex" xmlns:cx3="http://schemas.microsoft.com/office/drawing/2016/5/9/chartex" xmlns:cx4="http://schemas.microsoft.com/office/drawing/2016/5/10/chartex" xmlns:cx5="http://schemas.microsoft.com/office/drawing/2016/5/11/chartex" xmlns:cx6="http://schemas.microsoft.com/office/drawing/2016/5/12/chartex" xmlns:cx7="http://schemas.microsoft.com/office/drawing/2016/5/13/chartex" xmlns:cx8="http://schemas.microsoft.com/office/drawing/2016/5/14/chartex" xmlns:mc="http://schemas.openxmlformats.org/markup-compatibility/2006" xmlns:aink="http://schemas.microsoft.com/office/drawing/2016/ink" xmlns:am3d="http://schemas.microsoft.com/office/drawing/2017/model3d" xmlns:o="urn:schemas-microsoft-com:office:office" xmlns:r="http://schemas.openxmlformats.org/officeDocument/2006/relationships" xmlns:m="http://schemas.openxmlformats.org/officeDocument/2006/math" xmlns:v="urn:schemas-microsoft-com:vml" xmlns:wp14="http://schemas.microsoft.com/office/word/2010/wordprocessingDrawing" xmlns:wp="http://schemas.openxmlformats.org/drawingml/2006/wordprocessingDrawing" xmlns:w10="urn:schemas-microsoft-com:office:word" xmlns:w="http://schemas.openxmlformats.org/wordprocessingml/2006/main" xmlns:w14="http://schemas.microsoft.com/office/word/2010/wordml" xmlns:w15="http://schemas.microsoft.com/office/word/2012/wordml" xmlns:w16cex="http://schemas.microsoft.com/office/word/2018/wordml/cex" xmlns:w16cid="http://schemas.microsoft.com/office/word/2016/wordml/cid" xmlns:w16="http://schemas.microsoft.com/office/word/2018/wordml" xmlns:w16se="http://schemas.microsoft.com/office/word/2015/wordml/symex" xmlns:wpg="http://schemas.microsoft.com/office/word/2010/wordprocessingGroup" xmlns:wpi="http://schemas.microsoft.com/office/word/2010/wordprocessingInk" xmlns:wne="http://schemas.microsoft.com/office/word/2006/wordml" xmlns:wps="http://schemas.microsoft.com/office/word/2010/wordprocessingShape" mc:Ignorable="w14 w15 w16se w16cid w16 w16cex wp14">
   <w:body>
     <w:p>
       <w:pPr>
@@ -26,12 +26,12 @@
             <w:lang w:val="en-US" w:eastAsia="en-US"/>
           </w:rPr>
           <w:alias w:val="#Nav: /SVA_Regulations/OName1"/>
-          <w:tag w:val="#Nav: SVA Regulation Indeks Deposit/50030"/>
+          <w:tag w:val="#Nav: SVA_Regulation_Indeks_Deposit/50030"/>
           <w:id w:val="1110008705"/>
           <w:placeholder>
             <w:docPart w:val="DefaultPlaceholder_-1854013440"/>
           </w:placeholder>
-          <w:dataBinding w:prefixMappings="xmlns:ns0='urn:microsoft-dynamics-nav/reports/SVA Regulation Indeks Deposit/50030/'" w:xpath="/ns0:NavWordReportXmlPart[1]/ns0:SVA_Regulations[1]/ns0:OName1[1]" w:storeItemID="{A3600BB3-FD30-40BC-8776-6B090C38989D}"/>
+          <w:dataBinding w:prefixMappings="xmlns:ns0='urn:microsoft-dynamics-nav/reports/SVA_Regulation_Indeks_Deposit/50030/'" w:xpath="/ns0:NavWordReportXmlPart[1]/ns0:SVA_Regulations[1]/ns0:OName1[1]" w:storeItemID="{53673B5A-5B51-4CDE-BE72-3CBC1C08E622}"/>
           <w:text/>
         </w:sdtPr>
         <w:sdtEndPr/>
@@ -51,30 +51,7 @@
           <w:lang w:val="en-US" w:eastAsia="en-US"/>
         </w:rPr>
         <w:tab/>
-      </w:r>
-      <w:bookmarkStart w:name="_GoBack" w:id="0"/>
-      <w:r>
-        <w:rPr>
-          <w:rFonts w:ascii="Arial" w:hAnsi="Arial" w:eastAsia="Times New Roman" w:cs="Arial"/>
-          <w:lang w:val="en-US" w:eastAsia="en-US"/>
-        </w:rPr>
-        <w:t>Dato</w:t>
-      </w:r>
-      <w:proofErr w:type="gramStart"/>
-      <w:r>
-        <w:rPr>
-          <w:rFonts w:ascii="Arial" w:hAnsi="Arial" w:eastAsia="Times New Roman" w:cs="Arial"/>
-          <w:lang w:val="en-US" w:eastAsia="en-US"/>
-        </w:rPr>
-        <w:t>…..</w:t>
-      </w:r>
-      <w:proofErr w:type="gramEnd"/>
-      <w:r>
-        <w:rPr>
-          <w:rFonts w:ascii="Arial" w:hAnsi="Arial" w:eastAsia="Times New Roman" w:cs="Arial"/>
-          <w:lang w:val="en-US" w:eastAsia="en-US"/>
-        </w:rPr>
-        <w:t>:</w:t>
+        <w:t>Dato…..:</w:t>
       </w:r>
       <w:r>
         <w:rPr>
@@ -111,7 +88,7 @@
           <w:noProof/>
           <w:lang w:eastAsia="en-US"/>
         </w:rPr>
-        <w:t>10. december 2019</w:t>
+        <w:t>16. november 2020</w:t>
       </w:r>
       <w:r>
         <w:rPr>
@@ -145,12 +122,12 @@
             <w:lang w:val="en-US" w:eastAsia="en-US"/>
           </w:rPr>
           <w:alias w:val="#Nav: /SVA_Regulations/OName2"/>
-          <w:tag w:val="#Nav: SVA Regulation Indeks Deposit/50030"/>
+          <w:tag w:val="#Nav: SVA_Regulation_Indeks_Deposit/50030"/>
           <w:id w:val="-1591691422"/>
           <w:placeholder>
             <w:docPart w:val="DefaultPlaceholder_-1854013440"/>
           </w:placeholder>
-          <w:dataBinding w:prefixMappings="xmlns:ns0='urn:microsoft-dynamics-nav/reports/SVA Regulation Indeks Deposit/50030/'" w:xpath="/ns0:NavWordReportXmlPart[1]/ns0:SVA_Regulations[1]/ns0:OName2[1]" w:storeItemID="{A3600BB3-FD30-40BC-8776-6B090C38989D}"/>
+          <w:dataBinding w:prefixMappings="xmlns:ns0='urn:microsoft-dynamics-nav/reports/SVA_Regulation_Indeks_Deposit/50030/'" w:xpath="/ns0:NavWordReportXmlPart[1]/ns0:SVA_Regulations[1]/ns0:OName2[1]" w:storeItemID="{53673B5A-5B51-4CDE-BE72-3CBC1C08E622}"/>
           <w:text/>
         </w:sdtPr>
         <w:sdtEndPr/>
@@ -170,22 +147,7 @@
           <w:lang w:val="en-US" w:eastAsia="en-US"/>
         </w:rPr>
         <w:tab/>
-      </w:r>
-      <w:proofErr w:type="spellStart"/>
-      <w:r>
-        <w:rPr>
-          <w:rFonts w:ascii="Arial" w:hAnsi="Arial" w:eastAsia="Times New Roman" w:cs="Arial"/>
-          <w:lang w:val="en-US" w:eastAsia="en-US"/>
-        </w:rPr>
-        <w:t>Lejemål</w:t>
-      </w:r>
-      <w:proofErr w:type="spellEnd"/>
-      <w:r>
-        <w:rPr>
-          <w:rFonts w:ascii="Arial" w:hAnsi="Arial" w:eastAsia="Times New Roman" w:cs="Arial"/>
-          <w:lang w:val="en-US" w:eastAsia="en-US"/>
-        </w:rPr>
-        <w:t>.:</w:t>
+        <w:t>Lejemål.:</w:t>
       </w:r>
       <w:r>
         <w:rPr>
@@ -202,17 +164,16 @@
             <w:lang w:val="en-US" w:eastAsia="en-US"/>
           </w:rPr>
           <w:alias w:val="#Nav: /SVA_Regulations/TenancyNo"/>
-          <w:tag w:val="#Nav: SVA Regulation Indeks Deposit/50030"/>
+          <w:tag w:val="#Nav: SVA_Regulation_Indeks_Deposit/50030"/>
           <w:id w:val="800663584"/>
           <w:placeholder>
             <w:docPart w:val="DefaultPlaceholder_-1854013440"/>
           </w:placeholder>
-          <w:dataBinding w:prefixMappings="xmlns:ns0='urn:microsoft-dynamics-nav/reports/SVA Regulation Indeks Deposit/50030/'" w:xpath="/ns0:NavWordReportXmlPart[1]/ns0:SVA_Regulations[1]/ns0:TenancyNo[1]" w:storeItemID="{A3600BB3-FD30-40BC-8776-6B090C38989D}"/>
+          <w:dataBinding w:prefixMappings="xmlns:ns0='urn:microsoft-dynamics-nav/reports/SVA_Regulation_Indeks_Deposit/50030/'" w:xpath="/ns0:NavWordReportXmlPart[1]/ns0:SVA_Regulations[1]/ns0:TenancyNo[1]" w:storeItemID="{53673B5A-5B51-4CDE-BE72-3CBC1C08E622}"/>
           <w:text/>
         </w:sdtPr>
         <w:sdtEndPr/>
         <w:sdtContent>
-          <w:proofErr w:type="spellStart"/>
           <w:r>
             <w:rPr>
               <w:rFonts w:ascii="Arial" w:hAnsi="Arial" w:eastAsia="Times New Roman" w:cs="Arial"/>
@@ -220,7 +181,6 @@
             </w:rPr>
             <w:t>TenancyNo</w:t>
           </w:r>
-          <w:proofErr w:type="spellEnd"/>
         </w:sdtContent>
       </w:sdt>
     </w:p>
@@ -248,17 +208,16 @@
             <w:lang w:val="en-US" w:eastAsia="en-US"/>
           </w:rPr>
           <w:alias w:val="#Nav: /SVA_Regulations/OAddress"/>
-          <w:tag w:val="#Nav: SVA Regulation Indeks Deposit/50030"/>
+          <w:tag w:val="#Nav: SVA_Regulation_Indeks_Deposit/50030"/>
           <w:id w:val="-1602953364"/>
           <w:placeholder>
             <w:docPart w:val="DefaultPlaceholder_-1854013440"/>
           </w:placeholder>
-          <w:dataBinding w:prefixMappings="xmlns:ns0='urn:microsoft-dynamics-nav/reports/SVA Regulation Indeks Deposit/50030/'" w:xpath="/ns0:NavWordReportXmlPart[1]/ns0:SVA_Regulations[1]/ns0:OAddress[1]" w:storeItemID="{A3600BB3-FD30-40BC-8776-6B090C38989D}"/>
+          <w:dataBinding w:prefixMappings="xmlns:ns0='urn:microsoft-dynamics-nav/reports/SVA_Regulation_Indeks_Deposit/50030/'" w:xpath="/ns0:NavWordReportXmlPart[1]/ns0:SVA_Regulations[1]/ns0:OAddress[1]" w:storeItemID="{53673B5A-5B51-4CDE-BE72-3CBC1C08E622}"/>
           <w:text/>
         </w:sdtPr>
         <w:sdtEndPr/>
         <w:sdtContent>
-          <w:proofErr w:type="spellStart"/>
           <w:r>
             <w:rPr>
               <w:rFonts w:ascii="Arial" w:hAnsi="Arial" w:eastAsia="Times New Roman" w:cs="Arial"/>
@@ -266,7 +225,6 @@
             </w:rPr>
             <w:t>OAddress</w:t>
           </w:r>
-          <w:proofErr w:type="spellEnd"/>
         </w:sdtContent>
       </w:sdt>
       <w:r>
@@ -275,22 +233,7 @@
           <w:lang w:val="en-US" w:eastAsia="en-US"/>
         </w:rPr>
         <w:tab/>
-      </w:r>
-      <w:proofErr w:type="spellStart"/>
-      <w:r>
-        <w:rPr>
-          <w:rFonts w:ascii="Arial" w:hAnsi="Arial" w:eastAsia="Times New Roman" w:cs="Arial"/>
-          <w:lang w:val="en-US" w:eastAsia="en-US"/>
-        </w:rPr>
-        <w:t>Kontrakt</w:t>
-      </w:r>
-      <w:proofErr w:type="spellEnd"/>
-      <w:r>
-        <w:rPr>
-          <w:rFonts w:ascii="Arial" w:hAnsi="Arial" w:eastAsia="Times New Roman" w:cs="Arial"/>
-          <w:lang w:val="en-US" w:eastAsia="en-US"/>
-        </w:rPr>
-        <w:t>:</w:t>
+        <w:t>Kontrakt:</w:t>
       </w:r>
       <w:r>
         <w:rPr>
@@ -307,17 +250,16 @@
             <w:lang w:val="en-US" w:eastAsia="en-US"/>
           </w:rPr>
           <w:alias w:val="#Nav: /SVA_Regulations/Onumber"/>
-          <w:tag w:val="#Nav: SVA Regulation Indeks Deposit/50030"/>
+          <w:tag w:val="#Nav: SVA_Regulation_Indeks_Deposit/50030"/>
           <w:id w:val="1540633193"/>
           <w:placeholder>
             <w:docPart w:val="DefaultPlaceholder_-1854013440"/>
           </w:placeholder>
-          <w:dataBinding w:prefixMappings="xmlns:ns0='urn:microsoft-dynamics-nav/reports/SVA Regulation Indeks Deposit/50030/'" w:xpath="/ns0:NavWordReportXmlPart[1]/ns0:SVA_Regulations[1]/ns0:Onumber[1]" w:storeItemID="{A3600BB3-FD30-40BC-8776-6B090C38989D}"/>
+          <w:dataBinding w:prefixMappings="xmlns:ns0='urn:microsoft-dynamics-nav/reports/SVA_Regulation_Indeks_Deposit/50030/'" w:xpath="/ns0:NavWordReportXmlPart[1]/ns0:SVA_Regulations[1]/ns0:Onumber[1]" w:storeItemID="{53673B5A-5B51-4CDE-BE72-3CBC1C08E622}"/>
           <w:text/>
         </w:sdtPr>
         <w:sdtEndPr/>
         <w:sdtContent>
-          <w:proofErr w:type="spellStart"/>
           <w:r>
             <w:rPr>
               <w:rFonts w:ascii="Arial" w:hAnsi="Arial" w:eastAsia="Times New Roman" w:cs="Arial"/>
@@ -325,7 +267,6 @@
             </w:rPr>
             <w:t>Onumber</w:t>
           </w:r>
-          <w:proofErr w:type="spellEnd"/>
         </w:sdtContent>
       </w:sdt>
     </w:p>
@@ -353,12 +294,12 @@
             <w:lang w:val="en-US" w:eastAsia="en-US"/>
           </w:rPr>
           <w:alias w:val="#Nav: /SVA_Regulations/OAddress2"/>
-          <w:tag w:val="#Nav: SVA Regulation Indeks Deposit/50030"/>
+          <w:tag w:val="#Nav: SVA_Regulation_Indeks_Deposit/50030"/>
           <w:id w:val="-1920631588"/>
           <w:placeholder>
             <w:docPart w:val="DefaultPlaceholder_-1854013440"/>
           </w:placeholder>
-          <w:dataBinding w:prefixMappings="xmlns:ns0='urn:microsoft-dynamics-nav/reports/SVA Regulation Indeks Deposit/50030/'" w:xpath="/ns0:NavWordReportXmlPart[1]/ns0:SVA_Regulations[1]/ns0:OAddress2[1]" w:storeItemID="{A3600BB3-FD30-40BC-8776-6B090C38989D}"/>
+          <w:dataBinding w:prefixMappings="xmlns:ns0='urn:microsoft-dynamics-nav/reports/SVA_Regulation_Indeks_Deposit/50030/'" w:xpath="/ns0:NavWordReportXmlPart[1]/ns0:SVA_Regulations[1]/ns0:OAddress2[1]" w:storeItemID="{53673B5A-5B51-4CDE-BE72-3CBC1C08E622}"/>
           <w:text/>
         </w:sdtPr>
         <w:sdtEndPr/>
@@ -404,17 +345,16 @@
             <w:lang w:val="en-US" w:eastAsia="en-US"/>
           </w:rPr>
           <w:alias w:val="#Nav: /SVA_Regulations/OPostcode"/>
-          <w:tag w:val="#Nav: SVA Regulation Indeks Deposit/50030"/>
+          <w:tag w:val="#Nav: SVA_Regulation_Indeks_Deposit/50030"/>
           <w:id w:val="1818374645"/>
           <w:placeholder>
             <w:docPart w:val="DefaultPlaceholder_-1854013440"/>
           </w:placeholder>
-          <w:dataBinding w:prefixMappings="xmlns:ns0='urn:microsoft-dynamics-nav/reports/SVA Regulation Indeks Deposit/50030/'" w:xpath="/ns0:NavWordReportXmlPart[1]/ns0:SVA_Regulations[1]/ns0:OPostcode[1]" w:storeItemID="{A3600BB3-FD30-40BC-8776-6B090C38989D}"/>
+          <w:dataBinding w:prefixMappings="xmlns:ns0='urn:microsoft-dynamics-nav/reports/SVA_Regulation_Indeks_Deposit/50030/'" w:xpath="/ns0:NavWordReportXmlPart[1]/ns0:SVA_Regulations[1]/ns0:OPostcode[1]" w:storeItemID="{53673B5A-5B51-4CDE-BE72-3CBC1C08E622}"/>
           <w:text/>
         </w:sdtPr>
         <w:sdtEndPr/>
         <w:sdtContent>
-          <w:proofErr w:type="spellStart"/>
           <w:r>
             <w:rPr>
               <w:rFonts w:ascii="Arial" w:hAnsi="Arial" w:eastAsia="Times New Roman" w:cs="Arial"/>
@@ -422,7 +362,6 @@
             </w:rPr>
             <w:t>OPostcode</w:t>
           </w:r>
-          <w:proofErr w:type="spellEnd"/>
         </w:sdtContent>
       </w:sdt>
       <w:r>
@@ -439,17 +378,16 @@
             <w:lang w:val="en-US" w:eastAsia="en-US"/>
           </w:rPr>
           <w:alias w:val="#Nav: /SVA_Regulations/OCity"/>
-          <w:tag w:val="#Nav: SVA Regulation Indeks Deposit/50030"/>
+          <w:tag w:val="#Nav: SVA_Regulation_Indeks_Deposit/50030"/>
           <w:id w:val="-1035724279"/>
           <w:placeholder>
             <w:docPart w:val="DefaultPlaceholder_-1854013440"/>
           </w:placeholder>
-          <w:dataBinding w:prefixMappings="xmlns:ns0='urn:microsoft-dynamics-nav/reports/SVA Regulation Indeks Deposit/50030/'" w:xpath="/ns0:NavWordReportXmlPart[1]/ns0:SVA_Regulations[1]/ns0:OCity[1]" w:storeItemID="{A3600BB3-FD30-40BC-8776-6B090C38989D}"/>
+          <w:dataBinding w:prefixMappings="xmlns:ns0='urn:microsoft-dynamics-nav/reports/SVA_Regulation_Indeks_Deposit/50030/'" w:xpath="/ns0:NavWordReportXmlPart[1]/ns0:SVA_Regulations[1]/ns0:OCity[1]" w:storeItemID="{53673B5A-5B51-4CDE-BE72-3CBC1C08E622}"/>
           <w:text/>
         </w:sdtPr>
         <w:sdtEndPr/>
         <w:sdtContent>
-          <w:proofErr w:type="spellStart"/>
           <w:r>
             <w:rPr>
               <w:rFonts w:ascii="Arial" w:hAnsi="Arial" w:eastAsia="Times New Roman" w:cs="Arial"/>
@@ -457,11 +395,9 @@
             </w:rPr>
             <w:t>OCity</w:t>
           </w:r>
-          <w:proofErr w:type="spellEnd"/>
         </w:sdtContent>
       </w:sdt>
     </w:p>
-    <w:bookmarkEnd w:id="0"/>
     <w:p>
       <w:pPr>
         <w:overflowPunct w:val="0"/>
@@ -536,12 +472,12 @@
             <w:lang w:eastAsia="en-US"/>
           </w:rPr>
           <w:alias w:val="#Nav: /SVA_Regulations/TAddress1"/>
-          <w:tag w:val="#Nav: SVA Regulation Indeks Deposit/50030"/>
+          <w:tag w:val="#Nav: SVA_Regulation_Indeks_Deposit/50030"/>
           <w:id w:val="535703250"/>
           <w:placeholder>
             <w:docPart w:val="DefaultPlaceholder_-1854013440"/>
           </w:placeholder>
-          <w:dataBinding w:prefixMappings="xmlns:ns0='urn:microsoft-dynamics-nav/reports/SVA Regulation Indeks Deposit/50030/'" w:xpath="/ns0:NavWordReportXmlPart[1]/ns0:SVA_Regulations[1]/ns0:TAddress1[1]" w:storeItemID="{A3600BB3-FD30-40BC-8776-6B090C38989D}"/>
+          <w:dataBinding w:prefixMappings="xmlns:ns0='urn:microsoft-dynamics-nav/reports/SVA_Regulation_Indeks_Deposit/50030/'" w:xpath="/ns0:NavWordReportXmlPart[1]/ns0:SVA_Regulations[1]/ns0:TAddress1[1]" w:storeItemID="{53673B5A-5B51-4CDE-BE72-3CBC1C08E622}"/>
           <w:text/>
         </w:sdtPr>
         <w:sdtEndPr/>
@@ -572,17 +508,16 @@
             <w:lang w:eastAsia="en-US"/>
           </w:rPr>
           <w:alias w:val="#Nav: /SVA_Regulations/TPostcode"/>
-          <w:tag w:val="#Nav: SVA Regulation Indeks Deposit/50030"/>
+          <w:tag w:val="#Nav: SVA_Regulation_Indeks_Deposit/50030"/>
           <w:id w:val="2011164792"/>
           <w:placeholder>
             <w:docPart w:val="DefaultPlaceholder_-1854013440"/>
           </w:placeholder>
-          <w:dataBinding w:prefixMappings="xmlns:ns0='urn:microsoft-dynamics-nav/reports/SVA Regulation Indeks Deposit/50030/'" w:xpath="/ns0:NavWordReportXmlPart[1]/ns0:SVA_Regulations[1]/ns0:TPostcode[1]" w:storeItemID="{A3600BB3-FD30-40BC-8776-6B090C38989D}"/>
+          <w:dataBinding w:prefixMappings="xmlns:ns0='urn:microsoft-dynamics-nav/reports/SVA_Regulation_Indeks_Deposit/50030/'" w:xpath="/ns0:NavWordReportXmlPart[1]/ns0:SVA_Regulations[1]/ns0:TPostcode[1]" w:storeItemID="{53673B5A-5B51-4CDE-BE72-3CBC1C08E622}"/>
           <w:text/>
         </w:sdtPr>
         <w:sdtEndPr/>
         <w:sdtContent>
-          <w:proofErr w:type="spellStart"/>
           <w:r>
             <w:rPr>
               <w:rFonts w:ascii="Arial" w:hAnsi="Arial" w:eastAsia="Times New Roman" w:cs="Arial"/>
@@ -591,7 +526,6 @@
             </w:rPr>
             <w:t>TPostcode</w:t>
           </w:r>
-          <w:proofErr w:type="spellEnd"/>
         </w:sdtContent>
       </w:sdt>
       <w:r>
@@ -610,17 +544,16 @@
             <w:lang w:eastAsia="en-US"/>
           </w:rPr>
           <w:alias w:val="#Nav: /SVA_Regulations/TCity"/>
-          <w:tag w:val="#Nav: SVA Regulation Indeks Deposit/50030"/>
+          <w:tag w:val="#Nav: SVA_Regulation_Indeks_Deposit/50030"/>
           <w:id w:val="-1676951733"/>
           <w:placeholder>
             <w:docPart w:val="DefaultPlaceholder_-1854013440"/>
           </w:placeholder>
-          <w:dataBinding w:prefixMappings="xmlns:ns0='urn:microsoft-dynamics-nav/reports/SVA Regulation Indeks Deposit/50030/'" w:xpath="/ns0:NavWordReportXmlPart[1]/ns0:SVA_Regulations[1]/ns0:TCity[1]" w:storeItemID="{A3600BB3-FD30-40BC-8776-6B090C38989D}"/>
+          <w:dataBinding w:prefixMappings="xmlns:ns0='urn:microsoft-dynamics-nav/reports/SVA_Regulation_Indeks_Deposit/50030/'" w:xpath="/ns0:NavWordReportXmlPart[1]/ns0:SVA_Regulations[1]/ns0:TCity[1]" w:storeItemID="{53673B5A-5B51-4CDE-BE72-3CBC1C08E622}"/>
           <w:text/>
         </w:sdtPr>
         <w:sdtEndPr/>
         <w:sdtContent>
-          <w:proofErr w:type="spellStart"/>
           <w:r>
             <w:rPr>
               <w:rFonts w:ascii="Arial" w:hAnsi="Arial" w:eastAsia="Times New Roman" w:cs="Arial"/>
@@ -629,7 +562,6 @@
             </w:rPr>
             <w:t>TCity</w:t>
           </w:r>
-          <w:proofErr w:type="spellEnd"/>
         </w:sdtContent>
       </w:sdt>
     </w:p>
@@ -689,12 +621,12 @@
             <w:lang w:eastAsia="en-US"/>
           </w:rPr>
           <w:alias w:val="#Nav: /SVA_Regulations/Indeksdate"/>
-          <w:tag w:val="#Nav: SVA Regulation Indeks Deposit/50030"/>
+          <w:tag w:val="#Nav: SVA_Regulation_Indeks_Deposit/50030"/>
           <w:id w:val="-182983656"/>
           <w:placeholder>
             <w:docPart w:val="DefaultPlaceholder_-1854013440"/>
           </w:placeholder>
-          <w:dataBinding w:prefixMappings="xmlns:ns0='urn:microsoft-dynamics-nav/reports/SVA Regulation Indeks Deposit/50030/'" w:xpath="/ns0:NavWordReportXmlPart[1]/ns0:SVA_Regulations[1]/ns0:Indeksdate[1]" w:storeItemID="{A3600BB3-FD30-40BC-8776-6B090C38989D}"/>
+          <w:dataBinding w:prefixMappings="xmlns:ns0='urn:microsoft-dynamics-nav/reports/SVA_Regulation_Indeks_Deposit/50030/'" w:xpath="/ns0:NavWordReportXmlPart[1]/ns0:SVA_Regulations[1]/ns0:Indeksdate[1]" w:storeItemID="{53673B5A-5B51-4CDE-BE72-3CBC1C08E622}"/>
           <w:text/>
         </w:sdtPr>
         <w:sdtEndPr/>
@@ -782,7 +714,7 @@
     <w:p>
       <w:pPr>
         <w:tabs>
-          <w:tab w:val="decimal" w:pos="2835"/>
+          <w:tab w:val="left" w:pos="1985"/>
         </w:tabs>
         <w:overflowPunct w:val="0"/>
         <w:autoSpaceDE w:val="0"/>
@@ -800,21 +732,14 @@
           <w:rFonts w:ascii="Arial" w:hAnsi="Arial" w:eastAsia="Times New Roman" w:cs="Arial"/>
           <w:lang w:eastAsia="en-US"/>
         </w:rPr>
-        <w:t>Indeks</w:t>
-      </w:r>
-      <w:r>
-        <w:rPr>
-          <w:rFonts w:ascii="Arial" w:hAnsi="Arial" w:eastAsia="Times New Roman" w:cs="Arial"/>
-          <w:lang w:eastAsia="en-US"/>
-        </w:rPr>
-        <w:t xml:space="preserve"> 1</w:t>
-      </w:r>
-      <w:r>
-        <w:rPr>
-          <w:rFonts w:ascii="Arial" w:hAnsi="Arial" w:eastAsia="Times New Roman" w:cs="Arial"/>
-          <w:lang w:eastAsia="en-US"/>
-        </w:rPr>
-        <w:t>:</w:t>
+        <w:t>Nuværende i</w:t>
+      </w:r>
+      <w:r>
+        <w:rPr>
+          <w:rFonts w:ascii="Arial" w:hAnsi="Arial" w:eastAsia="Times New Roman" w:cs="Arial"/>
+          <w:lang w:eastAsia="en-US"/>
+        </w:rPr>
+        <w:t>ndeks:</w:t>
       </w:r>
       <w:r>
         <w:rPr>
@@ -830,17 +755,16 @@
             <w:lang w:eastAsia="en-US"/>
           </w:rPr>
           <w:alias w:val="#Nav: /SVA_Regulations/IndeksOld"/>
-          <w:tag w:val="#Nav: SVA Regulation Indeks Deposit/50030"/>
+          <w:tag w:val="#Nav: SVA_Regulation_Indeks_Deposit/50030"/>
           <w:id w:val="1669599916"/>
           <w:placeholder>
             <w:docPart w:val="DefaultPlaceholder_-1854013440"/>
           </w:placeholder>
-          <w:dataBinding w:prefixMappings="xmlns:ns0='urn:microsoft-dynamics-nav/reports/SVA Regulation Indeks Deposit/50030/'" w:xpath="/ns0:NavWordReportXmlPart[1]/ns0:SVA_Regulations[1]/ns0:IndeksOld[1]" w:storeItemID="{A3600BB3-FD30-40BC-8776-6B090C38989D}"/>
+          <w:dataBinding w:prefixMappings="xmlns:ns0='urn:microsoft-dynamics-nav/reports/SVA_Regulation_Indeks_Deposit/50030/'" w:xpath="/ns0:NavWordReportXmlPart[1]/ns0:SVA_Regulations[1]/ns0:IndeksOld[1]" w:storeItemID="{53673B5A-5B51-4CDE-BE72-3CBC1C08E622}"/>
           <w:text/>
         </w:sdtPr>
         <w:sdtEndPr/>
         <w:sdtContent>
-          <w:proofErr w:type="spellStart"/>
           <w:r>
             <w:rPr>
               <w:rFonts w:ascii="Arial" w:hAnsi="Arial" w:eastAsia="Times New Roman" w:cs="Arial"/>
@@ -848,14 +772,13 @@
             </w:rPr>
             <w:t>IndeksOld</w:t>
           </w:r>
-          <w:proofErr w:type="spellEnd"/>
         </w:sdtContent>
       </w:sdt>
     </w:p>
     <w:p>
       <w:pPr>
         <w:tabs>
-          <w:tab w:val="decimal" w:pos="2835"/>
+          <w:tab w:val="left" w:pos="1985"/>
         </w:tabs>
         <w:overflowPunct w:val="0"/>
         <w:autoSpaceDE w:val="0"/>
@@ -873,14 +796,7 @@
           <w:rFonts w:ascii="Arial" w:hAnsi="Arial" w:eastAsia="Times New Roman" w:cs="Arial"/>
           <w:lang w:eastAsia="en-US"/>
         </w:rPr>
-        <w:t>Indeks</w:t>
-      </w:r>
-      <w:r>
-        <w:rPr>
-          <w:rFonts w:ascii="Arial" w:hAnsi="Arial" w:eastAsia="Times New Roman" w:cs="Arial"/>
-          <w:lang w:eastAsia="en-US"/>
-        </w:rPr>
-        <w:t xml:space="preserve"> 2</w:t>
+        <w:t>Nyt indeks</w:t>
       </w:r>
       <w:r>
         <w:rPr>
@@ -903,17 +819,16 @@
             <w:lang w:eastAsia="en-US"/>
           </w:rPr>
           <w:alias w:val="#Nav: /SVA_Regulations/IndeksNew"/>
-          <w:tag w:val="#Nav: SVA Regulation Indeks Deposit/50030"/>
+          <w:tag w:val="#Nav: SVA_Regulation_Indeks_Deposit/50030"/>
           <w:id w:val="-1520996888"/>
           <w:placeholder>
             <w:docPart w:val="DefaultPlaceholder_-1854013440"/>
           </w:placeholder>
-          <w:dataBinding w:prefixMappings="xmlns:ns0='urn:microsoft-dynamics-nav/reports/SVA Regulation Indeks Deposit/50030/'" w:xpath="/ns0:NavWordReportXmlPart[1]/ns0:SVA_Regulations[1]/ns0:IndeksNew[1]" w:storeItemID="{A3600BB3-FD30-40BC-8776-6B090C38989D}"/>
+          <w:dataBinding w:prefixMappings="xmlns:ns0='urn:microsoft-dynamics-nav/reports/SVA_Regulation_Indeks_Deposit/50030/'" w:xpath="/ns0:NavWordReportXmlPart[1]/ns0:SVA_Regulations[1]/ns0:IndeksNew[1]" w:storeItemID="{53673B5A-5B51-4CDE-BE72-3CBC1C08E622}"/>
           <w:text/>
         </w:sdtPr>
         <w:sdtEndPr/>
         <w:sdtContent>
-          <w:proofErr w:type="spellStart"/>
           <w:r>
             <w:rPr>
               <w:rFonts w:ascii="Arial" w:hAnsi="Arial" w:eastAsia="Times New Roman" w:cs="Arial"/>
@@ -921,7 +836,6 @@
             </w:rPr>
             <w:t>IndeksNew</w:t>
           </w:r>
-          <w:proofErr w:type="spellEnd"/>
         </w:sdtContent>
       </w:sdt>
       <w:r>
@@ -976,17 +890,16 @@
             <w:lang w:eastAsia="en-US"/>
           </w:rPr>
           <w:alias w:val="#Nav: /SVA_Regulations/ActualRegulation"/>
-          <w:tag w:val="#Nav: SVA Regulation Indeks Deposit/50030"/>
+          <w:tag w:val="#Nav: SVA_Regulation_Indeks_Deposit/50030"/>
           <w:id w:val="-1042897227"/>
           <w:placeholder>
             <w:docPart w:val="DefaultPlaceholder_-1854013440"/>
           </w:placeholder>
-          <w:dataBinding w:prefixMappings="xmlns:ns0='urn:microsoft-dynamics-nav/reports/SVA Regulation Indeks Deposit/50030/'" w:xpath="/ns0:NavWordReportXmlPart[1]/ns0:SVA_Regulations[1]/ns0:ActualRegulation[1]" w:storeItemID="{A3600BB3-FD30-40BC-8776-6B090C38989D}"/>
+          <w:dataBinding w:prefixMappings="xmlns:ns0='urn:microsoft-dynamics-nav/reports/SVA_Regulation_Indeks_Deposit/50030/'" w:xpath="/ns0:NavWordReportXmlPart[1]/ns0:SVA_Regulations[1]/ns0:ActualRegulation[1]" w:storeItemID="{53673B5A-5B51-4CDE-BE72-3CBC1C08E622}"/>
           <w:text/>
         </w:sdtPr>
         <w:sdtEndPr/>
         <w:sdtContent>
-          <w:proofErr w:type="spellStart"/>
           <w:r>
             <w:rPr>
               <w:rFonts w:ascii="Arial" w:hAnsi="Arial" w:eastAsia="Times New Roman" w:cs="Arial"/>
@@ -994,7 +907,6 @@
             </w:rPr>
             <w:t>ActualRegulation</w:t>
           </w:r>
-          <w:proofErr w:type="spellEnd"/>
         </w:sdtContent>
       </w:sdt>
       <w:r>
@@ -1050,17 +962,16 @@
             <w:lang w:eastAsia="en-US"/>
           </w:rPr>
           <w:alias w:val="#Nav: /SVA_Regulations/Regulationdate"/>
-          <w:tag w:val="#Nav: SVA Regulation Indeks Deposit/50030"/>
+          <w:tag w:val="#Nav: SVA_Regulation_Indeks_Deposit/50030"/>
           <w:id w:val="-1078597765"/>
           <w:placeholder>
             <w:docPart w:val="DefaultPlaceholder_-1854013440"/>
           </w:placeholder>
-          <w:dataBinding w:prefixMappings="xmlns:ns0='urn:microsoft-dynamics-nav/reports/SVA Regulation Indeks Deposit/50030/'" w:xpath="/ns0:NavWordReportXmlPart[1]/ns0:SVA_Regulations[1]/ns0:Regulationdate[1]" w:storeItemID="{A3600BB3-FD30-40BC-8776-6B090C38989D}"/>
+          <w:dataBinding w:prefixMappings="xmlns:ns0='urn:microsoft-dynamics-nav/reports/SVA_Regulation_Indeks_Deposit/50030/'" w:xpath="/ns0:NavWordReportXmlPart[1]/ns0:SVA_Regulations[1]/ns0:Regulationdate[1]" w:storeItemID="{53673B5A-5B51-4CDE-BE72-3CBC1C08E622}"/>
           <w:text/>
         </w:sdtPr>
         <w:sdtEndPr/>
         <w:sdtContent>
-          <w:proofErr w:type="spellStart"/>
           <w:r>
             <w:rPr>
               <w:rFonts w:ascii="Arial" w:hAnsi="Arial" w:eastAsia="Times New Roman" w:cs="Arial"/>
@@ -1069,7 +980,6 @@
             </w:rPr>
             <w:t>Regulationdate</w:t>
           </w:r>
-          <w:proofErr w:type="spellEnd"/>
         </w:sdtContent>
       </w:sdt>
       <w:r>
@@ -1171,17 +1081,16 @@
             <w:lang w:eastAsia="en-US"/>
           </w:rPr>
           <w:alias w:val="#Nav: /SVA_Regulations/RentYearNow"/>
-          <w:tag w:val="#Nav: SVA Regulation Indeks Deposit/50030"/>
+          <w:tag w:val="#Nav: SVA_Regulation_Indeks_Deposit/50030"/>
           <w:id w:val="-1058015184"/>
           <w:placeholder>
             <w:docPart w:val="DefaultPlaceholder_-1854013440"/>
           </w:placeholder>
-          <w:dataBinding w:prefixMappings="xmlns:ns0='urn:microsoft-dynamics-nav/reports/SVA Regulation Indeks Deposit/50030/'" w:xpath="/ns0:NavWordReportXmlPart[1]/ns0:SVA_Regulations[1]/ns0:RentYearNow[1]" w:storeItemID="{A3600BB3-FD30-40BC-8776-6B090C38989D}"/>
+          <w:dataBinding w:prefixMappings="xmlns:ns0='urn:microsoft-dynamics-nav/reports/SVA_Regulation_Indeks_Deposit/50030/'" w:xpath="/ns0:NavWordReportXmlPart[1]/ns0:SVA_Regulations[1]/ns0:RentYearNow[1]" w:storeItemID="{53673B5A-5B51-4CDE-BE72-3CBC1C08E622}"/>
           <w:text/>
         </w:sdtPr>
         <w:sdtEndPr/>
         <w:sdtContent>
-          <w:proofErr w:type="spellStart"/>
           <w:r>
             <w:rPr>
               <w:rFonts w:ascii="Arial" w:hAnsi="Arial" w:eastAsia="Times New Roman" w:cs="Arial"/>
@@ -1189,7 +1098,6 @@
             </w:rPr>
             <w:t>RentYearNow</w:t>
           </w:r>
-          <w:proofErr w:type="spellEnd"/>
         </w:sdtContent>
       </w:sdt>
       <w:r>
@@ -1213,17 +1121,16 @@
             <w:lang w:eastAsia="en-US"/>
           </w:rPr>
           <w:alias w:val="#Nav: /SVA_Regulations/RentPerNow"/>
-          <w:tag w:val="#Nav: SVA Regulation Indeks Deposit/50030"/>
+          <w:tag w:val="#Nav: SVA_Regulation_Indeks_Deposit/50030"/>
           <w:id w:val="2130197292"/>
           <w:placeholder>
             <w:docPart w:val="DefaultPlaceholder_-1854013440"/>
           </w:placeholder>
-          <w:dataBinding w:prefixMappings="xmlns:ns0='urn:microsoft-dynamics-nav/reports/SVA Regulation Indeks Deposit/50030/'" w:xpath="/ns0:NavWordReportXmlPart[1]/ns0:SVA_Regulations[1]/ns0:RentPerNow[1]" w:storeItemID="{A3600BB3-FD30-40BC-8776-6B090C38989D}"/>
+          <w:dataBinding w:prefixMappings="xmlns:ns0='urn:microsoft-dynamics-nav/reports/SVA_Regulation_Indeks_Deposit/50030/'" w:xpath="/ns0:NavWordReportXmlPart[1]/ns0:SVA_Regulations[1]/ns0:RentPerNow[1]" w:storeItemID="{53673B5A-5B51-4CDE-BE72-3CBC1C08E622}"/>
           <w:text/>
         </w:sdtPr>
         <w:sdtEndPr/>
         <w:sdtContent>
-          <w:proofErr w:type="spellStart"/>
           <w:r>
             <w:rPr>
               <w:rFonts w:ascii="Arial" w:hAnsi="Arial" w:eastAsia="Times New Roman" w:cs="Arial"/>
@@ -1231,7 +1138,6 @@
             </w:rPr>
             <w:t>RentPerNow</w:t>
           </w:r>
-          <w:proofErr w:type="spellEnd"/>
         </w:sdtContent>
       </w:sdt>
       <w:r>
@@ -1280,17 +1186,16 @@
             <w:lang w:eastAsia="en-US"/>
           </w:rPr>
           <w:alias w:val="#Nav: /SVA_Regulations/RegulationYear"/>
-          <w:tag w:val="#Nav: SVA Regulation Indeks Deposit/50030"/>
+          <w:tag w:val="#Nav: SVA_Regulation_Indeks_Deposit/50030"/>
           <w:id w:val="-1166169176"/>
           <w:placeholder>
             <w:docPart w:val="DefaultPlaceholder_-1854013440"/>
           </w:placeholder>
-          <w:dataBinding w:prefixMappings="xmlns:ns0='urn:microsoft-dynamics-nav/reports/SVA Regulation Indeks Deposit/50030/'" w:xpath="/ns0:NavWordReportXmlPart[1]/ns0:SVA_Regulations[1]/ns0:RegulationYear[1]" w:storeItemID="{A3600BB3-FD30-40BC-8776-6B090C38989D}"/>
+          <w:dataBinding w:prefixMappings="xmlns:ns0='urn:microsoft-dynamics-nav/reports/SVA_Regulation_Indeks_Deposit/50030/'" w:xpath="/ns0:NavWordReportXmlPart[1]/ns0:SVA_Regulations[1]/ns0:RegulationYear[1]" w:storeItemID="{53673B5A-5B51-4CDE-BE72-3CBC1C08E622}"/>
           <w:text/>
         </w:sdtPr>
         <w:sdtEndPr/>
         <w:sdtContent>
-          <w:proofErr w:type="spellStart"/>
           <w:r>
             <w:rPr>
               <w:rFonts w:ascii="Arial" w:hAnsi="Arial" w:eastAsia="Times New Roman" w:cs="Arial"/>
@@ -1298,7 +1203,6 @@
             </w:rPr>
             <w:t>RegulationYear</w:t>
           </w:r>
-          <w:proofErr w:type="spellEnd"/>
         </w:sdtContent>
       </w:sdt>
       <w:r>
@@ -1322,17 +1226,16 @@
             <w:lang w:eastAsia="en-US"/>
           </w:rPr>
           <w:alias w:val="#Nav: /SVA_Regulations/RegulationPer"/>
-          <w:tag w:val="#Nav: SVA Regulation Indeks Deposit/50030"/>
+          <w:tag w:val="#Nav: SVA_Regulation_Indeks_Deposit/50030"/>
           <w:id w:val="1306196971"/>
           <w:placeholder>
             <w:docPart w:val="DefaultPlaceholder_-1854013440"/>
           </w:placeholder>
-          <w:dataBinding w:prefixMappings="xmlns:ns0='urn:microsoft-dynamics-nav/reports/SVA Regulation Indeks Deposit/50030/'" w:xpath="/ns0:NavWordReportXmlPart[1]/ns0:SVA_Regulations[1]/ns0:RegulationPer[1]" w:storeItemID="{A3600BB3-FD30-40BC-8776-6B090C38989D}"/>
+          <w:dataBinding w:prefixMappings="xmlns:ns0='urn:microsoft-dynamics-nav/reports/SVA_Regulation_Indeks_Deposit/50030/'" w:xpath="/ns0:NavWordReportXmlPart[1]/ns0:SVA_Regulations[1]/ns0:RegulationPer[1]" w:storeItemID="{53673B5A-5B51-4CDE-BE72-3CBC1C08E622}"/>
           <w:text/>
         </w:sdtPr>
         <w:sdtEndPr/>
         <w:sdtContent>
-          <w:proofErr w:type="spellStart"/>
           <w:r>
             <w:rPr>
               <w:rFonts w:ascii="Arial" w:hAnsi="Arial" w:eastAsia="Times New Roman" w:cs="Arial"/>
@@ -1340,7 +1243,6 @@
             </w:rPr>
             <w:t>RegulationPer</w:t>
           </w:r>
-          <w:proofErr w:type="spellEnd"/>
         </w:sdtContent>
       </w:sdt>
       <w:r>
@@ -1389,17 +1291,16 @@
             <w:lang w:eastAsia="en-US"/>
           </w:rPr>
           <w:alias w:val="#Nav: /SVA_Regulations/RentYearNew"/>
-          <w:tag w:val="#Nav: SVA Regulation Indeks Deposit/50030"/>
+          <w:tag w:val="#Nav: SVA_Regulation_Indeks_Deposit/50030"/>
           <w:id w:val="-1677031339"/>
           <w:placeholder>
             <w:docPart w:val="DefaultPlaceholder_-1854013440"/>
           </w:placeholder>
-          <w:dataBinding w:prefixMappings="xmlns:ns0='urn:microsoft-dynamics-nav/reports/SVA Regulation Indeks Deposit/50030/'" w:xpath="/ns0:NavWordReportXmlPart[1]/ns0:SVA_Regulations[1]/ns0:RentYearNew[1]" w:storeItemID="{A3600BB3-FD30-40BC-8776-6B090C38989D}"/>
+          <w:dataBinding w:prefixMappings="xmlns:ns0='urn:microsoft-dynamics-nav/reports/SVA_Regulation_Indeks_Deposit/50030/'" w:xpath="/ns0:NavWordReportXmlPart[1]/ns0:SVA_Regulations[1]/ns0:RentYearNew[1]" w:storeItemID="{53673B5A-5B51-4CDE-BE72-3CBC1C08E622}"/>
           <w:text/>
         </w:sdtPr>
         <w:sdtEndPr/>
         <w:sdtContent>
-          <w:proofErr w:type="spellStart"/>
           <w:r>
             <w:rPr>
               <w:rFonts w:ascii="Arial" w:hAnsi="Arial" w:eastAsia="Times New Roman" w:cs="Arial"/>
@@ -1407,7 +1308,6 @@
             </w:rPr>
             <w:t>RentYearNew</w:t>
           </w:r>
-          <w:proofErr w:type="spellEnd"/>
         </w:sdtContent>
       </w:sdt>
       <w:r>
@@ -1431,17 +1331,16 @@
             <w:lang w:eastAsia="en-US"/>
           </w:rPr>
           <w:alias w:val="#Nav: /SVA_Regulations/RentPerNew"/>
-          <w:tag w:val="#Nav: SVA Regulation Indeks Deposit/50030"/>
+          <w:tag w:val="#Nav: SVA_Regulation_Indeks_Deposit/50030"/>
           <w:id w:val="-1031954381"/>
           <w:placeholder>
             <w:docPart w:val="DefaultPlaceholder_-1854013440"/>
           </w:placeholder>
-          <w:dataBinding w:prefixMappings="xmlns:ns0='urn:microsoft-dynamics-nav/reports/SVA Regulation Indeks Deposit/50030/'" w:xpath="/ns0:NavWordReportXmlPart[1]/ns0:SVA_Regulations[1]/ns0:RentPerNew[1]" w:storeItemID="{A3600BB3-FD30-40BC-8776-6B090C38989D}"/>
+          <w:dataBinding w:prefixMappings="xmlns:ns0='urn:microsoft-dynamics-nav/reports/SVA_Regulation_Indeks_Deposit/50030/'" w:xpath="/ns0:NavWordReportXmlPart[1]/ns0:SVA_Regulations[1]/ns0:RentPerNew[1]" w:storeItemID="{53673B5A-5B51-4CDE-BE72-3CBC1C08E622}"/>
           <w:text/>
         </w:sdtPr>
         <w:sdtEndPr/>
         <w:sdtContent>
-          <w:proofErr w:type="spellStart"/>
           <w:r>
             <w:rPr>
               <w:rFonts w:ascii="Arial" w:hAnsi="Arial" w:eastAsia="Times New Roman" w:cs="Arial"/>
@@ -1449,7 +1348,6 @@
             </w:rPr>
             <w:t>RentPerNew</w:t>
           </w:r>
-          <w:proofErr w:type="spellEnd"/>
         </w:sdtContent>
       </w:sdt>
       <w:r>
@@ -1607,17 +1505,16 @@
             <w:lang w:eastAsia="en-US"/>
           </w:rPr>
           <w:alias w:val="#Nav: /SVA_Regulations/DepositNow"/>
-          <w:tag w:val="#Nav: SVA Regulation Indeks Deposit/50030"/>
+          <w:tag w:val="#Nav: SVA_Regulation_Indeks_Deposit/50030"/>
           <w:id w:val="694273732"/>
           <w:placeholder>
             <w:docPart w:val="DefaultPlaceholder_-1854013440"/>
           </w:placeholder>
-          <w:dataBinding w:prefixMappings="xmlns:ns0='urn:microsoft-dynamics-nav/reports/SVA Regulation Indeks Deposit/50030/'" w:xpath="/ns0:NavWordReportXmlPart[1]/ns0:SVA_Regulations[1]/ns0:DepositNow[1]" w:storeItemID="{A3600BB3-FD30-40BC-8776-6B090C38989D}"/>
+          <w:dataBinding w:prefixMappings="xmlns:ns0='urn:microsoft-dynamics-nav/reports/SVA_Regulation_Indeks_Deposit/50030/'" w:xpath="/ns0:NavWordReportXmlPart[1]/ns0:SVA_Regulations[1]/ns0:DepositNow[1]" w:storeItemID="{53673B5A-5B51-4CDE-BE72-3CBC1C08E622}"/>
           <w:text/>
         </w:sdtPr>
         <w:sdtEndPr/>
         <w:sdtContent>
-          <w:proofErr w:type="spellStart"/>
           <w:r>
             <w:rPr>
               <w:rFonts w:ascii="Arial" w:hAnsi="Arial" w:eastAsia="Times New Roman" w:cs="Arial"/>
@@ -1625,7 +1522,6 @@
             </w:rPr>
             <w:t>DepositNow</w:t>
           </w:r>
-          <w:proofErr w:type="spellEnd"/>
         </w:sdtContent>
       </w:sdt>
       <w:r>
@@ -1689,17 +1585,16 @@
             <w:lang w:eastAsia="en-US"/>
           </w:rPr>
           <w:alias w:val="#Nav: /SVA_Regulations/RegulationDeposit"/>
-          <w:tag w:val="#Nav: SVA Regulation Indeks Deposit/50030"/>
+          <w:tag w:val="#Nav: SVA_Regulation_Indeks_Deposit/50030"/>
           <w:id w:val="-12841164"/>
           <w:placeholder>
             <w:docPart w:val="DefaultPlaceholder_-1854013440"/>
           </w:placeholder>
-          <w:dataBinding w:prefixMappings="xmlns:ns0='urn:microsoft-dynamics-nav/reports/SVA Regulation Indeks Deposit/50030/'" w:xpath="/ns0:NavWordReportXmlPart[1]/ns0:SVA_Regulations[1]/ns0:RegulationDeposit[1]" w:storeItemID="{A3600BB3-FD30-40BC-8776-6B090C38989D}"/>
+          <w:dataBinding w:prefixMappings="xmlns:ns0='urn:microsoft-dynamics-nav/reports/SVA_Regulation_Indeks_Deposit/50030/'" w:xpath="/ns0:NavWordReportXmlPart[1]/ns0:SVA_Regulations[1]/ns0:RegulationDeposit[1]" w:storeItemID="{53673B5A-5B51-4CDE-BE72-3CBC1C08E622}"/>
           <w:text/>
         </w:sdtPr>
         <w:sdtEndPr/>
         <w:sdtContent>
-          <w:proofErr w:type="spellStart"/>
           <w:r>
             <w:rPr>
               <w:rFonts w:ascii="Arial" w:hAnsi="Arial" w:eastAsia="Times New Roman" w:cs="Arial"/>
@@ -1707,7 +1602,6 @@
             </w:rPr>
             <w:t>RegulationDeposit</w:t>
           </w:r>
-          <w:proofErr w:type="spellEnd"/>
         </w:sdtContent>
       </w:sdt>
       <w:r>
@@ -1771,17 +1665,16 @@
             <w:lang w:eastAsia="en-US"/>
           </w:rPr>
           <w:alias w:val="#Nav: /SVA_Regulations/DepositNew"/>
-          <w:tag w:val="#Nav: SVA Regulation Indeks Deposit/50030"/>
+          <w:tag w:val="#Nav: SVA_Regulation_Indeks_Deposit/50030"/>
           <w:id w:val="-1310238729"/>
           <w:placeholder>
             <w:docPart w:val="DefaultPlaceholder_-1854013440"/>
           </w:placeholder>
-          <w:dataBinding w:prefixMappings="xmlns:ns0='urn:microsoft-dynamics-nav/reports/SVA Regulation Indeks Deposit/50030/'" w:xpath="/ns0:NavWordReportXmlPart[1]/ns0:SVA_Regulations[1]/ns0:DepositNew[1]" w:storeItemID="{A3600BB3-FD30-40BC-8776-6B090C38989D}"/>
+          <w:dataBinding w:prefixMappings="xmlns:ns0='urn:microsoft-dynamics-nav/reports/SVA_Regulation_Indeks_Deposit/50030/'" w:xpath="/ns0:NavWordReportXmlPart[1]/ns0:SVA_Regulations[1]/ns0:DepositNew[1]" w:storeItemID="{53673B5A-5B51-4CDE-BE72-3CBC1C08E622}"/>
           <w:text/>
         </w:sdtPr>
         <w:sdtEndPr/>
         <w:sdtContent>
-          <w:proofErr w:type="spellStart"/>
           <w:r>
             <w:rPr>
               <w:rFonts w:ascii="Arial" w:hAnsi="Arial" w:eastAsia="Times New Roman" w:cs="Arial"/>
@@ -1789,7 +1682,6 @@
             </w:rPr>
             <w:t>DepositNew</w:t>
           </w:r>
-          <w:proofErr w:type="spellEnd"/>
         </w:sdtContent>
       </w:sdt>
       <w:r>
@@ -1897,16 +1789,15 @@
         <w:rPr>
           <w:rFonts w:ascii="Arial" w:hAnsi="Arial" w:cs="Arial"/>
         </w:rPr>
-        <w:alias w:val="#Nav: /Company_Information/CName"/>
-        <w:tag w:val="#Nav: SVA Regulation Indeks Deposit/50030"/>
-        <w:id w:val="-1168236712"/>
+        <w:id w:val="698903712"/>
         <w:placeholder>
           <w:docPart w:val="DefaultPlaceholder_-1854013440"/>
         </w:placeholder>
-        <w:dataBinding w:prefixMappings="xmlns:ns0='urn:microsoft-dynamics-nav/reports/SVA Regulation Indeks Deposit/50030/'" w:xpath="/ns0:NavWordReportXmlPart[1]/ns0:Company_Information[1]/ns0:CName[1]" w:storeItemID="{A3600BB3-FD30-40BC-8776-6B090C38989D}"/>
+        <w:dataBinding w:prefixMappings="xmlns:ns0='urn:microsoft-dynamics-nav/reports/SVA_Regulation_Indeks_Deposit/50030/'" w:xpath="/ns0:NavWordReportXmlPart[1]/ns0:Company_Information[1]/ns0:CompanyAddress1[1]" w:storeItemID="{53673B5A-5B51-4CDE-BE72-3CBC1C08E622}"/>
         <w:text/>
+        <w:alias w:val="#Nav: /Company_Information/CompanyAddress1"/>
+        <w:tag w:val="#Nav: SVA_Regulation_Indeks_Deposit/50030"/>
       </w:sdtPr>
-      <w:sdtEndPr/>
       <w:sdtContent>
         <w:p>
           <w:pPr>
@@ -1915,14 +1806,12 @@
               <w:rFonts w:ascii="Arial" w:hAnsi="Arial" w:cs="Arial"/>
             </w:rPr>
           </w:pPr>
-          <w:proofErr w:type="spellStart"/>
           <w:r>
             <w:rPr>
               <w:rFonts w:ascii="Arial" w:hAnsi="Arial" w:cs="Arial"/>
             </w:rPr>
-            <w:t>CName</w:t>
+            <w:t>CompanyAddress1</w:t>
           </w:r>
-          <w:proofErr w:type="spellEnd"/>
         </w:p>
       </w:sdtContent>
     </w:sdt>
@@ -1931,16 +1820,15 @@
         <w:rPr>
           <w:rFonts w:ascii="Arial" w:hAnsi="Arial" w:cs="Arial"/>
         </w:rPr>
-        <w:alias w:val="#Nav: /Company_Information/CAddress"/>
-        <w:tag w:val="#Nav: SVA Regulation Indeks Deposit/50030"/>
-        <w:id w:val="-1175270647"/>
+        <w:id w:val="-859203148"/>
         <w:placeholder>
           <w:docPart w:val="DefaultPlaceholder_-1854013440"/>
         </w:placeholder>
-        <w:dataBinding w:prefixMappings="xmlns:ns0='urn:microsoft-dynamics-nav/reports/SVA Regulation Indeks Deposit/50030/'" w:xpath="/ns0:NavWordReportXmlPart[1]/ns0:Company_Information[1]/ns0:CAddress[1]" w:storeItemID="{A3600BB3-FD30-40BC-8776-6B090C38989D}"/>
+        <w:dataBinding w:prefixMappings="xmlns:ns0='urn:microsoft-dynamics-nav/reports/SVA_Regulation_Indeks_Deposit/50030/'" w:xpath="/ns0:NavWordReportXmlPart[1]/ns0:Company_Information[1]/ns0:CompanyAddress2[1]" w:storeItemID="{53673B5A-5B51-4CDE-BE72-3CBC1C08E622}"/>
         <w:text/>
+        <w:alias w:val="#Nav: /Company_Information/CompanyAddress2"/>
+        <w:tag w:val="#Nav: SVA_Regulation_Indeks_Deposit/50030"/>
       </w:sdtPr>
-      <w:sdtEndPr/>
       <w:sdtContent>
         <w:p>
           <w:pPr>
@@ -1949,83 +1837,46 @@
               <w:rFonts w:ascii="Arial" w:hAnsi="Arial" w:cs="Arial"/>
             </w:rPr>
           </w:pPr>
-          <w:proofErr w:type="spellStart"/>
           <w:r>
             <w:rPr>
               <w:rFonts w:ascii="Arial" w:hAnsi="Arial" w:cs="Arial"/>
             </w:rPr>
-            <w:t>CAddress</w:t>
+            <w:t>CompanyAddress2</w:t>
           </w:r>
-          <w:proofErr w:type="spellEnd"/>
         </w:p>
       </w:sdtContent>
     </w:sdt>
-    <w:p>
-      <w:pPr>
-        <w:spacing w:after="0" w:line="240" w:lineRule="auto"/>
+    <w:sdt>
+      <w:sdtPr>
         <w:rPr>
           <w:rFonts w:ascii="Arial" w:hAnsi="Arial" w:cs="Arial"/>
         </w:rPr>
-      </w:pPr>
-      <w:sdt>
-        <w:sdtPr>
-          <w:rPr>
-            <w:rFonts w:ascii="Arial" w:hAnsi="Arial" w:cs="Arial"/>
-          </w:rPr>
-          <w:alias w:val="#Nav: /Company_Information/CPostCode"/>
-          <w:tag w:val="#Nav: SVA Regulation Indeks Deposit/50030"/>
-          <w:id w:val="2064754430"/>
-          <w:placeholder>
-            <w:docPart w:val="DefaultPlaceholder_-1854013440"/>
-          </w:placeholder>
-          <w:dataBinding w:prefixMappings="xmlns:ns0='urn:microsoft-dynamics-nav/reports/SVA Regulation Indeks Deposit/50030/'" w:xpath="/ns0:NavWordReportXmlPart[1]/ns0:Company_Information[1]/ns0:CPostCode[1]" w:storeItemID="{A3600BB3-FD30-40BC-8776-6B090C38989D}"/>
-          <w:text/>
-        </w:sdtPr>
-        <w:sdtEndPr/>
-        <w:sdtContent>
-          <w:proofErr w:type="spellStart"/>
+        <w:id w:val="2087417592"/>
+        <w:placeholder>
+          <w:docPart w:val="DefaultPlaceholder_-1854013440"/>
+        </w:placeholder>
+        <w:dataBinding w:prefixMappings="xmlns:ns0='urn:microsoft-dynamics-nav/reports/SVA_Regulation_Indeks_Deposit/50030/'" w:xpath="/ns0:NavWordReportXmlPart[1]/ns0:Company_Information[1]/ns0:CompanyAddress3[1]" w:storeItemID="{53673B5A-5B51-4CDE-BE72-3CBC1C08E622}"/>
+        <w:text/>
+        <w:alias w:val="#Nav: /Company_Information/CompanyAddress3"/>
+        <w:tag w:val="#Nav: SVA_Regulation_Indeks_Deposit/50030"/>
+      </w:sdtPr>
+      <w:sdtContent>
+        <w:p>
+          <w:pPr>
+            <w:spacing w:after="0" w:line="240" w:lineRule="auto"/>
+            <w:rPr>
+              <w:rFonts w:ascii="Arial" w:hAnsi="Arial" w:cs="Arial"/>
+            </w:rPr>
+          </w:pPr>
           <w:r>
             <w:rPr>
               <w:rFonts w:ascii="Arial" w:hAnsi="Arial" w:cs="Arial"/>
             </w:rPr>
-            <w:t>CPostCode</w:t>
+            <w:t>CompanyAddress3</w:t>
           </w:r>
-          <w:proofErr w:type="spellEnd"/>
-        </w:sdtContent>
-      </w:sdt>
-      <w:r>
-        <w:rPr>
-          <w:rFonts w:ascii="Arial" w:hAnsi="Arial" w:cs="Arial"/>
-        </w:rPr>
-        <w:t xml:space="preserve"> </w:t>
-      </w:r>
-      <w:sdt>
-        <w:sdtPr>
-          <w:rPr>
-            <w:rFonts w:ascii="Arial" w:hAnsi="Arial" w:cs="Arial"/>
-          </w:rPr>
-          <w:alias w:val="#Nav: /Company_Information/CCity"/>
-          <w:tag w:val="#Nav: SVA Regulation Indeks Deposit/50030"/>
-          <w:id w:val="-1181041172"/>
-          <w:placeholder>
-            <w:docPart w:val="DefaultPlaceholder_-1854013440"/>
-          </w:placeholder>
-          <w:dataBinding w:prefixMappings="xmlns:ns0='urn:microsoft-dynamics-nav/reports/SVA Regulation Indeks Deposit/50030/'" w:xpath="/ns0:NavWordReportXmlPart[1]/ns0:Company_Information[1]/ns0:CCity[1]" w:storeItemID="{A3600BB3-FD30-40BC-8776-6B090C38989D}"/>
-          <w:text/>
-        </w:sdtPr>
-        <w:sdtEndPr/>
-        <w:sdtContent>
-          <w:proofErr w:type="spellStart"/>
-          <w:r>
-            <w:rPr>
-              <w:rFonts w:ascii="Arial" w:hAnsi="Arial" w:cs="Arial"/>
-            </w:rPr>
-            <w:t>CCity</w:t>
-          </w:r>
-          <w:proofErr w:type="spellEnd"/>
-        </w:sdtContent>
-      </w:sdt>
-    </w:p>
+        </w:p>
+      </w:sdtContent>
+    </w:sdt>
     <w:sectPr>
       <w:footnotePr>
         <w:numRestart w:val="eachPage"/>
@@ -2040,7 +1891,7 @@
 </file>
 
 <file path=word/styles.xml><?xml version="1.0" encoding="utf-8"?>
-<w:styles xmlns:mc="http://schemas.openxmlformats.org/markup-compatibility/2006" xmlns:r="http://schemas.openxmlformats.org/officeDocument/2006/relationships" xmlns:w="http://schemas.openxmlformats.org/wordprocessingml/2006/main" xmlns:w14="http://schemas.microsoft.com/office/word/2010/wordml" xmlns:w15="http://schemas.microsoft.com/office/word/2012/wordml" xmlns:w16cid="http://schemas.microsoft.com/office/word/2016/wordml/cid" xmlns:w16se="http://schemas.microsoft.com/office/word/2015/wordml/symex" mc:Ignorable="w14 w15 w16se w16cid">
+<w:styles xmlns:mc="http://schemas.openxmlformats.org/markup-compatibility/2006" xmlns:r="http://schemas.openxmlformats.org/officeDocument/2006/relationships" xmlns:w="http://schemas.openxmlformats.org/wordprocessingml/2006/main" xmlns:w14="http://schemas.microsoft.com/office/word/2010/wordml" xmlns:w15="http://schemas.microsoft.com/office/word/2012/wordml" xmlns:w16cex="http://schemas.microsoft.com/office/word/2018/wordml/cex" xmlns:w16cid="http://schemas.microsoft.com/office/word/2016/wordml/cid" xmlns:w16="http://schemas.microsoft.com/office/word/2018/wordml" xmlns:w16se="http://schemas.microsoft.com/office/word/2015/wordml/symex" mc:Ignorable="w14 w15 w16se w16cid w16 w16cex">
   <w:docDefaults>
     <w:rPrDefault>
       <w:rPr>
@@ -2479,7 +2330,7 @@
 </file>
 
 <file path=word/glossary/document.xml><?xml version="1.0" encoding="utf-8"?>
-<w:glossaryDocument xmlns:wpc="http://schemas.microsoft.com/office/word/2010/wordprocessingCanvas" xmlns:cx="http://schemas.microsoft.com/office/drawing/2014/chartex" xmlns:cx1="http://schemas.microsoft.com/office/drawing/2015/9/8/chartex" xmlns:cx2="http://schemas.microsoft.com/office/drawing/2015/10/21/chartex" xmlns:cx3="http://schemas.microsoft.com/office/drawing/2016/5/9/chartex" xmlns:cx4="http://schemas.microsoft.com/office/drawing/2016/5/10/chartex" xmlns:cx5="http://schemas.microsoft.com/office/drawing/2016/5/11/chartex" xmlns:cx6="http://schemas.microsoft.com/office/drawing/2016/5/12/chartex" xmlns:cx7="http://schemas.microsoft.com/office/drawing/2016/5/13/chartex" xmlns:cx8="http://schemas.microsoft.com/office/drawing/2016/5/14/chartex" xmlns:mc="http://schemas.openxmlformats.org/markup-compatibility/2006" xmlns:aink="http://schemas.microsoft.com/office/drawing/2016/ink" xmlns:am3d="http://schemas.microsoft.com/office/drawing/2017/model3d" xmlns:o="urn:schemas-microsoft-com:office:office" xmlns:r="http://schemas.openxmlformats.org/officeDocument/2006/relationships" xmlns:m="http://schemas.openxmlformats.org/officeDocument/2006/math" xmlns:v="urn:schemas-microsoft-com:vml" xmlns:wp14="http://schemas.microsoft.com/office/word/2010/wordprocessingDrawing" xmlns:wp="http://schemas.openxmlformats.org/drawingml/2006/wordprocessingDrawing" xmlns:w10="urn:schemas-microsoft-com:office:word" xmlns:w="http://schemas.openxmlformats.org/wordprocessingml/2006/main" xmlns:w14="http://schemas.microsoft.com/office/word/2010/wordml" xmlns:w15="http://schemas.microsoft.com/office/word/2012/wordml" xmlns:w16cid="http://schemas.microsoft.com/office/word/2016/wordml/cid" xmlns:w16se="http://schemas.microsoft.com/office/word/2015/wordml/symex" xmlns:wpg="http://schemas.microsoft.com/office/word/2010/wordprocessingGroup" xmlns:wpi="http://schemas.microsoft.com/office/word/2010/wordprocessingInk" xmlns:wne="http://schemas.microsoft.com/office/word/2006/wordml" xmlns:wps="http://schemas.microsoft.com/office/word/2010/wordprocessingShape" mc:Ignorable="w14 w15 w16se w16cid wp14">
+<w:glossaryDocument xmlns:wpc="http://schemas.microsoft.com/office/word/2010/wordprocessingCanvas" xmlns:cx="http://schemas.microsoft.com/office/drawing/2014/chartex" xmlns:cx1="http://schemas.microsoft.com/office/drawing/2015/9/8/chartex" xmlns:cx2="http://schemas.microsoft.com/office/drawing/2015/10/21/chartex" xmlns:cx3="http://schemas.microsoft.com/office/drawing/2016/5/9/chartex" xmlns:cx4="http://schemas.microsoft.com/office/drawing/2016/5/10/chartex" xmlns:cx5="http://schemas.microsoft.com/office/drawing/2016/5/11/chartex" xmlns:cx6="http://schemas.microsoft.com/office/drawing/2016/5/12/chartex" xmlns:cx7="http://schemas.microsoft.com/office/drawing/2016/5/13/chartex" xmlns:cx8="http://schemas.microsoft.com/office/drawing/2016/5/14/chartex" xmlns:mc="http://schemas.openxmlformats.org/markup-compatibility/2006" xmlns:aink="http://schemas.microsoft.com/office/drawing/2016/ink" xmlns:am3d="http://schemas.microsoft.com/office/drawing/2017/model3d" xmlns:o="urn:schemas-microsoft-com:office:office" xmlns:r="http://schemas.openxmlformats.org/officeDocument/2006/relationships" xmlns:m="http://schemas.openxmlformats.org/officeDocument/2006/math" xmlns:v="urn:schemas-microsoft-com:vml" xmlns:wp14="http://schemas.microsoft.com/office/word/2010/wordprocessingDrawing" xmlns:wp="http://schemas.openxmlformats.org/drawingml/2006/wordprocessingDrawing" xmlns:w10="urn:schemas-microsoft-com:office:word" xmlns:w="http://schemas.openxmlformats.org/wordprocessingml/2006/main" xmlns:w14="http://schemas.microsoft.com/office/word/2010/wordml" xmlns:w15="http://schemas.microsoft.com/office/word/2012/wordml" xmlns:w16cex="http://schemas.microsoft.com/office/word/2018/wordml/cex" xmlns:w16cid="http://schemas.microsoft.com/office/word/2016/wordml/cid" xmlns:w16="http://schemas.microsoft.com/office/word/2018/wordml" xmlns:w16se="http://schemas.microsoft.com/office/word/2015/wordml/symex" xmlns:wpg="http://schemas.microsoft.com/office/word/2010/wordprocessingGroup" xmlns:wpi="http://schemas.microsoft.com/office/word/2010/wordprocessingInk" xmlns:wne="http://schemas.microsoft.com/office/word/2006/wordml" xmlns:wps="http://schemas.microsoft.com/office/word/2010/wordprocessingShape" mc:Ignorable="w14 w15 w16se w16cid w16 w16cex wp14">
   <w:docParts>
     <w:docPart>
       <w:docPartPr>
@@ -2512,7 +2363,7 @@
 </file>
 
 <file path=word/glossary/fontTable.xml><?xml version="1.0" encoding="utf-8"?>
-<w:fonts xmlns:mc="http://schemas.openxmlformats.org/markup-compatibility/2006" xmlns:r="http://schemas.openxmlformats.org/officeDocument/2006/relationships" xmlns:w="http://schemas.openxmlformats.org/wordprocessingml/2006/main" xmlns:w14="http://schemas.microsoft.com/office/word/2010/wordml" xmlns:w15="http://schemas.microsoft.com/office/word/2012/wordml" xmlns:w16cid="http://schemas.microsoft.com/office/word/2016/wordml/cid" xmlns:w16se="http://schemas.microsoft.com/office/word/2015/wordml/symex" mc:Ignorable="w14 w15 w16se w16cid">
+<w:fonts xmlns:mc="http://schemas.openxmlformats.org/markup-compatibility/2006" xmlns:r="http://schemas.openxmlformats.org/officeDocument/2006/relationships" xmlns:w="http://schemas.openxmlformats.org/wordprocessingml/2006/main" xmlns:w14="http://schemas.microsoft.com/office/word/2010/wordml" xmlns:w15="http://schemas.microsoft.com/office/word/2012/wordml" xmlns:w16cex="http://schemas.microsoft.com/office/word/2018/wordml/cex" xmlns:w16cid="http://schemas.microsoft.com/office/word/2016/wordml/cid" xmlns:w16="http://schemas.microsoft.com/office/word/2018/wordml" xmlns:w16se="http://schemas.microsoft.com/office/word/2015/wordml/symex" mc:Ignorable="w14 w15 w16se w16cid w16 w16cex">
   <w:font w:name="Calibri">
     <w:panose1 w:val="020F0502020204030204"/>
     <w:charset w:val="00"/>
@@ -2545,7 +2396,7 @@
 </file>
 
 <file path=word/glossary/settings.xml><?xml version="1.0" encoding="utf-8"?>
-<w:settings xmlns:mc="http://schemas.openxmlformats.org/markup-compatibility/2006" xmlns:o="urn:schemas-microsoft-com:office:office" xmlns:r="http://schemas.openxmlformats.org/officeDocument/2006/relationships" xmlns:m="http://schemas.openxmlformats.org/officeDocument/2006/math" xmlns:v="urn:schemas-microsoft-com:vml" xmlns:w10="urn:schemas-microsoft-com:office:word" xmlns:w="http://schemas.openxmlformats.org/wordprocessingml/2006/main" xmlns:w14="http://schemas.microsoft.com/office/word/2010/wordml" xmlns:w15="http://schemas.microsoft.com/office/word/2012/wordml" xmlns:w16cid="http://schemas.microsoft.com/office/word/2016/wordml/cid" xmlns:w16se="http://schemas.microsoft.com/office/word/2015/wordml/symex" xmlns:sl="http://schemas.openxmlformats.org/schemaLibrary/2006/main" mc:Ignorable="w14 w15 w16se w16cid">
+<w:settings xmlns:mc="http://schemas.openxmlformats.org/markup-compatibility/2006" xmlns:o="urn:schemas-microsoft-com:office:office" xmlns:r="http://schemas.openxmlformats.org/officeDocument/2006/relationships" xmlns:m="http://schemas.openxmlformats.org/officeDocument/2006/math" xmlns:v="urn:schemas-microsoft-com:vml" xmlns:w10="urn:schemas-microsoft-com:office:word" xmlns:w="http://schemas.openxmlformats.org/wordprocessingml/2006/main" xmlns:w14="http://schemas.microsoft.com/office/word/2010/wordml" xmlns:w15="http://schemas.microsoft.com/office/word/2012/wordml" xmlns:w16cex="http://schemas.microsoft.com/office/word/2018/wordml/cex" xmlns:w16cid="http://schemas.microsoft.com/office/word/2016/wordml/cid" xmlns:w16="http://schemas.microsoft.com/office/word/2018/wordml" xmlns:w16se="http://schemas.microsoft.com/office/word/2015/wordml/symex" xmlns:sl="http://schemas.openxmlformats.org/schemaLibrary/2006/main" mc:Ignorable="w14 w15 w16se w16cid w16 w16cex">
   <w:view w:val="normal"/>
   <w:defaultTabStop w:val="1304"/>
   <w:hyphenationZone w:val="425"/>
@@ -2561,6 +2412,7 @@
   </w:compat>
   <w:rsids>
     <w:rsidRoot w:val="005324E5"/>
+    <w:rsid w:val="00143B4B"/>
     <w:rsid w:val="002846E3"/>
     <w:rsid w:val="00473982"/>
     <w:rsid w:val="005324E5"/>
@@ -2570,6 +2422,7 @@
     <w:rsid w:val="00D7081E"/>
     <w:rsid w:val="00D74164"/>
     <w:rsid w:val="00FB003F"/>
+    <w:rsid w:val="00FF4E64"/>
   </w:rsids>
   <m:mathPr>
     <m:mathFont m:val="Cambria Math"/>
@@ -2593,7 +2446,7 @@
 </file>
 
 <file path=word/glossary/styles.xml><?xml version="1.0" encoding="utf-8"?>
-<w:styles xmlns:mc="http://schemas.openxmlformats.org/markup-compatibility/2006" xmlns:r="http://schemas.openxmlformats.org/officeDocument/2006/relationships" xmlns:w="http://schemas.openxmlformats.org/wordprocessingml/2006/main" xmlns:w14="http://schemas.microsoft.com/office/word/2010/wordml" xmlns:w15="http://schemas.microsoft.com/office/word/2012/wordml" xmlns:w16cid="http://schemas.microsoft.com/office/word/2016/wordml/cid" xmlns:w16se="http://schemas.microsoft.com/office/word/2015/wordml/symex" mc:Ignorable="w14 w15 w16se w16cid">
+<w:styles xmlns:mc="http://schemas.openxmlformats.org/markup-compatibility/2006" xmlns:r="http://schemas.openxmlformats.org/officeDocument/2006/relationships" xmlns:w="http://schemas.openxmlformats.org/wordprocessingml/2006/main" xmlns:w14="http://schemas.microsoft.com/office/word/2010/wordml" xmlns:w15="http://schemas.microsoft.com/office/word/2012/wordml" xmlns:w16cex="http://schemas.microsoft.com/office/word/2018/wordml/cex" xmlns:w16cid="http://schemas.microsoft.com/office/word/2016/wordml/cid" xmlns:w16="http://schemas.microsoft.com/office/word/2018/wordml" xmlns:w16se="http://schemas.microsoft.com/office/word/2015/wordml/symex" mc:Ignorable="w14 w15 w16se w16cid w16 w16cex">
   <w:docDefaults>
     <w:rPrDefault>
       <w:rPr>
@@ -3032,7 +2885,7 @@
 </file>
 
 <file path=word/glossary/webSettings.xml><?xml version="1.0" encoding="utf-8"?>
-<w:webSettings xmlns:mc="http://schemas.openxmlformats.org/markup-compatibility/2006" xmlns:r="http://schemas.openxmlformats.org/officeDocument/2006/relationships" xmlns:w="http://schemas.openxmlformats.org/wordprocessingml/2006/main" xmlns:w14="http://schemas.microsoft.com/office/word/2010/wordml" xmlns:w15="http://schemas.microsoft.com/office/word/2012/wordml" xmlns:w16cid="http://schemas.microsoft.com/office/word/2016/wordml/cid" xmlns:w16se="http://schemas.microsoft.com/office/word/2015/wordml/symex" mc:Ignorable="w14 w15 w16se w16cid">
+<w:webSettings xmlns:mc="http://schemas.openxmlformats.org/markup-compatibility/2006" xmlns:r="http://schemas.openxmlformats.org/officeDocument/2006/relationships" xmlns:w="http://schemas.openxmlformats.org/wordprocessingml/2006/main" xmlns:w14="http://schemas.microsoft.com/office/word/2010/wordml" xmlns:w15="http://schemas.microsoft.com/office/word/2012/wordml" xmlns:w16cex="http://schemas.microsoft.com/office/word/2018/wordml/cex" xmlns:w16cid="http://schemas.microsoft.com/office/word/2016/wordml/cid" xmlns:w16="http://schemas.microsoft.com/office/word/2018/wordml" xmlns:w16se="http://schemas.microsoft.com/office/word/2015/wordml/symex" mc:Ignorable="w14 w15 w16se w16cid w16 w16cex">
   <w:optimizeForBrowser/>
   <w:allowPNG/>
 </w:webSettings>
@@ -3335,7 +3188,7 @@
 
 <file path=customXML/item2.xml>��< ? x m l   v e r s i o n = " 1 . 0 "   e n c o d i n g = " u t f - 1 6 " ? >   
- < N a v W o r d R e p o r t X m l P a r t   x m l n s = " u r n : m i c r o s o f t - d y n a m i c s - n a v / r e p o r t s / S V A   R e g u l a t i o n   I n d e k s   D e p o s i t / 5 0 0 3 0 / " > + < N a v W o r d R e p o r t X m l P a r t   x m l n s = " u r n : m i c r o s o f t - d y n a m i c s - n a v / r e p o r t s / S V A _ R e g u l a t i o n _ I n d e k s _ D e p o s i t / 5 0 0 3 0 / " >   
      < S V A _ R e g u l a t i o n s >   
@@ -3369,6 +3222,8 @@
  
          < O C o u n t r y > O C o u n t r y < / O C o u n t r y >   
+         < O l d I n d e k s D a t e > O l d I n d e k s D a t e < / O l d I n d e k s D a t e > + 
          < O N a m e 1 > O N a m e 1 < / O N a m e 1 >   
          < O N a m e 2 > O N a m e 2 < / O N a m e 2 > @@ -3415,13 +3270,29 @@
  
      < C o m p a n y _ I n f o r m a t i o n >   
-         < C A d d r e s s > C A d d r e s s < / C A d d r e s s > - 
-         < C C i t y > C C i t y < / C C i t y > - 
-         < C N a m e > C N a m e < / C N a m e > - 
-         < C P o s t C o d e > C P o s t C o d e < / C P o s t C o d e > +         < C o m p a n y A d d r e s s 1 > C o m p a n y A d d r e s s 1 < / C o m p a n y A d d r e s s 1 > + 
+         < C o m p a n y A d d r e s s 2 > C o m p a n y A d d r e s s 2 < / C o m p a n y A d d r e s s 2 > + 
+         < C o m p a n y A d d r e s s 3 > C o m p a n y A d d r e s s 3 < / C o m p a n y A d d r e s s 3 > + 
+         < C o m p a n y H o m e P a g e > C o m p a n y H o m e P a g e < / C o m p a n y H o m e P a g e > + 
+         < C o m p a n y P h o n e N o > C o m p a n y P h o n e N o < / C o m p a n y P h o n e N o > + 
+         < C o m p a n y P i c t u r e > C o m p a n y P i c t u r e < / C o m p a n y P i c t u r e > + 
+         < C o m p a n y V a t R e g N o > C o m p a n y V a t R e g N o < / C o m p a n y V a t R e g N o > + 
+         < U s e r E m a i l > U s e r E m a i l < / U s e r E m a i l > + 
+         < U s e r N a m e > U s e r N a m e < / U s e r N a m e > + 
+         < U s e r P h o n e > U s e r P h o n e < / U s e r P h o n e > + 
+         < U s e r T e x t > U s e r T e x t < / U s e r T e x t > + 
+         < V a t T e x t > V a t T e x t < / V a t T e x t >   
      < / C o m p a n y _ I n f o r m a t i o n >   
